--- a/pages/opportunities/260303/flyer-junior-2026.docx
+++ b/pages/opportunities/260303/flyer-junior-2026.docx
@@ -5,1449 +5,72 @@
     <w:p>
       <w:r>
         <w:rPr>
-          <w:rFonts w:ascii="Times New Roman" w:hAnsi="Times New Roman" w:cs="Times New Roman"/>
           <w:noProof/>
-          <w:sz w:val="24"/>
-          <w:szCs w:val="24"/>
-          <w:lang w:val="en-US"/>
         </w:rPr>
-        <mc:AlternateContent>
-          <mc:Choice Requires="wps">
-            <w:drawing>
-              <wp:anchor distT="45720" distB="45720" distL="114300" distR="114300" simplePos="0" relativeHeight="251658256" behindDoc="0" locked="0" layoutInCell="1" allowOverlap="1" wp14:anchorId="7E12A3AE" wp14:editId="4F6D593F">
-                <wp:simplePos x="0" y="0"/>
-                <wp:positionH relativeFrom="margin">
-                  <wp:posOffset>-685800</wp:posOffset>
-                </wp:positionH>
-                <wp:positionV relativeFrom="paragraph">
-                  <wp:posOffset>7279640</wp:posOffset>
-                </wp:positionV>
-                <wp:extent cx="7233920" cy="2314575"/>
-                <wp:effectExtent l="0" t="0" r="0" b="0"/>
-                <wp:wrapThrough wrapText="bothSides">
-                  <wp:wrapPolygon edited="0">
-                    <wp:start x="171" y="0"/>
-                    <wp:lineTo x="171" y="21333"/>
-                    <wp:lineTo x="21388" y="21333"/>
-                    <wp:lineTo x="21388" y="0"/>
-                    <wp:lineTo x="171" y="0"/>
-                  </wp:wrapPolygon>
-                </wp:wrapThrough>
-                <wp:docPr id="1182478205" name="Text Box 2"/>
-                <wp:cNvGraphicFramePr>
-                  <a:graphicFrameLocks xmlns:a="http://schemas.openxmlformats.org/drawingml/2006/main"/>
-                </wp:cNvGraphicFramePr>
-                <a:graphic xmlns:a="http://schemas.openxmlformats.org/drawingml/2006/main">
-                  <a:graphicData uri="http://schemas.microsoft.com/office/word/2010/wordprocessingShape">
-                    <wps:wsp>
-                      <wps:cNvSpPr txBox="1">
-                        <a:spLocks noChangeArrowheads="1"/>
-                      </wps:cNvSpPr>
-                      <wps:spPr bwMode="auto">
-                        <a:xfrm>
-                          <a:off x="0" y="0"/>
-                          <a:ext cx="7233920" cy="2314575"/>
-                        </a:xfrm>
-                        <a:prstGeom prst="rect">
-                          <a:avLst/>
-                        </a:prstGeom>
-                        <a:noFill/>
-                        <a:ln w="9525">
-                          <a:noFill/>
-                          <a:miter lim="800000"/>
-                          <a:headEnd/>
-                          <a:tailEnd/>
-                        </a:ln>
-                      </wps:spPr>
-                      <wps:txbx>
-                        <w:txbxContent>
-                          <w:p>
-                            <w:pPr>
-                              <w:rPr>
-                                <w:rFonts w:ascii="Cambria" w:hAnsi="Cambria"/>
-                                <w:b/>
-                                <w:color w:val="002060"/>
-                                <w:sz w:val="24"/>
-                                <w:szCs w:val="24"/>
-                              </w:rPr>
-                            </w:pPr>
-                            <w:r>
-                              <w:rPr>
-                                <w:rFonts w:ascii="Cambria" w:hAnsi="Cambria"/>
-                                <w:b/>
-                                <w:color w:val="002060"/>
-                                <w:sz w:val="24"/>
-                                <w:szCs w:val="24"/>
-                              </w:rPr>
-                              <w:t>Inscrição:</w:t>
-                            </w:r>
-                          </w:p>
-                          <w:p>
-                            <w:pPr>
-                              <w:jc w:val="both"/>
-                              <w:rPr>
-                                <w:rFonts w:ascii="Cambria" w:hAnsi="Cambria"/>
-                                <w:color w:val="002060"/>
-                              </w:rPr>
-                            </w:pPr>
-                            <w:r>
-                              <w:rPr>
-                                <w:rFonts w:ascii="Cambria" w:hAnsi="Cambria"/>
-                                <w:color w:val="002060"/>
-                              </w:rPr>
-                              <w:t xml:space="preserve">Os interessados devem enviar, até o dia </w:t>
-                            </w:r>
-                            <w:r>
-                              <w:rPr>
-                                <w:rFonts w:ascii="Cambria" w:hAnsi="Cambria"/>
-                                <w:color w:val="002060"/>
-                              </w:rPr>
-                              <w:t>20</w:t>
-                            </w:r>
-                            <w:r>
-                              <w:rPr>
-                                <w:rFonts w:ascii="Cambria" w:hAnsi="Cambria"/>
-                                <w:color w:val="002060"/>
-                              </w:rPr>
-                              <w:t xml:space="preserve"> de dezembro (</w:t>
-                            </w:r>
-                            <w:r>
-                              <w:rPr>
-                                <w:rFonts w:ascii="Cambria" w:hAnsi="Cambria"/>
-                                <w:color w:val="002060"/>
-                              </w:rPr>
-                              <w:t>sábado</w:t>
-                            </w:r>
-                            <w:r>
-                              <w:rPr>
-                                <w:rFonts w:ascii="Cambria" w:hAnsi="Cambria"/>
-                                <w:color w:val="002060"/>
-                              </w:rPr>
-                              <w:t xml:space="preserve">), um e-mail para </w:t>
-                            </w:r>
-                            <w:hyperlink r:id="rId11" w:history="1">
-                              <w:r>
-                                <w:rPr>
-                                  <w:rStyle w:val="Hyperlink"/>
-                                  <w:rFonts w:ascii="Cambria" w:hAnsi="Cambria"/>
-                                </w:rPr>
-                                <w:t>rafael.bueno@ufpr.br</w:t>
-                              </w:r>
-                            </w:hyperlink>
-                            <w:r>
-                              <w:rPr>
-                                <w:rFonts w:ascii="Cambria" w:hAnsi="Cambria"/>
-                                <w:color w:val="002060"/>
-                              </w:rPr>
-                              <w:t xml:space="preserve"> com o assunto: "IC JÚNIOR – Nome do Candidato". No corpo do e-mail, deve constar uma breve apresentação, e, em anexo, um currículo simplificado (incluindo o nome e local do colégio em que estuda), o boletim escolar d</w:t>
-                            </w:r>
-                            <w:r>
-                              <w:rPr>
-                                <w:rFonts w:ascii="Cambria" w:hAnsi="Cambria"/>
-                                <w:color w:val="002060"/>
-                              </w:rPr>
-                              <w:t xml:space="preserve">o último ano </w:t>
-                            </w:r>
-                            <w:r>
-                              <w:rPr>
-                                <w:rFonts w:ascii="Cambria" w:hAnsi="Cambria"/>
-                                <w:color w:val="002060"/>
-                              </w:rPr>
-                              <w:t>(</w:t>
-                            </w:r>
-                            <w:r>
-                              <w:rPr>
-                                <w:rFonts w:ascii="Cambria" w:hAnsi="Cambria"/>
-                                <w:color w:val="002060"/>
-                              </w:rPr>
-                              <w:t>qualquer documento mostrando as notas mais recentes possíveis</w:t>
-                            </w:r>
-                            <w:r>
-                              <w:rPr>
-                                <w:rFonts w:ascii="Cambria" w:hAnsi="Cambria"/>
-                                <w:color w:val="002060"/>
-                              </w:rPr>
-                              <w:t>)</w:t>
-                            </w:r>
-                            <w:r>
-                              <w:rPr>
-                                <w:rFonts w:ascii="Cambria" w:hAnsi="Cambria"/>
-                                <w:color w:val="002060"/>
-                              </w:rPr>
-                              <w:t xml:space="preserve"> e a disponibilidade de horários para cumprir as 10 horas semanais exigidas. As atividades estão previstas para iniciar em </w:t>
-                            </w:r>
-                            <w:r>
-                              <w:rPr>
-                                <w:rFonts w:ascii="Cambria" w:hAnsi="Cambria"/>
-                                <w:color w:val="002060"/>
-                              </w:rPr>
-                              <w:t>abril.</w:t>
-                            </w:r>
-                          </w:p>
-                          <w:p>
-                            <w:pPr>
-                              <w:jc w:val="center"/>
-                              <w:rPr>
-                                <w:rFonts w:ascii="Cambria" w:hAnsi="Cambria"/>
-                                <w:b/>
-                                <w:bCs/>
-                                <w:color w:val="002060"/>
-                              </w:rPr>
-                            </w:pPr>
-                            <w:r>
-                              <w:rPr>
-                                <w:rFonts w:ascii="Cambria" w:hAnsi="Cambria"/>
-                                <w:b/>
-                                <w:bCs/>
-                                <w:color w:val="002060"/>
-                              </w:rPr>
-                              <w:t>Os candidatos pré-selecionados serão convocados para a etapa de entrevista, que será realizada de forma remota entre os dias 23/03 e 28/03.</w:t>
-                            </w:r>
-                            <w:r>
-                              <w:rPr>
-                                <w:rFonts w:ascii="Cambria" w:hAnsi="Cambria"/>
-                                <w:b/>
-                                <w:bCs/>
-                                <w:color w:val="002060"/>
-                              </w:rPr>
-                              <w:t xml:space="preserve"> </w:t>
-                            </w:r>
-                            <w:r>
-                              <w:rPr>
-                                <w:rFonts w:ascii="Cambria" w:hAnsi="Cambria"/>
-                                <w:b/>
-                                <w:bCs/>
-                                <w:color w:val="002060"/>
-                              </w:rPr>
-                              <w:t xml:space="preserve">O </w:t>
-                            </w:r>
-                            <w:r>
-                              <w:rPr>
-                                <w:rFonts w:ascii="Cambria" w:hAnsi="Cambria"/>
-                                <w:b/>
-                                <w:bCs/>
-                                <w:color w:val="002060"/>
-                              </w:rPr>
-                              <w:t>resultado</w:t>
-                            </w:r>
-                            <w:r>
-                              <w:rPr>
-                                <w:rFonts w:ascii="Cambria" w:hAnsi="Cambria"/>
-                                <w:b/>
-                                <w:bCs/>
-                                <w:color w:val="002060"/>
-                              </w:rPr>
-                              <w:t xml:space="preserve"> será divulgado em edital no dia 29/03.</w:t>
-                            </w:r>
-                          </w:p>
-                          <w:p>
-                            <w:pPr>
-                              <w:jc w:val="center"/>
-                              <w:rPr>
-                                <w:rStyle w:val="Hyperlink"/>
-                                <w:rFonts w:ascii="Cambria" w:hAnsi="Cambria"/>
-                                <w:b/>
-                                <w:bCs/>
-                                <w:color w:val="002060"/>
-                              </w:rPr>
-                            </w:pPr>
-                            <w:r>
-                              <w:rPr>
-                                <w:rFonts w:ascii="Cambria" w:hAnsi="Cambria"/>
-                                <w:b/>
-                                <w:bCs/>
-                                <w:color w:val="002060"/>
-                              </w:rPr>
-                              <w:t>Todas as informações, incluindo o resultado, estarão disponíveis em:</w:t>
-                            </w:r>
-                            <w:r>
-                              <w:rPr>
-                                <w:rFonts w:ascii="Cambria" w:hAnsi="Cambria"/>
-                                <w:b/>
-                                <w:bCs/>
-                                <w:color w:val="002060"/>
-                              </w:rPr>
-                              <w:br/>
-                            </w:r>
-                            <w:hyperlink r:id="rId12" w:tgtFrame="_new" w:history="1">
-                              <w:r>
-                                <w:rPr>
-                                  <w:rStyle w:val="Hyperlink"/>
-                                  <w:rFonts w:ascii="Cambria" w:hAnsi="Cambria"/>
-                                  <w:b/>
-                                  <w:bCs/>
-                                  <w:color w:val="002060"/>
-                                </w:rPr>
-                                <w:t>https://buenorc.github.io/pages/opportunities.html</w:t>
-                              </w:r>
-                            </w:hyperlink>
-                          </w:p>
-                          <w:p>
-                            <w:pPr>
-                              <w:jc w:val="both"/>
-                              <w:rPr>
-                                <w:rStyle w:val="Hyperlink"/>
-                                <w:rFonts w:ascii="Cambria" w:hAnsi="Cambria"/>
-                                <w:color w:val="002060"/>
-                              </w:rPr>
-                            </w:pPr>
-                          </w:p>
-                          <w:p>
-                            <w:pPr>
-                              <w:jc w:val="both"/>
-                              <w:rPr>
-                                <w:rStyle w:val="Hyperlink"/>
-                                <w:rFonts w:ascii="Cambria" w:hAnsi="Cambria"/>
-                                <w:color w:val="002060"/>
-                              </w:rPr>
-                            </w:pPr>
-                          </w:p>
-                          <w:p>
-                            <w:pPr>
-                              <w:jc w:val="both"/>
-                              <w:rPr>
-                                <w:rStyle w:val="Hyperlink"/>
-                                <w:rFonts w:ascii="Cambria" w:hAnsi="Cambria"/>
-                                <w:color w:val="002060"/>
-                              </w:rPr>
-                            </w:pPr>
-                          </w:p>
-                          <w:p>
-                            <w:pPr>
-                              <w:jc w:val="both"/>
-                              <w:rPr>
-                                <w:rStyle w:val="Hyperlink"/>
-                                <w:rFonts w:ascii="Cambria" w:hAnsi="Cambria"/>
-                                <w:color w:val="002060"/>
-                              </w:rPr>
-                            </w:pPr>
-                          </w:p>
-                          <w:p>
-                            <w:pPr>
-                              <w:jc w:val="both"/>
-                              <w:rPr>
-                                <w:rStyle w:val="Hyperlink"/>
-                                <w:rFonts w:ascii="Cambria" w:hAnsi="Cambria"/>
-                                <w:color w:val="002060"/>
-                              </w:rPr>
-                            </w:pPr>
-                          </w:p>
-                          <w:p>
-                            <w:pPr>
-                              <w:jc w:val="both"/>
-                              <w:rPr>
-                                <w:rStyle w:val="Hyperlink"/>
-                                <w:rFonts w:ascii="Cambria" w:hAnsi="Cambria"/>
-                                <w:color w:val="002060"/>
-                              </w:rPr>
-                            </w:pPr>
-                          </w:p>
-                          <w:p>
-                            <w:pPr>
-                              <w:jc w:val="both"/>
-                              <w:rPr>
-                                <w:rStyle w:val="Hyperlink"/>
-                                <w:rFonts w:ascii="Cambria" w:hAnsi="Cambria"/>
-                                <w:color w:val="002060"/>
-                              </w:rPr>
-                            </w:pPr>
-                          </w:p>
-                          <w:p>
-                            <w:pPr>
-                              <w:jc w:val="both"/>
-                              <w:rPr>
-                                <w:rStyle w:val="Hyperlink"/>
-                                <w:rFonts w:ascii="Cambria" w:hAnsi="Cambria"/>
-                                <w:color w:val="002060"/>
-                              </w:rPr>
-                            </w:pPr>
-                          </w:p>
-                          <w:p>
-                            <w:pPr>
-                              <w:jc w:val="both"/>
-                              <w:rPr>
-                                <w:rFonts w:ascii="Cambria" w:hAnsi="Cambria"/>
-                                <w:color w:val="002060"/>
-                              </w:rPr>
-                            </w:pPr>
-                          </w:p>
-                          <w:p>
-                            <w:pPr>
-                              <w:jc w:val="both"/>
-                              <w:rPr>
-                                <w:rFonts w:ascii="Cambria" w:hAnsi="Cambria"/>
-                                <w:color w:val="002060"/>
-                                <w:sz w:val="24"/>
-                                <w:szCs w:val="24"/>
-                              </w:rPr>
-                            </w:pPr>
-                          </w:p>
-                        </w:txbxContent>
-                      </wps:txbx>
-                      <wps:bodyPr rot="0" vertOverflow="clip" horzOverflow="clip" vert="horz" wrap="square" lIns="91440" tIns="45720" rIns="91440" bIns="45720" anchor="t" anchorCtr="0">
-                        <a:noAutofit/>
-                      </wps:bodyPr>
-                    </wps:wsp>
-                  </a:graphicData>
-                </a:graphic>
-                <wp14:sizeRelH relativeFrom="margin">
-                  <wp14:pctWidth>0</wp14:pctWidth>
-                </wp14:sizeRelH>
-                <wp14:sizeRelV relativeFrom="margin">
-                  <wp14:pctHeight>0</wp14:pctHeight>
-                </wp14:sizeRelV>
-              </wp:anchor>
-            </w:drawing>
-          </mc:Choice>
-          <mc:Fallback>
-            <w:pict>
-              <v:shapetype w14:anchorId="7E12A3AE" id="_x0000_t202" coordsize="21600,21600" o:spt="202" path="m,l,21600r21600,l21600,xe">
-                <v:stroke joinstyle="miter"/>
-                <v:path gradientshapeok="t" o:connecttype="rect"/>
-              </v:shapetype>
-              <v:shape id="Text Box 2" o:spid="_x0000_s1026" type="#_x0000_t202" style="position:absolute;margin-left:-54pt;margin-top:573.2pt;width:569.6pt;height:182.25pt;z-index:251658256;visibility:visible;mso-wrap-style:square;mso-width-percent:0;mso-height-percent:0;mso-wrap-distance-left:9pt;mso-wrap-distance-top:3.6pt;mso-wrap-distance-right:9pt;mso-wrap-distance-bottom:3.6pt;mso-position-horizontal:absolute;mso-position-horizontal-relative:margin;mso-position-vertical:absolute;mso-position-vertical-relative:text;mso-width-percent:0;mso-height-percent:0;mso-width-relative:margin;mso-height-relative:margin;v-text-anchor:top" o:gfxdata="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" filled="f" stroked="f">
-                <v:textbox>
-                  <w:txbxContent>
-                    <w:p>
-                      <w:pPr>
-                        <w:rPr>
-                          <w:rFonts w:ascii="Cambria" w:hAnsi="Cambria"/>
-                          <w:b/>
-                          <w:color w:val="002060"/>
-                          <w:sz w:val="24"/>
-                          <w:szCs w:val="24"/>
-                        </w:rPr>
-                      </w:pPr>
-                      <w:r>
-                        <w:rPr>
-                          <w:rFonts w:ascii="Cambria" w:hAnsi="Cambria"/>
-                          <w:b/>
-                          <w:color w:val="002060"/>
-                          <w:sz w:val="24"/>
-                          <w:szCs w:val="24"/>
-                        </w:rPr>
-                        <w:t>Inscrição:</w:t>
-                      </w:r>
-                    </w:p>
-                    <w:p>
-                      <w:pPr>
-                        <w:jc w:val="both"/>
-                        <w:rPr>
-                          <w:rFonts w:ascii="Cambria" w:hAnsi="Cambria"/>
-                          <w:color w:val="002060"/>
-                        </w:rPr>
-                      </w:pPr>
-                      <w:r>
-                        <w:rPr>
-                          <w:rFonts w:ascii="Cambria" w:hAnsi="Cambria"/>
-                          <w:color w:val="002060"/>
-                        </w:rPr>
-                        <w:t xml:space="preserve">Os interessados devem enviar, até o dia </w:t>
-                      </w:r>
-                      <w:r>
-                        <w:rPr>
-                          <w:rFonts w:ascii="Cambria" w:hAnsi="Cambria"/>
-                          <w:color w:val="002060"/>
-                        </w:rPr>
-                        <w:t>20</w:t>
-                      </w:r>
-                      <w:r>
-                        <w:rPr>
-                          <w:rFonts w:ascii="Cambria" w:hAnsi="Cambria"/>
-                          <w:color w:val="002060"/>
-                        </w:rPr>
-                        <w:t xml:space="preserve"> de dezembro (</w:t>
-                      </w:r>
-                      <w:r>
-                        <w:rPr>
-                          <w:rFonts w:ascii="Cambria" w:hAnsi="Cambria"/>
-                          <w:color w:val="002060"/>
-                        </w:rPr>
-                        <w:t>sábado</w:t>
-                      </w:r>
-                      <w:r>
-                        <w:rPr>
-                          <w:rFonts w:ascii="Cambria" w:hAnsi="Cambria"/>
-                          <w:color w:val="002060"/>
-                        </w:rPr>
-                        <w:t xml:space="preserve">), um e-mail para </w:t>
-                      </w:r>
-                      <w:hyperlink r:id="rId13" w:history="1">
-                        <w:r>
-                          <w:rPr>
-                            <w:rStyle w:val="Hyperlink"/>
-                            <w:rFonts w:ascii="Cambria" w:hAnsi="Cambria"/>
-                          </w:rPr>
-                          <w:t>rafael.bueno@ufpr.br</w:t>
-                        </w:r>
-                      </w:hyperlink>
-                      <w:r>
-                        <w:rPr>
-                          <w:rFonts w:ascii="Cambria" w:hAnsi="Cambria"/>
-                          <w:color w:val="002060"/>
-                        </w:rPr>
-                        <w:t xml:space="preserve"> com o assunto: "IC JÚNIOR – Nome do Candidato". No corpo do e-mail, deve constar uma breve apresentação, e, em anexo, um currículo simplificado (incluindo o nome e local do colégio em que estuda), o boletim escolar d</w:t>
-                      </w:r>
-                      <w:r>
-                        <w:rPr>
-                          <w:rFonts w:ascii="Cambria" w:hAnsi="Cambria"/>
-                          <w:color w:val="002060"/>
-                        </w:rPr>
-                        <w:t xml:space="preserve">o último ano </w:t>
-                      </w:r>
-                      <w:r>
-                        <w:rPr>
-                          <w:rFonts w:ascii="Cambria" w:hAnsi="Cambria"/>
-                          <w:color w:val="002060"/>
-                        </w:rPr>
-                        <w:t>(</w:t>
-                      </w:r>
-                      <w:r>
-                        <w:rPr>
-                          <w:rFonts w:ascii="Cambria" w:hAnsi="Cambria"/>
-                          <w:color w:val="002060"/>
-                        </w:rPr>
-                        <w:t>qualquer documento mostrando as notas mais recentes possíveis</w:t>
-                      </w:r>
-                      <w:r>
-                        <w:rPr>
-                          <w:rFonts w:ascii="Cambria" w:hAnsi="Cambria"/>
-                          <w:color w:val="002060"/>
-                        </w:rPr>
-                        <w:t>)</w:t>
-                      </w:r>
-                      <w:r>
-                        <w:rPr>
-                          <w:rFonts w:ascii="Cambria" w:hAnsi="Cambria"/>
-                          <w:color w:val="002060"/>
-                        </w:rPr>
-                        <w:t xml:space="preserve"> e a disponibilidade de horários para cumprir as 10 horas semanais exigidas. As atividades estão previstas para iniciar em </w:t>
-                      </w:r>
-                      <w:r>
-                        <w:rPr>
-                          <w:rFonts w:ascii="Cambria" w:hAnsi="Cambria"/>
-                          <w:color w:val="002060"/>
-                        </w:rPr>
-                        <w:t>abril.</w:t>
-                      </w:r>
-                    </w:p>
-                    <w:p>
-                      <w:pPr>
-                        <w:jc w:val="center"/>
-                        <w:rPr>
-                          <w:rFonts w:ascii="Cambria" w:hAnsi="Cambria"/>
-                          <w:b/>
-                          <w:bCs/>
-                          <w:color w:val="002060"/>
-                        </w:rPr>
-                      </w:pPr>
-                      <w:r>
-                        <w:rPr>
-                          <w:rFonts w:ascii="Cambria" w:hAnsi="Cambria"/>
-                          <w:b/>
-                          <w:bCs/>
-                          <w:color w:val="002060"/>
-                        </w:rPr>
-                        <w:t>Os candidatos pré-selecionados serão convocados para a etapa de entrevista, que será realizada de forma remota entre os dias 23/03 e 28/03.</w:t>
-                      </w:r>
-                      <w:r>
-                        <w:rPr>
-                          <w:rFonts w:ascii="Cambria" w:hAnsi="Cambria"/>
-                          <w:b/>
-                          <w:bCs/>
-                          <w:color w:val="002060"/>
-                        </w:rPr>
-                        <w:t xml:space="preserve"> </w:t>
-                      </w:r>
-                      <w:r>
-                        <w:rPr>
-                          <w:rFonts w:ascii="Cambria" w:hAnsi="Cambria"/>
-                          <w:b/>
-                          <w:bCs/>
-                          <w:color w:val="002060"/>
-                        </w:rPr>
-                        <w:t xml:space="preserve">O </w:t>
-                      </w:r>
-                      <w:r>
-                        <w:rPr>
-                          <w:rFonts w:ascii="Cambria" w:hAnsi="Cambria"/>
-                          <w:b/>
-                          <w:bCs/>
-                          <w:color w:val="002060"/>
-                        </w:rPr>
-                        <w:t>resultado</w:t>
-                      </w:r>
-                      <w:r>
-                        <w:rPr>
-                          <w:rFonts w:ascii="Cambria" w:hAnsi="Cambria"/>
-                          <w:b/>
-                          <w:bCs/>
-                          <w:color w:val="002060"/>
-                        </w:rPr>
-                        <w:t xml:space="preserve"> será divulgado em edital no dia 29/03.</w:t>
-                      </w:r>
-                    </w:p>
-                    <w:p>
-                      <w:pPr>
-                        <w:jc w:val="center"/>
-                        <w:rPr>
-                          <w:rStyle w:val="Hyperlink"/>
-                          <w:rFonts w:ascii="Cambria" w:hAnsi="Cambria"/>
-                          <w:b/>
-                          <w:bCs/>
-                          <w:color w:val="002060"/>
-                        </w:rPr>
-                      </w:pPr>
-                      <w:r>
-                        <w:rPr>
-                          <w:rFonts w:ascii="Cambria" w:hAnsi="Cambria"/>
-                          <w:b/>
-                          <w:bCs/>
-                          <w:color w:val="002060"/>
-                        </w:rPr>
-                        <w:t>Todas as informações, incluindo o resultado, estarão disponíveis em:</w:t>
-                      </w:r>
-                      <w:r>
-                        <w:rPr>
-                          <w:rFonts w:ascii="Cambria" w:hAnsi="Cambria"/>
-                          <w:b/>
-                          <w:bCs/>
-                          <w:color w:val="002060"/>
-                        </w:rPr>
-                        <w:br/>
-                      </w:r>
-                      <w:hyperlink r:id="rId14" w:tgtFrame="_new" w:history="1">
-                        <w:r>
-                          <w:rPr>
-                            <w:rStyle w:val="Hyperlink"/>
-                            <w:rFonts w:ascii="Cambria" w:hAnsi="Cambria"/>
-                            <w:b/>
-                            <w:bCs/>
-                            <w:color w:val="002060"/>
-                          </w:rPr>
-                          <w:t>https://buenorc.github.io/pages/opportunities.html</w:t>
-                        </w:r>
-                      </w:hyperlink>
-                    </w:p>
-                    <w:p>
-                      <w:pPr>
-                        <w:jc w:val="both"/>
-                        <w:rPr>
-                          <w:rStyle w:val="Hyperlink"/>
-                          <w:rFonts w:ascii="Cambria" w:hAnsi="Cambria"/>
-                          <w:color w:val="002060"/>
-                        </w:rPr>
-                      </w:pPr>
-                    </w:p>
-                    <w:p>
-                      <w:pPr>
-                        <w:jc w:val="both"/>
-                        <w:rPr>
-                          <w:rStyle w:val="Hyperlink"/>
-                          <w:rFonts w:ascii="Cambria" w:hAnsi="Cambria"/>
-                          <w:color w:val="002060"/>
-                        </w:rPr>
-                      </w:pPr>
-                    </w:p>
-                    <w:p>
-                      <w:pPr>
-                        <w:jc w:val="both"/>
-                        <w:rPr>
-                          <w:rStyle w:val="Hyperlink"/>
-                          <w:rFonts w:ascii="Cambria" w:hAnsi="Cambria"/>
-                          <w:color w:val="002060"/>
-                        </w:rPr>
-                      </w:pPr>
-                    </w:p>
-                    <w:p>
-                      <w:pPr>
-                        <w:jc w:val="both"/>
-                        <w:rPr>
-                          <w:rStyle w:val="Hyperlink"/>
-                          <w:rFonts w:ascii="Cambria" w:hAnsi="Cambria"/>
-                          <w:color w:val="002060"/>
-                        </w:rPr>
-                      </w:pPr>
-                    </w:p>
-                    <w:p>
-                      <w:pPr>
-                        <w:jc w:val="both"/>
-                        <w:rPr>
-                          <w:rStyle w:val="Hyperlink"/>
-                          <w:rFonts w:ascii="Cambria" w:hAnsi="Cambria"/>
-                          <w:color w:val="002060"/>
-                        </w:rPr>
-                      </w:pPr>
-                    </w:p>
-                    <w:p>
-                      <w:pPr>
-                        <w:jc w:val="both"/>
-                        <w:rPr>
-                          <w:rStyle w:val="Hyperlink"/>
-                          <w:rFonts w:ascii="Cambria" w:hAnsi="Cambria"/>
-                          <w:color w:val="002060"/>
-                        </w:rPr>
-                      </w:pPr>
-                    </w:p>
-                    <w:p>
-                      <w:pPr>
-                        <w:jc w:val="both"/>
-                        <w:rPr>
-                          <w:rStyle w:val="Hyperlink"/>
-                          <w:rFonts w:ascii="Cambria" w:hAnsi="Cambria"/>
-                          <w:color w:val="002060"/>
-                        </w:rPr>
-                      </w:pPr>
-                    </w:p>
-                    <w:p>
-                      <w:pPr>
-                        <w:jc w:val="both"/>
-                        <w:rPr>
-                          <w:rStyle w:val="Hyperlink"/>
-                          <w:rFonts w:ascii="Cambria" w:hAnsi="Cambria"/>
-                          <w:color w:val="002060"/>
-                        </w:rPr>
-                      </w:pPr>
-                    </w:p>
-                    <w:p>
-                      <w:pPr>
-                        <w:jc w:val="both"/>
-                        <w:rPr>
-                          <w:rFonts w:ascii="Cambria" w:hAnsi="Cambria"/>
-                          <w:color w:val="002060"/>
-                        </w:rPr>
-                      </w:pPr>
-                    </w:p>
-                    <w:p>
-                      <w:pPr>
-                        <w:jc w:val="both"/>
-                        <w:rPr>
-                          <w:rFonts w:ascii="Cambria" w:hAnsi="Cambria"/>
-                          <w:color w:val="002060"/>
-                          <w:sz w:val="24"/>
-                          <w:szCs w:val="24"/>
-                        </w:rPr>
-                      </w:pPr>
-                    </w:p>
-                  </w:txbxContent>
-                </v:textbox>
-                <w10:wrap type="through" anchorx="margin"/>
-              </v:shape>
-            </w:pict>
-          </mc:Fallback>
-        </mc:AlternateContent>
-      </w:r>
-      <w:r>
-        <w:rPr>
-          <w:rFonts w:ascii="Times New Roman" w:hAnsi="Times New Roman" w:cs="Times New Roman"/>
-          <w:noProof/>
-          <w:sz w:val="24"/>
-          <w:szCs w:val="24"/>
-          <w:lang w:val="en-US"/>
-        </w:rPr>
-        <mc:AlternateContent>
-          <mc:Choice Requires="wps">
-            <w:drawing>
-              <wp:anchor distT="45720" distB="45720" distL="114300" distR="114300" simplePos="0" relativeHeight="251658258" behindDoc="0" locked="0" layoutInCell="1" allowOverlap="1" wp14:anchorId="34CF1C07" wp14:editId="4BF537BA">
-                <wp:simplePos x="0" y="0"/>
-                <wp:positionH relativeFrom="margin">
-                  <wp:posOffset>-695325</wp:posOffset>
-                </wp:positionH>
-                <wp:positionV relativeFrom="paragraph">
-                  <wp:posOffset>6211570</wp:posOffset>
-                </wp:positionV>
-                <wp:extent cx="7233920" cy="1294130"/>
-                <wp:effectExtent l="0" t="0" r="0" b="1270"/>
-                <wp:wrapThrough wrapText="bothSides">
-                  <wp:wrapPolygon edited="0">
-                    <wp:start x="171" y="0"/>
-                    <wp:lineTo x="171" y="21303"/>
-                    <wp:lineTo x="21388" y="21303"/>
-                    <wp:lineTo x="21388" y="0"/>
-                    <wp:lineTo x="171" y="0"/>
-                  </wp:wrapPolygon>
-                </wp:wrapThrough>
-                <wp:docPr id="2042170408" name="Text Box 2"/>
-                <wp:cNvGraphicFramePr>
-                  <a:graphicFrameLocks xmlns:a="http://schemas.openxmlformats.org/drawingml/2006/main"/>
-                </wp:cNvGraphicFramePr>
-                <a:graphic xmlns:a="http://schemas.openxmlformats.org/drawingml/2006/main">
-                  <a:graphicData uri="http://schemas.microsoft.com/office/word/2010/wordprocessingShape">
-                    <wps:wsp>
-                      <wps:cNvSpPr txBox="1">
-                        <a:spLocks noChangeArrowheads="1"/>
-                      </wps:cNvSpPr>
-                      <wps:spPr bwMode="auto">
-                        <a:xfrm>
-                          <a:off x="0" y="0"/>
-                          <a:ext cx="7233920" cy="1294130"/>
-                        </a:xfrm>
-                        <a:prstGeom prst="rect">
-                          <a:avLst/>
-                        </a:prstGeom>
-                        <a:noFill/>
-                        <a:ln w="9525">
-                          <a:noFill/>
-                          <a:miter lim="800000"/>
-                          <a:headEnd/>
-                          <a:tailEnd/>
-                        </a:ln>
-                      </wps:spPr>
-                      <wps:txbx>
-                        <w:txbxContent>
-                          <w:p>
-                            <w:pPr>
-                              <w:rPr>
-                                <w:rFonts w:ascii="Cambria" w:hAnsi="Cambria"/>
-                                <w:b/>
-                                <w:color w:val="002060"/>
-                                <w:sz w:val="24"/>
-                                <w:szCs w:val="24"/>
-                              </w:rPr>
-                            </w:pPr>
-                            <w:r>
-                              <w:rPr>
-                                <w:rFonts w:ascii="Cambria" w:hAnsi="Cambria"/>
-                                <w:b/>
-                                <w:color w:val="002060"/>
-                                <w:sz w:val="24"/>
-                                <w:szCs w:val="24"/>
-                              </w:rPr>
-                              <w:t>Bolsa e local</w:t>
-                            </w:r>
-                            <w:r>
-                              <w:rPr>
-                                <w:rFonts w:ascii="Cambria" w:hAnsi="Cambria"/>
-                                <w:b/>
-                                <w:color w:val="002060"/>
-                                <w:sz w:val="24"/>
-                                <w:szCs w:val="24"/>
-                              </w:rPr>
-                              <w:t xml:space="preserve"> de pesquisa</w:t>
-                            </w:r>
-                            <w:r>
-                              <w:rPr>
-                                <w:rFonts w:ascii="Cambria" w:hAnsi="Cambria"/>
-                                <w:b/>
-                                <w:color w:val="002060"/>
-                                <w:sz w:val="24"/>
-                                <w:szCs w:val="24"/>
-                              </w:rPr>
-                              <w:t>:</w:t>
-                            </w:r>
-                          </w:p>
-                          <w:p>
-                            <w:pPr>
-                              <w:jc w:val="both"/>
-                              <w:rPr>
-                                <w:rStyle w:val="Hyperlink"/>
-                                <w:rFonts w:ascii="Cambria" w:hAnsi="Cambria"/>
-                                <w:color w:val="002060"/>
-                              </w:rPr>
-                            </w:pPr>
-                            <w:r>
-                              <w:rPr>
-                                <w:rStyle w:val="Hyperlink"/>
-                                <w:rFonts w:ascii="Cambria" w:hAnsi="Cambria"/>
-                                <w:color w:val="002060"/>
-                                <w:u w:val="none"/>
-                              </w:rPr>
-                              <w:t>O estudante selecionad</w:t>
-                            </w:r>
-                            <w:r>
-                              <w:rPr>
-                                <w:rStyle w:val="Hyperlink"/>
-                                <w:rFonts w:ascii="Cambria" w:hAnsi="Cambria"/>
-                                <w:color w:val="002060"/>
-                                <w:u w:val="none"/>
-                              </w:rPr>
-                              <w:t xml:space="preserve">o </w:t>
-                            </w:r>
-                            <w:r>
-                              <w:rPr>
-                                <w:rStyle w:val="Hyperlink"/>
-                                <w:rFonts w:ascii="Cambria" w:hAnsi="Cambria"/>
-                                <w:color w:val="002060"/>
-                                <w:u w:val="none"/>
-                              </w:rPr>
-                              <w:t>receberá um</w:t>
-                            </w:r>
-                            <w:r>
-                              <w:rPr>
-                                <w:rStyle w:val="Hyperlink"/>
-                                <w:rFonts w:ascii="Cambria" w:hAnsi="Cambria"/>
-                                <w:color w:val="002060"/>
-                                <w:u w:val="none"/>
-                              </w:rPr>
-                              <w:t xml:space="preserve">a bolsa </w:t>
-                            </w:r>
-                            <w:r>
-                              <w:rPr>
-                                <w:rStyle w:val="Hyperlink"/>
-                                <w:rFonts w:ascii="Cambria" w:hAnsi="Cambria"/>
-                                <w:color w:val="002060"/>
-                                <w:u w:val="none"/>
-                              </w:rPr>
-                              <w:t>de R$ 300 (sem benefícios adicionais) e deverá cumprir uma carga horária de 10 horas semanai</w:t>
-                            </w:r>
-                            <w:r>
-                              <w:rPr>
-                                <w:rStyle w:val="Hyperlink"/>
-                                <w:rFonts w:ascii="Cambria" w:hAnsi="Cambria"/>
-                                <w:color w:val="002060"/>
-                                <w:u w:val="none"/>
-                              </w:rPr>
-                              <w:t>s</w:t>
-                            </w:r>
-                            <w:r>
-                              <w:rPr>
-                                <w:rStyle w:val="Hyperlink"/>
-                                <w:rFonts w:ascii="Cambria" w:hAnsi="Cambria"/>
-                                <w:color w:val="002060"/>
-                                <w:u w:val="none"/>
-                              </w:rPr>
-                              <w:t>. O laboratório está situado no Centro de Hidráulica e Hidrologia Prof. Parigot de Souza</w:t>
-                            </w:r>
-                            <w:r>
-                              <w:rPr>
-                                <w:rStyle w:val="Hyperlink"/>
-                                <w:rFonts w:ascii="Cambria" w:hAnsi="Cambria"/>
-                                <w:color w:val="002060"/>
-                                <w:u w:val="none"/>
-                              </w:rPr>
-                              <w:t xml:space="preserve"> (CEHPAR)</w:t>
-                            </w:r>
-                            <w:r>
-                              <w:rPr>
-                                <w:rStyle w:val="Hyperlink"/>
-                                <w:rFonts w:ascii="Cambria" w:hAnsi="Cambria"/>
-                                <w:color w:val="002060"/>
-                                <w:u w:val="none"/>
-                              </w:rPr>
-                              <w:t>, localizado no Centro Politécnico da Universidade Federal do Paraná.</w:t>
-                            </w:r>
-                            <w:r>
-                              <w:rPr>
-                                <w:rStyle w:val="Hyperlink"/>
-                                <w:rFonts w:ascii="Cambria" w:hAnsi="Cambria"/>
-                                <w:color w:val="002060"/>
-                                <w:u w:val="none"/>
-                              </w:rPr>
-                              <w:t xml:space="preserve"> </w:t>
-                            </w:r>
-                            <w:r>
-                              <w:rPr>
-                                <w:rStyle w:val="Hyperlink"/>
-                                <w:rFonts w:ascii="Cambria" w:hAnsi="Cambria"/>
-                                <w:color w:val="002060"/>
-                                <w:u w:val="none"/>
-                              </w:rPr>
-                              <w:t>Quando a</w:t>
-                            </w:r>
-                            <w:r>
-                              <w:rPr>
-                                <w:rStyle w:val="Hyperlink"/>
-                                <w:rFonts w:ascii="Cambria" w:hAnsi="Cambria"/>
-                                <w:color w:val="002060"/>
-                                <w:u w:val="none"/>
-                              </w:rPr>
-                              <w:t xml:space="preserve">tendido todos os requisitos </w:t>
-                            </w:r>
-                            <w:r>
-                              <w:rPr>
-                                <w:rStyle w:val="Hyperlink"/>
-                                <w:rFonts w:ascii="Cambria" w:hAnsi="Cambria"/>
-                                <w:color w:val="002060"/>
-                                <w:u w:val="none"/>
-                              </w:rPr>
-                              <w:t xml:space="preserve">necessários para a </w:t>
-                            </w:r>
-                            <w:r>
-                              <w:rPr>
-                                <w:rStyle w:val="Hyperlink"/>
-                                <w:rFonts w:ascii="Cambria" w:hAnsi="Cambria"/>
-                                <w:color w:val="002060"/>
-                                <w:u w:val="none"/>
-                              </w:rPr>
-                              <w:t>vaga</w:t>
-                            </w:r>
-                            <w:r>
-                              <w:rPr>
-                                <w:rStyle w:val="Hyperlink"/>
-                                <w:rFonts w:ascii="Cambria" w:hAnsi="Cambria"/>
-                                <w:color w:val="002060"/>
-                                <w:u w:val="none"/>
-                              </w:rPr>
-                              <w:t>, s</w:t>
-                            </w:r>
-                            <w:r>
-                              <w:rPr>
-                                <w:rStyle w:val="Hyperlink"/>
-                                <w:rFonts w:ascii="Cambria" w:hAnsi="Cambria"/>
-                                <w:color w:val="002060"/>
-                                <w:u w:val="none"/>
-                              </w:rPr>
-                              <w:t xml:space="preserve">erá dada preferência </w:t>
-                            </w:r>
-                            <w:r>
-                              <w:rPr>
-                                <w:rStyle w:val="Hyperlink"/>
-                                <w:rFonts w:ascii="Cambria" w:hAnsi="Cambria"/>
-                                <w:color w:val="002060"/>
-                                <w:u w:val="none"/>
-                              </w:rPr>
-                              <w:t>para estudantes da rede pública</w:t>
-                            </w:r>
-                            <w:r>
-                              <w:rPr>
-                                <w:rStyle w:val="Hyperlink"/>
-                                <w:rFonts w:ascii="Cambria" w:hAnsi="Cambria"/>
-                                <w:color w:val="002060"/>
-                                <w:u w:val="none"/>
-                              </w:rPr>
-                              <w:t xml:space="preserve"> </w:t>
-                            </w:r>
-                            <w:r>
-                              <w:rPr>
-                                <w:rStyle w:val="Hyperlink"/>
-                                <w:rFonts w:ascii="Cambria" w:hAnsi="Cambria"/>
-                                <w:color w:val="002060"/>
-                                <w:u w:val="none"/>
-                              </w:rPr>
-                              <w:t>de ensino.</w:t>
-                            </w:r>
-                          </w:p>
-                          <w:p>
-                            <w:pPr>
-                              <w:jc w:val="both"/>
-                              <w:rPr>
-                                <w:rStyle w:val="Hyperlink"/>
-                                <w:rFonts w:ascii="Cambria" w:hAnsi="Cambria"/>
-                                <w:color w:val="002060"/>
-                              </w:rPr>
-                            </w:pPr>
-                          </w:p>
-                          <w:p>
-                            <w:pPr>
-                              <w:jc w:val="both"/>
-                              <w:rPr>
-                                <w:rStyle w:val="Hyperlink"/>
-                                <w:rFonts w:ascii="Cambria" w:hAnsi="Cambria"/>
-                                <w:color w:val="002060"/>
-                              </w:rPr>
-                            </w:pPr>
-                          </w:p>
-                          <w:p>
-                            <w:pPr>
-                              <w:jc w:val="both"/>
-                              <w:rPr>
-                                <w:rStyle w:val="Hyperlink"/>
-                                <w:rFonts w:ascii="Cambria" w:hAnsi="Cambria"/>
-                                <w:color w:val="002060"/>
-                              </w:rPr>
-                            </w:pPr>
-                          </w:p>
-                          <w:p>
-                            <w:pPr>
-                              <w:jc w:val="both"/>
-                              <w:rPr>
-                                <w:rStyle w:val="Hyperlink"/>
-                                <w:rFonts w:ascii="Cambria" w:hAnsi="Cambria"/>
-                                <w:color w:val="002060"/>
-                              </w:rPr>
-                            </w:pPr>
-                          </w:p>
-                          <w:p>
-                            <w:pPr>
-                              <w:jc w:val="both"/>
-                              <w:rPr>
-                                <w:rStyle w:val="Hyperlink"/>
-                                <w:rFonts w:ascii="Cambria" w:hAnsi="Cambria"/>
-                                <w:color w:val="002060"/>
-                              </w:rPr>
-                            </w:pPr>
-                          </w:p>
-                          <w:p>
-                            <w:pPr>
-                              <w:jc w:val="both"/>
-                              <w:rPr>
-                                <w:rStyle w:val="Hyperlink"/>
-                                <w:rFonts w:ascii="Cambria" w:hAnsi="Cambria"/>
-                                <w:color w:val="002060"/>
-                              </w:rPr>
-                            </w:pPr>
-                          </w:p>
-                          <w:p>
-                            <w:pPr>
-                              <w:jc w:val="both"/>
-                              <w:rPr>
-                                <w:rStyle w:val="Hyperlink"/>
-                                <w:rFonts w:ascii="Cambria" w:hAnsi="Cambria"/>
-                                <w:color w:val="002060"/>
-                              </w:rPr>
-                            </w:pPr>
-                          </w:p>
-                          <w:p>
-                            <w:pPr>
-                              <w:jc w:val="both"/>
-                              <w:rPr>
-                                <w:rFonts w:ascii="Cambria" w:hAnsi="Cambria"/>
-                                <w:color w:val="002060"/>
-                              </w:rPr>
-                            </w:pPr>
-                          </w:p>
-                          <w:p>
-                            <w:pPr>
-                              <w:jc w:val="both"/>
-                              <w:rPr>
-                                <w:rFonts w:ascii="Cambria" w:hAnsi="Cambria"/>
-                                <w:color w:val="002060"/>
-                                <w:sz w:val="24"/>
-                                <w:szCs w:val="24"/>
-                              </w:rPr>
-                            </w:pPr>
-                          </w:p>
-                        </w:txbxContent>
-                      </wps:txbx>
-                      <wps:bodyPr rot="0" vertOverflow="clip" horzOverflow="clip" vert="horz" wrap="square" lIns="91440" tIns="45720" rIns="91440" bIns="45720" anchor="t" anchorCtr="0">
-                        <a:noAutofit/>
-                      </wps:bodyPr>
-                    </wps:wsp>
-                  </a:graphicData>
-                </a:graphic>
-                <wp14:sizeRelH relativeFrom="margin">
-                  <wp14:pctWidth>0</wp14:pctWidth>
-                </wp14:sizeRelH>
-                <wp14:sizeRelV relativeFrom="margin">
-                  <wp14:pctHeight>0</wp14:pctHeight>
-                </wp14:sizeRelV>
-              </wp:anchor>
-            </w:drawing>
-          </mc:Choice>
-          <mc:Fallback>
-            <w:pict>
-              <v:shape w14:anchorId="34CF1C07" id="_x0000_s1027" type="#_x0000_t202" style="position:absolute;margin-left:-54.75pt;margin-top:489.1pt;width:569.6pt;height:101.9pt;z-index:251658258;visibility:visible;mso-wrap-style:square;mso-width-percent:0;mso-height-percent:0;mso-wrap-distance-left:9pt;mso-wrap-distance-top:3.6pt;mso-wrap-distance-right:9pt;mso-wrap-distance-bottom:3.6pt;mso-position-horizontal:absolute;mso-position-horizontal-relative:margin;mso-position-vertical:absolute;mso-position-vertical-relative:text;mso-width-percent:0;mso-height-percent:0;mso-width-relative:margin;mso-height-relative:margin;v-text-anchor:top" o:gfxdata="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" filled="f" stroked="f">
-                <v:textbox>
-                  <w:txbxContent>
-                    <w:p>
-                      <w:pPr>
-                        <w:rPr>
-                          <w:rFonts w:ascii="Cambria" w:hAnsi="Cambria"/>
-                          <w:b/>
-                          <w:color w:val="002060"/>
-                          <w:sz w:val="24"/>
-                          <w:szCs w:val="24"/>
-                        </w:rPr>
-                      </w:pPr>
-                      <w:r>
-                        <w:rPr>
-                          <w:rFonts w:ascii="Cambria" w:hAnsi="Cambria"/>
-                          <w:b/>
-                          <w:color w:val="002060"/>
-                          <w:sz w:val="24"/>
-                          <w:szCs w:val="24"/>
-                        </w:rPr>
-                        <w:t>Bolsa e local</w:t>
-                      </w:r>
-                      <w:r>
-                        <w:rPr>
-                          <w:rFonts w:ascii="Cambria" w:hAnsi="Cambria"/>
-                          <w:b/>
-                          <w:color w:val="002060"/>
-                          <w:sz w:val="24"/>
-                          <w:szCs w:val="24"/>
-                        </w:rPr>
-                        <w:t xml:space="preserve"> de pesquisa</w:t>
-                      </w:r>
-                      <w:r>
-                        <w:rPr>
-                          <w:rFonts w:ascii="Cambria" w:hAnsi="Cambria"/>
-                          <w:b/>
-                          <w:color w:val="002060"/>
-                          <w:sz w:val="24"/>
-                          <w:szCs w:val="24"/>
-                        </w:rPr>
-                        <w:t>:</w:t>
-                      </w:r>
-                    </w:p>
-                    <w:p>
-                      <w:pPr>
-                        <w:jc w:val="both"/>
-                        <w:rPr>
-                          <w:rStyle w:val="Hyperlink"/>
-                          <w:rFonts w:ascii="Cambria" w:hAnsi="Cambria"/>
-                          <w:color w:val="002060"/>
-                        </w:rPr>
-                      </w:pPr>
-                      <w:r>
-                        <w:rPr>
-                          <w:rStyle w:val="Hyperlink"/>
-                          <w:rFonts w:ascii="Cambria" w:hAnsi="Cambria"/>
-                          <w:color w:val="002060"/>
-                          <w:u w:val="none"/>
-                        </w:rPr>
-                        <w:t>O estudante selecionad</w:t>
-                      </w:r>
-                      <w:r>
-                        <w:rPr>
-                          <w:rStyle w:val="Hyperlink"/>
-                          <w:rFonts w:ascii="Cambria" w:hAnsi="Cambria"/>
-                          <w:color w:val="002060"/>
-                          <w:u w:val="none"/>
-                        </w:rPr>
-                        <w:t xml:space="preserve">o </w:t>
-                      </w:r>
-                      <w:r>
-                        <w:rPr>
-                          <w:rStyle w:val="Hyperlink"/>
-                          <w:rFonts w:ascii="Cambria" w:hAnsi="Cambria"/>
-                          <w:color w:val="002060"/>
-                          <w:u w:val="none"/>
-                        </w:rPr>
-                        <w:t>receberá um</w:t>
-                      </w:r>
-                      <w:r>
-                        <w:rPr>
-                          <w:rStyle w:val="Hyperlink"/>
-                          <w:rFonts w:ascii="Cambria" w:hAnsi="Cambria"/>
-                          <w:color w:val="002060"/>
-                          <w:u w:val="none"/>
-                        </w:rPr>
-                        <w:t xml:space="preserve">a bolsa </w:t>
-                      </w:r>
-                      <w:r>
-                        <w:rPr>
-                          <w:rStyle w:val="Hyperlink"/>
-                          <w:rFonts w:ascii="Cambria" w:hAnsi="Cambria"/>
-                          <w:color w:val="002060"/>
-                          <w:u w:val="none"/>
-                        </w:rPr>
-                        <w:t>de R$ 300 (sem benefícios adicionais) e deverá cumprir uma carga horária de 10 horas semanai</w:t>
-                      </w:r>
-                      <w:r>
-                        <w:rPr>
-                          <w:rStyle w:val="Hyperlink"/>
-                          <w:rFonts w:ascii="Cambria" w:hAnsi="Cambria"/>
-                          <w:color w:val="002060"/>
-                          <w:u w:val="none"/>
-                        </w:rPr>
-                        <w:t>s</w:t>
-                      </w:r>
-                      <w:r>
-                        <w:rPr>
-                          <w:rStyle w:val="Hyperlink"/>
-                          <w:rFonts w:ascii="Cambria" w:hAnsi="Cambria"/>
-                          <w:color w:val="002060"/>
-                          <w:u w:val="none"/>
-                        </w:rPr>
-                        <w:t>. O laboratório está situado no Centro de Hidráulica e Hidrologia Prof. Parigot de Souza</w:t>
-                      </w:r>
-                      <w:r>
-                        <w:rPr>
-                          <w:rStyle w:val="Hyperlink"/>
-                          <w:rFonts w:ascii="Cambria" w:hAnsi="Cambria"/>
-                          <w:color w:val="002060"/>
-                          <w:u w:val="none"/>
-                        </w:rPr>
-                        <w:t xml:space="preserve"> (CEHPAR)</w:t>
-                      </w:r>
-                      <w:r>
-                        <w:rPr>
-                          <w:rStyle w:val="Hyperlink"/>
-                          <w:rFonts w:ascii="Cambria" w:hAnsi="Cambria"/>
-                          <w:color w:val="002060"/>
-                          <w:u w:val="none"/>
-                        </w:rPr>
-                        <w:t>, localizado no Centro Politécnico da Universidade Federal do Paraná.</w:t>
-                      </w:r>
-                      <w:r>
-                        <w:rPr>
-                          <w:rStyle w:val="Hyperlink"/>
-                          <w:rFonts w:ascii="Cambria" w:hAnsi="Cambria"/>
-                          <w:color w:val="002060"/>
-                          <w:u w:val="none"/>
-                        </w:rPr>
-                        <w:t xml:space="preserve"> </w:t>
-                      </w:r>
-                      <w:r>
-                        <w:rPr>
-                          <w:rStyle w:val="Hyperlink"/>
-                          <w:rFonts w:ascii="Cambria" w:hAnsi="Cambria"/>
-                          <w:color w:val="002060"/>
-                          <w:u w:val="none"/>
-                        </w:rPr>
-                        <w:t>Quando a</w:t>
-                      </w:r>
-                      <w:r>
-                        <w:rPr>
-                          <w:rStyle w:val="Hyperlink"/>
-                          <w:rFonts w:ascii="Cambria" w:hAnsi="Cambria"/>
-                          <w:color w:val="002060"/>
-                          <w:u w:val="none"/>
-                        </w:rPr>
-                        <w:t xml:space="preserve">tendido todos os requisitos </w:t>
-                      </w:r>
-                      <w:r>
-                        <w:rPr>
-                          <w:rStyle w:val="Hyperlink"/>
-                          <w:rFonts w:ascii="Cambria" w:hAnsi="Cambria"/>
-                          <w:color w:val="002060"/>
-                          <w:u w:val="none"/>
-                        </w:rPr>
-                        <w:t xml:space="preserve">necessários para a </w:t>
-                      </w:r>
-                      <w:r>
-                        <w:rPr>
-                          <w:rStyle w:val="Hyperlink"/>
-                          <w:rFonts w:ascii="Cambria" w:hAnsi="Cambria"/>
-                          <w:color w:val="002060"/>
-                          <w:u w:val="none"/>
-                        </w:rPr>
-                        <w:t>vaga</w:t>
-                      </w:r>
-                      <w:r>
-                        <w:rPr>
-                          <w:rStyle w:val="Hyperlink"/>
-                          <w:rFonts w:ascii="Cambria" w:hAnsi="Cambria"/>
-                          <w:color w:val="002060"/>
-                          <w:u w:val="none"/>
-                        </w:rPr>
-                        <w:t>, s</w:t>
-                      </w:r>
-                      <w:r>
-                        <w:rPr>
-                          <w:rStyle w:val="Hyperlink"/>
-                          <w:rFonts w:ascii="Cambria" w:hAnsi="Cambria"/>
-                          <w:color w:val="002060"/>
-                          <w:u w:val="none"/>
-                        </w:rPr>
-                        <w:t xml:space="preserve">erá dada preferência </w:t>
-                      </w:r>
-                      <w:r>
-                        <w:rPr>
-                          <w:rStyle w:val="Hyperlink"/>
-                          <w:rFonts w:ascii="Cambria" w:hAnsi="Cambria"/>
-                          <w:color w:val="002060"/>
-                          <w:u w:val="none"/>
-                        </w:rPr>
-                        <w:t>para estudantes da rede pública</w:t>
-                      </w:r>
-                      <w:r>
-                        <w:rPr>
-                          <w:rStyle w:val="Hyperlink"/>
-                          <w:rFonts w:ascii="Cambria" w:hAnsi="Cambria"/>
-                          <w:color w:val="002060"/>
-                          <w:u w:val="none"/>
-                        </w:rPr>
-                        <w:t xml:space="preserve"> </w:t>
-                      </w:r>
-                      <w:r>
-                        <w:rPr>
-                          <w:rStyle w:val="Hyperlink"/>
-                          <w:rFonts w:ascii="Cambria" w:hAnsi="Cambria"/>
-                          <w:color w:val="002060"/>
-                          <w:u w:val="none"/>
-                        </w:rPr>
-                        <w:t>de ensino.</w:t>
-                      </w:r>
-                    </w:p>
-                    <w:p>
-                      <w:pPr>
-                        <w:jc w:val="both"/>
-                        <w:rPr>
-                          <w:rStyle w:val="Hyperlink"/>
-                          <w:rFonts w:ascii="Cambria" w:hAnsi="Cambria"/>
-                          <w:color w:val="002060"/>
-                        </w:rPr>
-                      </w:pPr>
-                    </w:p>
-                    <w:p>
-                      <w:pPr>
-                        <w:jc w:val="both"/>
-                        <w:rPr>
-                          <w:rStyle w:val="Hyperlink"/>
-                          <w:rFonts w:ascii="Cambria" w:hAnsi="Cambria"/>
-                          <w:color w:val="002060"/>
-                        </w:rPr>
-                      </w:pPr>
-                    </w:p>
-                    <w:p>
-                      <w:pPr>
-                        <w:jc w:val="both"/>
-                        <w:rPr>
-                          <w:rStyle w:val="Hyperlink"/>
-                          <w:rFonts w:ascii="Cambria" w:hAnsi="Cambria"/>
-                          <w:color w:val="002060"/>
-                        </w:rPr>
-                      </w:pPr>
-                    </w:p>
-                    <w:p>
-                      <w:pPr>
-                        <w:jc w:val="both"/>
-                        <w:rPr>
-                          <w:rStyle w:val="Hyperlink"/>
-                          <w:rFonts w:ascii="Cambria" w:hAnsi="Cambria"/>
-                          <w:color w:val="002060"/>
-                        </w:rPr>
-                      </w:pPr>
-                    </w:p>
-                    <w:p>
-                      <w:pPr>
-                        <w:jc w:val="both"/>
-                        <w:rPr>
-                          <w:rStyle w:val="Hyperlink"/>
-                          <w:rFonts w:ascii="Cambria" w:hAnsi="Cambria"/>
-                          <w:color w:val="002060"/>
-                        </w:rPr>
-                      </w:pPr>
-                    </w:p>
-                    <w:p>
-                      <w:pPr>
-                        <w:jc w:val="both"/>
-                        <w:rPr>
-                          <w:rStyle w:val="Hyperlink"/>
-                          <w:rFonts w:ascii="Cambria" w:hAnsi="Cambria"/>
-                          <w:color w:val="002060"/>
-                        </w:rPr>
-                      </w:pPr>
-                    </w:p>
-                    <w:p>
-                      <w:pPr>
-                        <w:jc w:val="both"/>
-                        <w:rPr>
-                          <w:rStyle w:val="Hyperlink"/>
-                          <w:rFonts w:ascii="Cambria" w:hAnsi="Cambria"/>
-                          <w:color w:val="002060"/>
-                        </w:rPr>
-                      </w:pPr>
-                    </w:p>
-                    <w:p>
-                      <w:pPr>
-                        <w:jc w:val="both"/>
-                        <w:rPr>
-                          <w:rFonts w:ascii="Cambria" w:hAnsi="Cambria"/>
-                          <w:color w:val="002060"/>
-                        </w:rPr>
-                      </w:pPr>
-                    </w:p>
-                    <w:p>
-                      <w:pPr>
-                        <w:jc w:val="both"/>
-                        <w:rPr>
-                          <w:rFonts w:ascii="Cambria" w:hAnsi="Cambria"/>
-                          <w:color w:val="002060"/>
-                          <w:sz w:val="24"/>
-                          <w:szCs w:val="24"/>
-                        </w:rPr>
-                      </w:pPr>
-                    </w:p>
-                  </w:txbxContent>
-                </v:textbox>
-                <w10:wrap type="through" anchorx="margin"/>
-              </v:shape>
-            </w:pict>
-          </mc:Fallback>
-        </mc:AlternateContent>
+        <w:drawing>
+          <wp:anchor distT="0" distB="0" distL="114300" distR="114300" simplePos="0" relativeHeight="251668498" behindDoc="0" locked="0" layoutInCell="1" allowOverlap="1" wp14:anchorId="6A0BF606" wp14:editId="4C6F06B1">
+            <wp:simplePos x="0" y="0"/>
+            <wp:positionH relativeFrom="column">
+              <wp:posOffset>-368935</wp:posOffset>
+            </wp:positionH>
+            <wp:positionV relativeFrom="paragraph">
+              <wp:posOffset>2105025</wp:posOffset>
+            </wp:positionV>
+            <wp:extent cx="2098675" cy="2907665"/>
+            <wp:effectExtent l="0" t="0" r="0" b="6985"/>
+            <wp:wrapSquare wrapText="bothSides"/>
+            <wp:docPr id="650779498" name="Imagem 18"/>
+            <wp:cNvGraphicFramePr>
+              <a:graphicFrameLocks xmlns:a="http://schemas.openxmlformats.org/drawingml/2006/main" noChangeAspect="1"/>
+            </wp:cNvGraphicFramePr>
+            <a:graphic xmlns:a="http://schemas.openxmlformats.org/drawingml/2006/main">
+              <a:graphicData uri="http://schemas.openxmlformats.org/drawingml/2006/picture">
+                <pic:pic xmlns:pic="http://schemas.openxmlformats.org/drawingml/2006/picture">
+                  <pic:nvPicPr>
+                    <pic:cNvPr id="650779498" name="Imagem 650779498"/>
+                    <pic:cNvPicPr/>
+                  </pic:nvPicPr>
+                  <pic:blipFill rotWithShape="1">
+                    <a:blip r:embed="rId11">
+                      <a:extLst>
+                        <a:ext uri="{28A0092B-C50C-407E-A947-70E740481C1C}">
+                          <a14:useLocalDpi xmlns:a14="http://schemas.microsoft.com/office/drawing/2010/main" val="0"/>
+                        </a:ext>
+                      </a:extLst>
+                    </a:blip>
+                    <a:srcRect t="7101" b="7670"/>
+                    <a:stretch>
+                      <a:fillRect/>
+                    </a:stretch>
+                  </pic:blipFill>
+                  <pic:spPr bwMode="auto">
+                    <a:xfrm>
+                      <a:off x="0" y="0"/>
+                      <a:ext cx="2098675" cy="2907665"/>
+                    </a:xfrm>
+                    <a:prstGeom prst="rect">
+                      <a:avLst/>
+                    </a:prstGeom>
+                    <a:ln>
+                      <a:noFill/>
+                    </a:ln>
+                    <a:extLst>
+                      <a:ext uri="{53640926-AAD7-44D8-BBD7-CCE9431645EC}">
+                        <a14:shadowObscured xmlns:a14="http://schemas.microsoft.com/office/drawing/2010/main"/>
+                      </a:ext>
+                    </a:extLst>
+                  </pic:spPr>
+                </pic:pic>
+              </a:graphicData>
+            </a:graphic>
+            <wp14:sizeRelH relativeFrom="page">
+              <wp14:pctWidth>0</wp14:pctWidth>
+            </wp14:sizeRelH>
+            <wp14:sizeRelV relativeFrom="page">
+              <wp14:pctHeight>0</wp14:pctHeight>
+            </wp14:sizeRelV>
+          </wp:anchor>
+        </w:drawing>
       </w:r>
       <w:r>
         <w:rPr>
@@ -1456,245 +79,21 @@
         <mc:AlternateContent>
           <mc:Choice Requires="wps">
             <w:drawing>
-              <wp:anchor distT="45720" distB="45720" distL="114300" distR="114300" simplePos="0" relativeHeight="251657218" behindDoc="0" locked="0" layoutInCell="1" allowOverlap="1" wp14:anchorId="1B9498F1" wp14:editId="42388DC4">
+              <wp:anchor distT="45720" distB="45720" distL="114300" distR="114300" simplePos="0" relativeHeight="251657224" behindDoc="1" locked="0" layoutInCell="1" allowOverlap="1" wp14:anchorId="26AF4EB1" wp14:editId="681E2198">
                 <wp:simplePos x="0" y="0"/>
                 <wp:positionH relativeFrom="margin">
-                  <wp:posOffset>-667385</wp:posOffset>
+                  <wp:posOffset>1960245</wp:posOffset>
                 </wp:positionH>
                 <wp:positionV relativeFrom="paragraph">
-                  <wp:posOffset>5005070</wp:posOffset>
+                  <wp:posOffset>1918335</wp:posOffset>
                 </wp:positionV>
-                <wp:extent cx="6956425" cy="1404620"/>
-                <wp:effectExtent l="0" t="0" r="0" b="3810"/>
-                <wp:wrapSquare wrapText="bothSides"/>
-                <wp:docPr id="7" name="Caixa de Texto 2"/>
-                <wp:cNvGraphicFramePr>
-                  <a:graphicFrameLocks xmlns:a="http://schemas.openxmlformats.org/drawingml/2006/main"/>
-                </wp:cNvGraphicFramePr>
-                <a:graphic xmlns:a="http://schemas.openxmlformats.org/drawingml/2006/main">
-                  <a:graphicData uri="http://schemas.microsoft.com/office/word/2010/wordprocessingShape">
-                    <wps:wsp>
-                      <wps:cNvSpPr txBox="1">
-                        <a:spLocks noChangeArrowheads="1"/>
-                      </wps:cNvSpPr>
-                      <wps:spPr bwMode="auto">
-                        <a:xfrm>
-                          <a:off x="0" y="0"/>
-                          <a:ext cx="6956425" cy="1404620"/>
-                        </a:xfrm>
-                        <a:prstGeom prst="rect">
-                          <a:avLst/>
-                        </a:prstGeom>
-                        <a:noFill/>
-                        <a:ln w="9525">
-                          <a:noFill/>
-                          <a:miter lim="800000"/>
-                          <a:headEnd/>
-                          <a:tailEnd/>
-                        </a:ln>
-                      </wps:spPr>
-                      <wps:txbx>
-                        <w:txbxContent>
-                          <w:p>
-                            <w:pPr>
-                              <w:rPr>
-                                <w:rFonts w:ascii="Cambria" w:hAnsi="Cambria"/>
-                                <w:b/>
-                                <w:color w:val="002060"/>
-                                <w:sz w:val="24"/>
-                                <w:szCs w:val="24"/>
-                              </w:rPr>
-                            </w:pPr>
-                            <w:r>
-                              <w:rPr>
-                                <w:rFonts w:ascii="Cambria" w:hAnsi="Cambria"/>
-                                <w:b/>
-                                <w:color w:val="002060"/>
-                                <w:sz w:val="24"/>
-                                <w:szCs w:val="24"/>
-                              </w:rPr>
-                              <w:t>Requisitos:</w:t>
-                            </w:r>
-                          </w:p>
-                          <w:p>
-                            <w:pPr>
-                              <w:rPr>
-                                <w:rFonts w:ascii="Cambria" w:hAnsi="Cambria"/>
-                                <w:color w:val="002060"/>
-                              </w:rPr>
-                            </w:pPr>
-                            <w:r>
-                              <w:rPr>
-                                <w:rFonts w:ascii="Cambria" w:hAnsi="Cambria"/>
-                                <w:color w:val="002060"/>
-                              </w:rPr>
-                              <w:t>•</w:t>
-                            </w:r>
-                            <w:r>
-                              <w:rPr>
-                                <w:rFonts w:ascii="Cambria" w:hAnsi="Cambria"/>
-                                <w:color w:val="002060"/>
-                              </w:rPr>
-                              <w:t xml:space="preserve"> </w:t>
-                            </w:r>
-                            <w:r>
-                              <w:rPr>
-                                <w:rFonts w:ascii="Cambria" w:hAnsi="Cambria"/>
-                                <w:color w:val="002060"/>
-                              </w:rPr>
-                              <w:t>Estar matriculado no 1º ou 2º ano do Ensino Médio em 2026 e apresentar bom desempenho escolar;</w:t>
-                            </w:r>
-                            <w:r>
-                              <w:rPr>
-                                <w:rFonts w:ascii="Cambria" w:hAnsi="Cambria"/>
-                                <w:color w:val="002060"/>
-                              </w:rPr>
-                              <w:br/>
-                              <w:t>• Demonstrar criatividade e interesse em aprender sobre meio ambiente e novas tecnologias;</w:t>
-                            </w:r>
-                            <w:r>
-                              <w:rPr>
-                                <w:rFonts w:ascii="Cambria" w:hAnsi="Cambria"/>
-                                <w:color w:val="002060"/>
-                              </w:rPr>
-                              <w:br/>
-                              <w:t>• Ter interesse por atividades experimentais em laboratório;</w:t>
-                            </w:r>
-                            <w:r>
-                              <w:rPr>
-                                <w:rFonts w:ascii="Cambria" w:hAnsi="Cambria"/>
-                                <w:color w:val="002060"/>
-                              </w:rPr>
-                              <w:br/>
-                              <w:t>• Demonstrar afinidade com divulgação científica e comunicação de conteúdos científicos.</w:t>
-                            </w:r>
-                          </w:p>
-                        </w:txbxContent>
-                      </wps:txbx>
-                      <wps:bodyPr rot="0" vert="horz" wrap="square" lIns="91440" tIns="45720" rIns="91440" bIns="45720" anchor="t" anchorCtr="0">
-                        <a:spAutoFit/>
-                      </wps:bodyPr>
-                    </wps:wsp>
-                  </a:graphicData>
-                </a:graphic>
-                <wp14:sizeRelH relativeFrom="margin">
-                  <wp14:pctWidth>0</wp14:pctWidth>
-                </wp14:sizeRelH>
-                <wp14:sizeRelV relativeFrom="margin">
-                  <wp14:pctHeight>20000</wp14:pctHeight>
-                </wp14:sizeRelV>
-              </wp:anchor>
-            </w:drawing>
-          </mc:Choice>
-          <mc:Fallback>
-            <w:pict>
-              <v:shape w14:anchorId="1B9498F1" id="Caixa de Texto 2" o:spid="_x0000_s1028" type="#_x0000_t202" style="position:absolute;margin-left:-52.55pt;margin-top:394.1pt;width:547.75pt;height:110.6pt;z-index:251657218;visibility:visible;mso-wrap-style:square;mso-width-percent:0;mso-height-percent:200;mso-wrap-distance-left:9pt;mso-wrap-distance-top:3.6pt;mso-wrap-distance-right:9pt;mso-wrap-distance-bottom:3.6pt;mso-position-horizontal:absolute;mso-position-horizontal-relative:margin;mso-position-vertical:absolute;mso-position-vertical-relative:text;mso-width-percent:0;mso-height-percent:200;mso-width-relative:margin;mso-height-relative:margin;v-text-anchor:top" o:gfxdata="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" filled="f" stroked="f">
-                <v:textbox style="mso-fit-shape-to-text:t">
-                  <w:txbxContent>
-                    <w:p>
-                      <w:pPr>
-                        <w:rPr>
-                          <w:rFonts w:ascii="Cambria" w:hAnsi="Cambria"/>
-                          <w:b/>
-                          <w:color w:val="002060"/>
-                          <w:sz w:val="24"/>
-                          <w:szCs w:val="24"/>
-                        </w:rPr>
-                      </w:pPr>
-                      <w:r>
-                        <w:rPr>
-                          <w:rFonts w:ascii="Cambria" w:hAnsi="Cambria"/>
-                          <w:b/>
-                          <w:color w:val="002060"/>
-                          <w:sz w:val="24"/>
-                          <w:szCs w:val="24"/>
-                        </w:rPr>
-                        <w:t>Requisitos:</w:t>
-                      </w:r>
-                    </w:p>
-                    <w:p>
-                      <w:pPr>
-                        <w:rPr>
-                          <w:rFonts w:ascii="Cambria" w:hAnsi="Cambria"/>
-                          <w:color w:val="002060"/>
-                        </w:rPr>
-                      </w:pPr>
-                      <w:r>
-                        <w:rPr>
-                          <w:rFonts w:ascii="Cambria" w:hAnsi="Cambria"/>
-                          <w:color w:val="002060"/>
-                        </w:rPr>
-                        <w:t>•</w:t>
-                      </w:r>
-                      <w:r>
-                        <w:rPr>
-                          <w:rFonts w:ascii="Cambria" w:hAnsi="Cambria"/>
-                          <w:color w:val="002060"/>
-                        </w:rPr>
-                        <w:t xml:space="preserve"> </w:t>
-                      </w:r>
-                      <w:r>
-                        <w:rPr>
-                          <w:rFonts w:ascii="Cambria" w:hAnsi="Cambria"/>
-                          <w:color w:val="002060"/>
-                        </w:rPr>
-                        <w:t>Estar matriculado no 1º ou 2º ano do Ensino Médio em 2026 e apresentar bom desempenho escolar;</w:t>
-                      </w:r>
-                      <w:r>
-                        <w:rPr>
-                          <w:rFonts w:ascii="Cambria" w:hAnsi="Cambria"/>
-                          <w:color w:val="002060"/>
-                        </w:rPr>
-                        <w:br/>
-                        <w:t>• Demonstrar criatividade e interesse em aprender sobre meio ambiente e novas tecnologias;</w:t>
-                      </w:r>
-                      <w:r>
-                        <w:rPr>
-                          <w:rFonts w:ascii="Cambria" w:hAnsi="Cambria"/>
-                          <w:color w:val="002060"/>
-                        </w:rPr>
-                        <w:br/>
-                        <w:t>• Ter interesse por atividades experimentais em laboratório;</w:t>
-                      </w:r>
-                      <w:r>
-                        <w:rPr>
-                          <w:rFonts w:ascii="Cambria" w:hAnsi="Cambria"/>
-                          <w:color w:val="002060"/>
-                        </w:rPr>
-                        <w:br/>
-                        <w:t>• Demonstrar afinidade com divulgação científica e comunicação de conteúdos científicos.</w:t>
-                      </w:r>
-                    </w:p>
-                  </w:txbxContent>
-                </v:textbox>
-                <w10:wrap type="square" anchorx="margin"/>
-              </v:shape>
-            </w:pict>
-          </mc:Fallback>
-        </mc:AlternateContent>
-      </w:r>
-      <w:r>
-        <w:rPr>
-          <w:noProof/>
-        </w:rPr>
-        <mc:AlternateContent>
-          <mc:Choice Requires="wps">
-            <w:drawing>
-              <wp:anchor distT="45720" distB="45720" distL="114300" distR="114300" simplePos="0" relativeHeight="251657224" behindDoc="1" locked="0" layoutInCell="1" allowOverlap="1" wp14:anchorId="26AF4EB1" wp14:editId="648BC998">
-                <wp:simplePos x="0" y="0"/>
-                <wp:positionH relativeFrom="margin">
-                  <wp:posOffset>1961515</wp:posOffset>
-                </wp:positionH>
-                <wp:positionV relativeFrom="paragraph">
-                  <wp:posOffset>2077085</wp:posOffset>
-                </wp:positionV>
-                <wp:extent cx="4519295" cy="3762375"/>
+                <wp:extent cx="4519295" cy="3324860"/>
                 <wp:effectExtent l="0" t="0" r="0" b="0"/>
                 <wp:wrapTight wrapText="bothSides">
                   <wp:wrapPolygon edited="0">
                     <wp:start x="273" y="0"/>
-                    <wp:lineTo x="273" y="21436"/>
-                    <wp:lineTo x="21306" y="21436"/>
+                    <wp:lineTo x="273" y="21410"/>
+                    <wp:lineTo x="21306" y="21410"/>
                     <wp:lineTo x="21306" y="0"/>
                     <wp:lineTo x="273" y="0"/>
                   </wp:wrapPolygon>
@@ -1712,7 +111,7 @@
                       <wps:spPr bwMode="auto">
                         <a:xfrm>
                           <a:off x="0" y="0"/>
-                          <a:ext cx="4519295" cy="3762375"/>
+                          <a:ext cx="4519295" cy="3324860"/>
                         </a:xfrm>
                         <a:prstGeom prst="rect">
                           <a:avLst/>
@@ -1771,7 +170,25 @@
                                 <w:rFonts w:ascii="Cambria" w:hAnsi="Cambria"/>
                                 <w:color w:val="002060"/>
                               </w:rPr>
-                              <w:t>O aluno participará de experimentos em laboratório voltados à avaliação da qualidade da água em rios, lagos e reservatórios, utilizando sensores de temperatura, condutividade, turbidez e pH. Também auxiliará nos testes de sensores desenvolvidos pelo grupo de pesquisa.</w:t>
+                              <w:t xml:space="preserve">Você quer aprender a monitorar o planeta usando a mesma tecnologia de cidades inteligentes? O grupo </w:t>
+                            </w:r>
+                            <w:proofErr w:type="spellStart"/>
+                            <w:r>
+                              <w:rPr>
+                                <w:rFonts w:ascii="Cambria" w:hAnsi="Cambria"/>
+                                <w:b/>
+                                <w:bCs/>
+                                <w:color w:val="002060"/>
+                              </w:rPr>
+                              <w:t>Limnotronic</w:t>
+                            </w:r>
+                            <w:proofErr w:type="spellEnd"/>
+                            <w:r>
+                              <w:rPr>
+                                <w:rFonts w:ascii="Cambria" w:hAnsi="Cambria"/>
+                                <w:color w:val="002060"/>
+                              </w:rPr>
+                              <w:t xml:space="preserve"> (UFPR) está buscando mentes curiosas para transformar a gestão da água em Curitiba.</w:t>
                             </w:r>
                           </w:p>
                           <w:p>
@@ -1779,31 +196,207 @@
                               <w:jc w:val="both"/>
                               <w:rPr>
                                 <w:rFonts w:ascii="Cambria" w:hAnsi="Cambria"/>
-                                <w:color w:val="002060"/>
+                                <w:b/>
+                                <w:bCs/>
+                                <w:color w:val="002060"/>
+                                <w:sz w:val="20"/>
+                                <w:szCs w:val="20"/>
                               </w:rPr>
                             </w:pPr>
                             <w:r>
                               <w:rPr>
                                 <w:rFonts w:ascii="Cambria" w:hAnsi="Cambria"/>
-                                <w:color w:val="002060"/>
-                              </w:rPr>
-                              <w:t>O estudante poderá comparar o desempenho dos sensores desenvolvidos pelo grupo com o de equipamentos comerciais, cujo custo pode ser até 100 vezes superior. O projeto busca não apenas reduzir os custos do monitoramento ambiental, mas também contribuir para a melhoria da qualidade da água distribuída em Curitiba.</w:t>
+                                <w:b/>
+                                <w:bCs/>
+                                <w:color w:val="002060"/>
+                                <w:sz w:val="20"/>
+                                <w:szCs w:val="20"/>
+                              </w:rPr>
+                              <w:t>O que você vai fazer?</w:t>
                             </w:r>
                           </w:p>
                           <w:p>
                             <w:pPr>
+                              <w:numPr>
+                                <w:ilvl w:val="0"/>
+                                <w:numId w:val="2"/>
+                              </w:numPr>
                               <w:jc w:val="both"/>
                               <w:rPr>
                                 <w:rFonts w:ascii="Cambria" w:hAnsi="Cambria"/>
                                 <w:color w:val="002060"/>
+                                <w:sz w:val="20"/>
+                                <w:szCs w:val="20"/>
                               </w:rPr>
                             </w:pPr>
                             <w:r>
                               <w:rPr>
                                 <w:rFonts w:ascii="Cambria" w:hAnsi="Cambria"/>
-                                <w:color w:val="002060"/>
-                              </w:rPr>
-                              <w:t>Além das atividades experimentais, o aluno poderá atuar na produção de conteúdo para mídias sociais, divulgando os resultados do projeto e promovendo a conscientização da sociedade sobre o uso de tecnologias acessíveis para a preservação dos recursos hídricos.</w:t>
+                                <w:b/>
+                                <w:bCs/>
+                                <w:color w:val="002060"/>
+                                <w:sz w:val="20"/>
+                                <w:szCs w:val="20"/>
+                              </w:rPr>
+                              <w:t>Mão na massa com IoT:</w:t>
+                            </w:r>
+                            <w:r>
+                              <w:rPr>
+                                <w:rFonts w:ascii="Cambria" w:hAnsi="Cambria"/>
+                                <w:color w:val="002060"/>
+                                <w:sz w:val="20"/>
+                                <w:szCs w:val="20"/>
+                              </w:rPr>
+                              <w:t xml:space="preserve"> Trabalhe com placas </w:t>
+                            </w:r>
+                            <w:proofErr w:type="spellStart"/>
+                            <w:r>
+                              <w:rPr>
+                                <w:rFonts w:ascii="Cambria" w:hAnsi="Cambria"/>
+                                <w:b/>
+                                <w:bCs/>
+                                <w:color w:val="002060"/>
+                                <w:sz w:val="20"/>
+                                <w:szCs w:val="20"/>
+                              </w:rPr>
+                              <w:t>Heltec</w:t>
+                            </w:r>
+                            <w:proofErr w:type="spellEnd"/>
+                            <w:r>
+                              <w:rPr>
+                                <w:rFonts w:ascii="Cambria" w:hAnsi="Cambria"/>
+                                <w:color w:val="002060"/>
+                                <w:sz w:val="20"/>
+                                <w:szCs w:val="20"/>
+                              </w:rPr>
+                              <w:t xml:space="preserve"> e tecnologia </w:t>
+                            </w:r>
+                            <w:proofErr w:type="spellStart"/>
+                            <w:r>
+                              <w:rPr>
+                                <w:rFonts w:ascii="Cambria" w:hAnsi="Cambria"/>
+                                <w:b/>
+                                <w:bCs/>
+                                <w:color w:val="002060"/>
+                                <w:sz w:val="20"/>
+                                <w:szCs w:val="20"/>
+                              </w:rPr>
+                              <w:t>LoRa</w:t>
+                            </w:r>
+                            <w:proofErr w:type="spellEnd"/>
+                            <w:r>
+                              <w:rPr>
+                                <w:rFonts w:ascii="Cambria" w:hAnsi="Cambria"/>
+                                <w:color w:val="002060"/>
+                                <w:sz w:val="20"/>
+                                <w:szCs w:val="20"/>
+                              </w:rPr>
+                              <w:t xml:space="preserve"> para criar sensores que enviam dados à distância com baixo consumo de energia.</w:t>
+                            </w:r>
+                          </w:p>
+                          <w:p>
+                            <w:pPr>
+                              <w:numPr>
+                                <w:ilvl w:val="0"/>
+                                <w:numId w:val="2"/>
+                              </w:numPr>
+                              <w:jc w:val="both"/>
+                              <w:rPr>
+                                <w:rFonts w:ascii="Cambria" w:hAnsi="Cambria"/>
+                                <w:color w:val="002060"/>
+                                <w:sz w:val="20"/>
+                                <w:szCs w:val="20"/>
+                              </w:rPr>
+                            </w:pPr>
+                            <w:r>
+                              <w:rPr>
+                                <w:rFonts w:ascii="Cambria" w:hAnsi="Cambria"/>
+                                <w:b/>
+                                <w:bCs/>
+                                <w:color w:val="002060"/>
+                                <w:sz w:val="20"/>
+                                <w:szCs w:val="20"/>
+                              </w:rPr>
+                              <w:t>Hardware &amp; Software:</w:t>
+                            </w:r>
+                            <w:r>
+                              <w:rPr>
+                                <w:rFonts w:ascii="Cambria" w:hAnsi="Cambria"/>
+                                <w:color w:val="002060"/>
+                                <w:sz w:val="20"/>
+                                <w:szCs w:val="20"/>
+                              </w:rPr>
+                              <w:t xml:space="preserve"> Participe do desenvolvimento de sensores de temperatura, condutividade e pH, comparando-os com equipamentos que custam até 100 vezes mais.</w:t>
+                            </w:r>
+                          </w:p>
+                          <w:p>
+                            <w:pPr>
+                              <w:numPr>
+                                <w:ilvl w:val="0"/>
+                                <w:numId w:val="2"/>
+                              </w:numPr>
+                              <w:jc w:val="both"/>
+                              <w:rPr>
+                                <w:rFonts w:ascii="Cambria" w:hAnsi="Cambria"/>
+                                <w:color w:val="002060"/>
+                                <w:sz w:val="20"/>
+                                <w:szCs w:val="20"/>
+                              </w:rPr>
+                            </w:pPr>
+                            <w:r>
+                              <w:rPr>
+                                <w:rFonts w:ascii="Cambria" w:hAnsi="Cambria"/>
+                                <w:b/>
+                                <w:bCs/>
+                                <w:color w:val="002060"/>
+                                <w:sz w:val="20"/>
+                                <w:szCs w:val="20"/>
+                              </w:rPr>
+                              <w:t>Expedições e Ciência:</w:t>
+                            </w:r>
+                            <w:r>
+                              <w:rPr>
+                                <w:rFonts w:ascii="Cambria" w:hAnsi="Cambria"/>
+                                <w:color w:val="002060"/>
+                                <w:sz w:val="20"/>
+                                <w:szCs w:val="20"/>
+                              </w:rPr>
+                              <w:t xml:space="preserve"> Realize experimentos em rios e reservatórios para avaliar a qualidade da água que abastece nossa cidade.</w:t>
+                            </w:r>
+                          </w:p>
+                          <w:p>
+                            <w:pPr>
+                              <w:numPr>
+                                <w:ilvl w:val="0"/>
+                                <w:numId w:val="2"/>
+                              </w:numPr>
+                              <w:jc w:val="both"/>
+                              <w:rPr>
+                                <w:rFonts w:ascii="Cambria" w:hAnsi="Cambria"/>
+                                <w:color w:val="002060"/>
+                                <w:sz w:val="20"/>
+                                <w:szCs w:val="20"/>
+                              </w:rPr>
+                            </w:pPr>
+                            <w:r>
+                              <w:rPr>
+                                <w:rFonts w:ascii="Cambria" w:hAnsi="Cambria"/>
+                                <w:b/>
+                                <w:bCs/>
+                                <w:color w:val="002060"/>
+                                <w:sz w:val="20"/>
+                                <w:szCs w:val="20"/>
+                              </w:rPr>
+                              <w:t>Influenciador Científico:</w:t>
+                            </w:r>
+                            <w:r>
+                              <w:rPr>
+                                <w:rFonts w:ascii="Cambria" w:hAnsi="Cambria"/>
+                                <w:color w:val="002060"/>
+                                <w:sz w:val="20"/>
+                                <w:szCs w:val="20"/>
+                              </w:rPr>
+                              <w:t xml:space="preserve"> Ajude a criar conteúdo para mídias sociais, traduzindo a ciência para o mundo real e conscientizando a sociedade.</w:t>
                             </w:r>
                           </w:p>
                           <w:p>
@@ -1835,7 +428,11 @@
           </mc:Choice>
           <mc:Fallback>
             <w:pict>
-              <v:shape w14:anchorId="26AF4EB1" id="_x0000_s1029" type="#_x0000_t202" style="position:absolute;margin-left:154.45pt;margin-top:163.55pt;width:355.85pt;height:296.25pt;z-index:-251659256;visibility:visible;mso-wrap-style:square;mso-width-percent:0;mso-height-percent:0;mso-wrap-distance-left:9pt;mso-wrap-distance-top:3.6pt;mso-wrap-distance-right:9pt;mso-wrap-distance-bottom:3.6pt;mso-position-horizontal:absolute;mso-position-horizontal-relative:margin;mso-position-vertical:absolute;mso-position-vertical-relative:text;mso-width-percent:0;mso-height-percent:0;mso-width-relative:margin;mso-height-relative:margin;v-text-anchor:top" o:gfxdata="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" filled="f" stroked="f">
+              <v:shapetype w14:anchorId="26AF4EB1" id="_x0000_t202" coordsize="21600,21600" o:spt="202" path="m,l,21600r21600,l21600,xe">
+                <v:stroke joinstyle="miter"/>
+                <v:path gradientshapeok="t" o:connecttype="rect"/>
+              </v:shapetype>
+              <v:shape id="Caixa de Texto 2" o:spid="_x0000_s1026" type="#_x0000_t202" style="position:absolute;margin-left:154.35pt;margin-top:151.05pt;width:355.85pt;height:261.8pt;z-index:-251659256;visibility:visible;mso-wrap-style:square;mso-width-percent:0;mso-height-percent:0;mso-wrap-distance-left:9pt;mso-wrap-distance-top:3.6pt;mso-wrap-distance-right:9pt;mso-wrap-distance-bottom:3.6pt;mso-position-horizontal:absolute;mso-position-horizontal-relative:margin;mso-position-vertical:absolute;mso-position-vertical-relative:text;mso-width-percent:0;mso-height-percent:0;mso-width-relative:margin;mso-height-relative:margin;v-text-anchor:top" o:gfxdata="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" filled="f" stroked="f">
                 <v:textbox>
                   <w:txbxContent>
                     <w:p>
@@ -1882,7 +479,25 @@
                           <w:rFonts w:ascii="Cambria" w:hAnsi="Cambria"/>
                           <w:color w:val="002060"/>
                         </w:rPr>
-                        <w:t>O aluno participará de experimentos em laboratório voltados à avaliação da qualidade da água em rios, lagos e reservatórios, utilizando sensores de temperatura, condutividade, turbidez e pH. Também auxiliará nos testes de sensores desenvolvidos pelo grupo de pesquisa.</w:t>
+                        <w:t xml:space="preserve">Você quer aprender a monitorar o planeta usando a mesma tecnologia de cidades inteligentes? O grupo </w:t>
+                      </w:r>
+                      <w:proofErr w:type="spellStart"/>
+                      <w:r>
+                        <w:rPr>
+                          <w:rFonts w:ascii="Cambria" w:hAnsi="Cambria"/>
+                          <w:b/>
+                          <w:bCs/>
+                          <w:color w:val="002060"/>
+                        </w:rPr>
+                        <w:t>Limnotronic</w:t>
+                      </w:r>
+                      <w:proofErr w:type="spellEnd"/>
+                      <w:r>
+                        <w:rPr>
+                          <w:rFonts w:ascii="Cambria" w:hAnsi="Cambria"/>
+                          <w:color w:val="002060"/>
+                        </w:rPr>
+                        <w:t xml:space="preserve"> (UFPR) está buscando mentes curiosas para transformar a gestão da água em Curitiba.</w:t>
                       </w:r>
                     </w:p>
                     <w:p>
@@ -1890,31 +505,207 @@
                         <w:jc w:val="both"/>
                         <w:rPr>
                           <w:rFonts w:ascii="Cambria" w:hAnsi="Cambria"/>
-                          <w:color w:val="002060"/>
+                          <w:b/>
+                          <w:bCs/>
+                          <w:color w:val="002060"/>
+                          <w:sz w:val="20"/>
+                          <w:szCs w:val="20"/>
                         </w:rPr>
                       </w:pPr>
                       <w:r>
                         <w:rPr>
                           <w:rFonts w:ascii="Cambria" w:hAnsi="Cambria"/>
-                          <w:color w:val="002060"/>
-                        </w:rPr>
-                        <w:t>O estudante poderá comparar o desempenho dos sensores desenvolvidos pelo grupo com o de equipamentos comerciais, cujo custo pode ser até 100 vezes superior. O projeto busca não apenas reduzir os custos do monitoramento ambiental, mas também contribuir para a melhoria da qualidade da água distribuída em Curitiba.</w:t>
+                          <w:b/>
+                          <w:bCs/>
+                          <w:color w:val="002060"/>
+                          <w:sz w:val="20"/>
+                          <w:szCs w:val="20"/>
+                        </w:rPr>
+                        <w:t>O que você vai fazer?</w:t>
                       </w:r>
                     </w:p>
                     <w:p>
                       <w:pPr>
+                        <w:numPr>
+                          <w:ilvl w:val="0"/>
+                          <w:numId w:val="2"/>
+                        </w:numPr>
                         <w:jc w:val="both"/>
                         <w:rPr>
                           <w:rFonts w:ascii="Cambria" w:hAnsi="Cambria"/>
                           <w:color w:val="002060"/>
+                          <w:sz w:val="20"/>
+                          <w:szCs w:val="20"/>
                         </w:rPr>
                       </w:pPr>
                       <w:r>
                         <w:rPr>
                           <w:rFonts w:ascii="Cambria" w:hAnsi="Cambria"/>
-                          <w:color w:val="002060"/>
-                        </w:rPr>
-                        <w:t>Além das atividades experimentais, o aluno poderá atuar na produção de conteúdo para mídias sociais, divulgando os resultados do projeto e promovendo a conscientização da sociedade sobre o uso de tecnologias acessíveis para a preservação dos recursos hídricos.</w:t>
+                          <w:b/>
+                          <w:bCs/>
+                          <w:color w:val="002060"/>
+                          <w:sz w:val="20"/>
+                          <w:szCs w:val="20"/>
+                        </w:rPr>
+                        <w:t>Mão na massa com IoT:</w:t>
+                      </w:r>
+                      <w:r>
+                        <w:rPr>
+                          <w:rFonts w:ascii="Cambria" w:hAnsi="Cambria"/>
+                          <w:color w:val="002060"/>
+                          <w:sz w:val="20"/>
+                          <w:szCs w:val="20"/>
+                        </w:rPr>
+                        <w:t xml:space="preserve"> Trabalhe com placas </w:t>
+                      </w:r>
+                      <w:proofErr w:type="spellStart"/>
+                      <w:r>
+                        <w:rPr>
+                          <w:rFonts w:ascii="Cambria" w:hAnsi="Cambria"/>
+                          <w:b/>
+                          <w:bCs/>
+                          <w:color w:val="002060"/>
+                          <w:sz w:val="20"/>
+                          <w:szCs w:val="20"/>
+                        </w:rPr>
+                        <w:t>Heltec</w:t>
+                      </w:r>
+                      <w:proofErr w:type="spellEnd"/>
+                      <w:r>
+                        <w:rPr>
+                          <w:rFonts w:ascii="Cambria" w:hAnsi="Cambria"/>
+                          <w:color w:val="002060"/>
+                          <w:sz w:val="20"/>
+                          <w:szCs w:val="20"/>
+                        </w:rPr>
+                        <w:t xml:space="preserve"> e tecnologia </w:t>
+                      </w:r>
+                      <w:proofErr w:type="spellStart"/>
+                      <w:r>
+                        <w:rPr>
+                          <w:rFonts w:ascii="Cambria" w:hAnsi="Cambria"/>
+                          <w:b/>
+                          <w:bCs/>
+                          <w:color w:val="002060"/>
+                          <w:sz w:val="20"/>
+                          <w:szCs w:val="20"/>
+                        </w:rPr>
+                        <w:t>LoRa</w:t>
+                      </w:r>
+                      <w:proofErr w:type="spellEnd"/>
+                      <w:r>
+                        <w:rPr>
+                          <w:rFonts w:ascii="Cambria" w:hAnsi="Cambria"/>
+                          <w:color w:val="002060"/>
+                          <w:sz w:val="20"/>
+                          <w:szCs w:val="20"/>
+                        </w:rPr>
+                        <w:t xml:space="preserve"> para criar sensores que enviam dados à distância com baixo consumo de energia.</w:t>
+                      </w:r>
+                    </w:p>
+                    <w:p>
+                      <w:pPr>
+                        <w:numPr>
+                          <w:ilvl w:val="0"/>
+                          <w:numId w:val="2"/>
+                        </w:numPr>
+                        <w:jc w:val="both"/>
+                        <w:rPr>
+                          <w:rFonts w:ascii="Cambria" w:hAnsi="Cambria"/>
+                          <w:color w:val="002060"/>
+                          <w:sz w:val="20"/>
+                          <w:szCs w:val="20"/>
+                        </w:rPr>
+                      </w:pPr>
+                      <w:r>
+                        <w:rPr>
+                          <w:rFonts w:ascii="Cambria" w:hAnsi="Cambria"/>
+                          <w:b/>
+                          <w:bCs/>
+                          <w:color w:val="002060"/>
+                          <w:sz w:val="20"/>
+                          <w:szCs w:val="20"/>
+                        </w:rPr>
+                        <w:t>Hardware &amp; Software:</w:t>
+                      </w:r>
+                      <w:r>
+                        <w:rPr>
+                          <w:rFonts w:ascii="Cambria" w:hAnsi="Cambria"/>
+                          <w:color w:val="002060"/>
+                          <w:sz w:val="20"/>
+                          <w:szCs w:val="20"/>
+                        </w:rPr>
+                        <w:t xml:space="preserve"> Participe do desenvolvimento de sensores de temperatura, condutividade e pH, comparando-os com equipamentos que custam até 100 vezes mais.</w:t>
+                      </w:r>
+                    </w:p>
+                    <w:p>
+                      <w:pPr>
+                        <w:numPr>
+                          <w:ilvl w:val="0"/>
+                          <w:numId w:val="2"/>
+                        </w:numPr>
+                        <w:jc w:val="both"/>
+                        <w:rPr>
+                          <w:rFonts w:ascii="Cambria" w:hAnsi="Cambria"/>
+                          <w:color w:val="002060"/>
+                          <w:sz w:val="20"/>
+                          <w:szCs w:val="20"/>
+                        </w:rPr>
+                      </w:pPr>
+                      <w:r>
+                        <w:rPr>
+                          <w:rFonts w:ascii="Cambria" w:hAnsi="Cambria"/>
+                          <w:b/>
+                          <w:bCs/>
+                          <w:color w:val="002060"/>
+                          <w:sz w:val="20"/>
+                          <w:szCs w:val="20"/>
+                        </w:rPr>
+                        <w:t>Expedições e Ciência:</w:t>
+                      </w:r>
+                      <w:r>
+                        <w:rPr>
+                          <w:rFonts w:ascii="Cambria" w:hAnsi="Cambria"/>
+                          <w:color w:val="002060"/>
+                          <w:sz w:val="20"/>
+                          <w:szCs w:val="20"/>
+                        </w:rPr>
+                        <w:t xml:space="preserve"> Realize experimentos em rios e reservatórios para avaliar a qualidade da água que abastece nossa cidade.</w:t>
+                      </w:r>
+                    </w:p>
+                    <w:p>
+                      <w:pPr>
+                        <w:numPr>
+                          <w:ilvl w:val="0"/>
+                          <w:numId w:val="2"/>
+                        </w:numPr>
+                        <w:jc w:val="both"/>
+                        <w:rPr>
+                          <w:rFonts w:ascii="Cambria" w:hAnsi="Cambria"/>
+                          <w:color w:val="002060"/>
+                          <w:sz w:val="20"/>
+                          <w:szCs w:val="20"/>
+                        </w:rPr>
+                      </w:pPr>
+                      <w:r>
+                        <w:rPr>
+                          <w:rFonts w:ascii="Cambria" w:hAnsi="Cambria"/>
+                          <w:b/>
+                          <w:bCs/>
+                          <w:color w:val="002060"/>
+                          <w:sz w:val="20"/>
+                          <w:szCs w:val="20"/>
+                        </w:rPr>
+                        <w:t>Influenciador Científico:</w:t>
+                      </w:r>
+                      <w:r>
+                        <w:rPr>
+                          <w:rFonts w:ascii="Cambria" w:hAnsi="Cambria"/>
+                          <w:color w:val="002060"/>
+                          <w:sz w:val="20"/>
+                          <w:szCs w:val="20"/>
+                        </w:rPr>
+                        <w:t xml:space="preserve"> Ajude a criar conteúdo para mídias sociais, traduzindo a ciência para o mundo real e conscientizando a sociedade.</w:t>
                       </w:r>
                     </w:p>
                     <w:p>
@@ -1940,18 +731,18 @@
           <w:noProof/>
         </w:rPr>
         <w:drawing>
-          <wp:anchor distT="0" distB="0" distL="114300" distR="114300" simplePos="0" relativeHeight="251659282" behindDoc="0" locked="0" layoutInCell="1" allowOverlap="1" wp14:anchorId="13D3FA5F" wp14:editId="419DE731">
+          <wp:anchor distT="0" distB="0" distL="114300" distR="114300" simplePos="0" relativeHeight="251657217" behindDoc="1" locked="0" layoutInCell="1" allowOverlap="1" wp14:anchorId="337F62C6" wp14:editId="418AEDAA">
             <wp:simplePos x="0" y="0"/>
-            <wp:positionH relativeFrom="column">
-              <wp:posOffset>2413000</wp:posOffset>
+            <wp:positionH relativeFrom="margin">
+              <wp:posOffset>-1234440</wp:posOffset>
             </wp:positionH>
             <wp:positionV relativeFrom="paragraph">
-              <wp:posOffset>186055</wp:posOffset>
+              <wp:posOffset>-283556</wp:posOffset>
             </wp:positionV>
-            <wp:extent cx="863510" cy="647168"/>
-            <wp:effectExtent l="0" t="0" r="0" b="635"/>
+            <wp:extent cx="8235315" cy="10891499"/>
+            <wp:effectExtent l="0" t="0" r="0" b="5715"/>
             <wp:wrapNone/>
-            <wp:docPr id="1996436929" name="Picture 15"/>
+            <wp:docPr id="1619493126" name="Picture 1"/>
             <wp:cNvGraphicFramePr>
               <a:graphicFrameLocks xmlns:a="http://schemas.openxmlformats.org/drawingml/2006/main" noChangeAspect="1"/>
             </wp:cNvGraphicFramePr>
@@ -1959,13 +750,13 @@
               <a:graphicData uri="http://schemas.openxmlformats.org/drawingml/2006/picture">
                 <pic:pic xmlns:pic="http://schemas.openxmlformats.org/drawingml/2006/picture">
                   <pic:nvPicPr>
-                    <pic:cNvPr id="0" name="Picture 3"/>
+                    <pic:cNvPr id="0" name="Picture 1"/>
                     <pic:cNvPicPr>
                       <a:picLocks noChangeAspect="1" noChangeArrowheads="1"/>
                     </pic:cNvPicPr>
                   </pic:nvPicPr>
                   <pic:blipFill>
-                    <a:blip r:embed="rId15" cstate="print">
+                    <a:blip r:embed="rId12" cstate="print">
                       <a:extLst>
                         <a:ext uri="{28A0092B-C50C-407E-A947-70E740481C1C}">
                           <a14:useLocalDpi xmlns:a14="http://schemas.microsoft.com/office/drawing/2010/main" val="0"/>
@@ -1980,7 +771,7 @@
                   <pic:spPr bwMode="auto">
                     <a:xfrm>
                       <a:off x="0" y="0"/>
-                      <a:ext cx="863510" cy="647168"/>
+                      <a:ext cx="8235315" cy="10891499"/>
                     </a:xfrm>
                     <a:prstGeom prst="rect">
                       <a:avLst/>
@@ -2009,131 +800,13 @@
         <mc:AlternateContent>
           <mc:Choice Requires="wps">
             <w:drawing>
-              <wp:anchor distT="45720" distB="45720" distL="114300" distR="114300" simplePos="0" relativeHeight="251658250" behindDoc="0" locked="0" layoutInCell="1" allowOverlap="1" wp14:anchorId="61E777BD" wp14:editId="4B61B3EC">
-                <wp:simplePos x="0" y="0"/>
-                <wp:positionH relativeFrom="page">
-                  <wp:posOffset>5180965</wp:posOffset>
-                </wp:positionH>
-                <wp:positionV relativeFrom="paragraph">
-                  <wp:posOffset>800100</wp:posOffset>
-                </wp:positionV>
-                <wp:extent cx="2171700" cy="1404620"/>
-                <wp:effectExtent l="0" t="0" r="0" b="5080"/>
-                <wp:wrapSquare wrapText="bothSides"/>
-                <wp:docPr id="12" name="Caixa de Texto 2"/>
-                <wp:cNvGraphicFramePr>
-                  <a:graphicFrameLocks xmlns:a="http://schemas.openxmlformats.org/drawingml/2006/main"/>
-                </wp:cNvGraphicFramePr>
-                <a:graphic xmlns:a="http://schemas.openxmlformats.org/drawingml/2006/main">
-                  <a:graphicData uri="http://schemas.microsoft.com/office/word/2010/wordprocessingShape">
-                    <wps:wsp>
-                      <wps:cNvSpPr txBox="1">
-                        <a:spLocks noChangeArrowheads="1"/>
-                      </wps:cNvSpPr>
-                      <wps:spPr bwMode="auto">
-                        <a:xfrm>
-                          <a:off x="0" y="0"/>
-                          <a:ext cx="2171700" cy="1404620"/>
-                        </a:xfrm>
-                        <a:prstGeom prst="rect">
-                          <a:avLst/>
-                        </a:prstGeom>
-                        <a:noFill/>
-                        <a:ln w="9525">
-                          <a:noFill/>
-                          <a:miter lim="800000"/>
-                          <a:headEnd/>
-                          <a:tailEnd/>
-                        </a:ln>
-                      </wps:spPr>
-                      <wps:txbx>
-                        <w:txbxContent>
-                          <w:p>
-                            <w:pPr>
-                              <w:rPr>
-                                <w:rFonts w:ascii="Cambria" w:hAnsi="Cambria"/>
-                                <w:b/>
-                                <w:color w:val="002060"/>
-                                <w:sz w:val="24"/>
-                                <w:szCs w:val="24"/>
-                              </w:rPr>
-                            </w:pPr>
-                            <w:r>
-                              <w:rPr>
-                                <w:rFonts w:ascii="Cambria" w:hAnsi="Cambria"/>
-                                <w:b/>
-                                <w:color w:val="002060"/>
-                                <w:sz w:val="24"/>
-                                <w:szCs w:val="24"/>
-                              </w:rPr>
-                              <w:t>Responsáveis:</w:t>
-                            </w:r>
-                          </w:p>
-                        </w:txbxContent>
-                      </wps:txbx>
-                      <wps:bodyPr rot="0" vert="horz" wrap="square" lIns="91440" tIns="45720" rIns="91440" bIns="45720" anchor="t" anchorCtr="0">
-                        <a:spAutoFit/>
-                      </wps:bodyPr>
-                    </wps:wsp>
-                  </a:graphicData>
-                </a:graphic>
-                <wp14:sizeRelH relativeFrom="margin">
-                  <wp14:pctWidth>0</wp14:pctWidth>
-                </wp14:sizeRelH>
-                <wp14:sizeRelV relativeFrom="margin">
-                  <wp14:pctHeight>20000</wp14:pctHeight>
-                </wp14:sizeRelV>
-              </wp:anchor>
-            </w:drawing>
-          </mc:Choice>
-          <mc:Fallback>
-            <w:pict>
-              <v:shape w14:anchorId="61E777BD" id="_x0000_s1030" type="#_x0000_t202" style="position:absolute;margin-left:407.95pt;margin-top:63pt;width:171pt;height:110.6pt;z-index:251658250;visibility:visible;mso-wrap-style:square;mso-width-percent:0;mso-height-percent:200;mso-wrap-distance-left:9pt;mso-wrap-distance-top:3.6pt;mso-wrap-distance-right:9pt;mso-wrap-distance-bottom:3.6pt;mso-position-horizontal:absolute;mso-position-horizontal-relative:page;mso-position-vertical:absolute;mso-position-vertical-relative:text;mso-width-percent:0;mso-height-percent:200;mso-width-relative:margin;mso-height-relative:margin;v-text-anchor:top" o:gfxdata="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" filled="f" stroked="f">
-                <v:textbox style="mso-fit-shape-to-text:t">
-                  <w:txbxContent>
-                    <w:p>
-                      <w:pPr>
-                        <w:rPr>
-                          <w:rFonts w:ascii="Cambria" w:hAnsi="Cambria"/>
-                          <w:b/>
-                          <w:color w:val="002060"/>
-                          <w:sz w:val="24"/>
-                          <w:szCs w:val="24"/>
-                        </w:rPr>
-                      </w:pPr>
-                      <w:r>
-                        <w:rPr>
-                          <w:rFonts w:ascii="Cambria" w:hAnsi="Cambria"/>
-                          <w:b/>
-                          <w:color w:val="002060"/>
-                          <w:sz w:val="24"/>
-                          <w:szCs w:val="24"/>
-                        </w:rPr>
-                        <w:t>Responsáveis:</w:t>
-                      </w:r>
-                    </w:p>
-                  </w:txbxContent>
-                </v:textbox>
-                <w10:wrap type="square" anchorx="page"/>
-              </v:shape>
-            </w:pict>
-          </mc:Fallback>
-        </mc:AlternateContent>
-      </w:r>
-      <w:r>
-        <w:rPr>
-          <w:noProof/>
-        </w:rPr>
-        <mc:AlternateContent>
-          <mc:Choice Requires="wps">
-            <w:drawing>
-              <wp:anchor distT="45720" distB="45720" distL="114300" distR="114300" simplePos="0" relativeHeight="251658253" behindDoc="0" locked="0" layoutInCell="1" allowOverlap="1" wp14:anchorId="505C15C7" wp14:editId="0AAA894B">
+              <wp:anchor distT="45720" distB="45720" distL="114300" distR="114300" simplePos="0" relativeHeight="251658253" behindDoc="0" locked="0" layoutInCell="1" allowOverlap="1" wp14:anchorId="505C15C7" wp14:editId="20508DE8">
                 <wp:simplePos x="0" y="0"/>
                 <wp:positionH relativeFrom="page">
                   <wp:posOffset>4763135</wp:posOffset>
                 </wp:positionH>
                 <wp:positionV relativeFrom="paragraph">
-                  <wp:posOffset>1661795</wp:posOffset>
+                  <wp:posOffset>1467254</wp:posOffset>
                 </wp:positionV>
                 <wp:extent cx="2170430" cy="1404620"/>
                 <wp:effectExtent l="0" t="0" r="0" b="0"/>
@@ -2205,7 +878,7 @@
           </mc:Choice>
           <mc:Fallback>
             <w:pict>
-              <v:shape w14:anchorId="505C15C7" id="_x0000_s1031" type="#_x0000_t202" style="position:absolute;margin-left:375.05pt;margin-top:130.85pt;width:170.9pt;height:110.6pt;z-index:251658253;visibility:visible;mso-wrap-style:square;mso-width-percent:0;mso-height-percent:200;mso-wrap-distance-left:9pt;mso-wrap-distance-top:3.6pt;mso-wrap-distance-right:9pt;mso-wrap-distance-bottom:3.6pt;mso-position-horizontal:absolute;mso-position-horizontal-relative:page;mso-position-vertical:absolute;mso-position-vertical-relative:text;mso-width-percent:0;mso-height-percent:200;mso-width-relative:margin;mso-height-relative:margin;v-text-anchor:top" o:gfxdata="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" filled="f" stroked="f">
+              <v:shape w14:anchorId="505C15C7" id="_x0000_s1027" type="#_x0000_t202" style="position:absolute;margin-left:375.05pt;margin-top:115.55pt;width:170.9pt;height:110.6pt;z-index:251658253;visibility:visible;mso-wrap-style:square;mso-width-percent:0;mso-height-percent:200;mso-wrap-distance-left:9pt;mso-wrap-distance-top:3.6pt;mso-wrap-distance-right:9pt;mso-wrap-distance-bottom:3.6pt;mso-position-horizontal:absolute;mso-position-horizontal-relative:page;mso-position-vertical:absolute;mso-position-vertical-relative:text;mso-width-percent:0;mso-height-percent:200;mso-width-relative:margin;mso-height-relative:margin;v-text-anchor:top" o:gfxdata="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" filled="f" stroked="f">
                 <v:textbox style="mso-fit-shape-to-text:t">
                   <w:txbxContent>
                     <w:p>
@@ -2243,13 +916,151 @@
         <mc:AlternateContent>
           <mc:Choice Requires="wps">
             <w:drawing>
-              <wp:anchor distT="0" distB="0" distL="114300" distR="114300" simplePos="0" relativeHeight="251657220" behindDoc="1" locked="0" layoutInCell="1" allowOverlap="1" wp14:anchorId="1DB478BA" wp14:editId="1C5F2F69">
+              <wp:anchor distT="45720" distB="45720" distL="114300" distR="114300" simplePos="0" relativeHeight="251658254" behindDoc="0" locked="0" layoutInCell="1" allowOverlap="1" wp14:anchorId="03A5B2A9" wp14:editId="5888CE12">
+                <wp:simplePos x="0" y="0"/>
+                <wp:positionH relativeFrom="page">
+                  <wp:posOffset>5121910</wp:posOffset>
+                </wp:positionH>
+                <wp:positionV relativeFrom="paragraph">
+                  <wp:posOffset>1010111</wp:posOffset>
+                </wp:positionV>
+                <wp:extent cx="2058670" cy="1404620"/>
+                <wp:effectExtent l="0" t="0" r="0" b="0"/>
+                <wp:wrapSquare wrapText="bothSides"/>
+                <wp:docPr id="2053949696" name="Caixa de Texto 2"/>
+                <wp:cNvGraphicFramePr>
+                  <a:graphicFrameLocks xmlns:a="http://schemas.openxmlformats.org/drawingml/2006/main"/>
+                </wp:cNvGraphicFramePr>
+                <a:graphic xmlns:a="http://schemas.openxmlformats.org/drawingml/2006/main">
+                  <a:graphicData uri="http://schemas.microsoft.com/office/word/2010/wordprocessingShape">
+                    <wps:wsp>
+                      <wps:cNvSpPr txBox="1">
+                        <a:spLocks noChangeArrowheads="1"/>
+                      </wps:cNvSpPr>
+                      <wps:spPr bwMode="auto">
+                        <a:xfrm>
+                          <a:off x="0" y="0"/>
+                          <a:ext cx="2058670" cy="1404620"/>
+                        </a:xfrm>
+                        <a:prstGeom prst="rect">
+                          <a:avLst/>
+                        </a:prstGeom>
+                        <a:noFill/>
+                        <a:ln w="9525">
+                          <a:noFill/>
+                          <a:miter lim="800000"/>
+                          <a:headEnd/>
+                          <a:tailEnd/>
+                        </a:ln>
+                      </wps:spPr>
+                      <wps:txbx>
+                        <w:txbxContent>
+                          <w:p>
+                            <w:pPr>
+                              <w:spacing w:after="0"/>
+                              <w:rPr>
+                                <w:rFonts w:ascii="Cambria" w:hAnsi="Cambria"/>
+                                <w:color w:val="002060"/>
+                                <w:sz w:val="24"/>
+                                <w:szCs w:val="24"/>
+                              </w:rPr>
+                            </w:pPr>
+                            <w:r>
+                              <w:rPr>
+                                <w:rFonts w:ascii="Cambria" w:hAnsi="Cambria"/>
+                                <w:color w:val="002060"/>
+                                <w:sz w:val="24"/>
+                                <w:szCs w:val="24"/>
+                              </w:rPr>
+                              <w:t xml:space="preserve">Prof. Dr. Tobias </w:t>
+                            </w:r>
+                            <w:proofErr w:type="spellStart"/>
+                            <w:r>
+                              <w:rPr>
+                                <w:rFonts w:ascii="Cambria" w:hAnsi="Cambria"/>
+                                <w:color w:val="002060"/>
+                                <w:sz w:val="24"/>
+                                <w:szCs w:val="24"/>
+                              </w:rPr>
+                              <w:t>Bleninger</w:t>
+                            </w:r>
+                            <w:proofErr w:type="spellEnd"/>
+                          </w:p>
+                        </w:txbxContent>
+                      </wps:txbx>
+                      <wps:bodyPr rot="0" vert="horz" wrap="square" lIns="91440" tIns="45720" rIns="91440" bIns="45720" anchor="t" anchorCtr="0">
+                        <a:spAutoFit/>
+                      </wps:bodyPr>
+                    </wps:wsp>
+                  </a:graphicData>
+                </a:graphic>
+                <wp14:sizeRelH relativeFrom="margin">
+                  <wp14:pctWidth>0</wp14:pctWidth>
+                </wp14:sizeRelH>
+                <wp14:sizeRelV relativeFrom="margin">
+                  <wp14:pctHeight>20000</wp14:pctHeight>
+                </wp14:sizeRelV>
+              </wp:anchor>
+            </w:drawing>
+          </mc:Choice>
+          <mc:Fallback>
+            <w:pict>
+              <v:shape w14:anchorId="03A5B2A9" id="_x0000_s1028" type="#_x0000_t202" style="position:absolute;margin-left:403.3pt;margin-top:79.55pt;width:162.1pt;height:110.6pt;z-index:251658254;visibility:visible;mso-wrap-style:square;mso-width-percent:0;mso-height-percent:200;mso-wrap-distance-left:9pt;mso-wrap-distance-top:3.6pt;mso-wrap-distance-right:9pt;mso-wrap-distance-bottom:3.6pt;mso-position-horizontal:absolute;mso-position-horizontal-relative:page;mso-position-vertical:absolute;mso-position-vertical-relative:text;mso-width-percent:0;mso-height-percent:200;mso-width-relative:margin;mso-height-relative:margin;v-text-anchor:top" o:gfxdata="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" filled="f" stroked="f">
+                <v:textbox style="mso-fit-shape-to-text:t">
+                  <w:txbxContent>
+                    <w:p>
+                      <w:pPr>
+                        <w:spacing w:after="0"/>
+                        <w:rPr>
+                          <w:rFonts w:ascii="Cambria" w:hAnsi="Cambria"/>
+                          <w:color w:val="002060"/>
+                          <w:sz w:val="24"/>
+                          <w:szCs w:val="24"/>
+                        </w:rPr>
+                      </w:pPr>
+                      <w:r>
+                        <w:rPr>
+                          <w:rFonts w:ascii="Cambria" w:hAnsi="Cambria"/>
+                          <w:color w:val="002060"/>
+                          <w:sz w:val="24"/>
+                          <w:szCs w:val="24"/>
+                        </w:rPr>
+                        <w:t xml:space="preserve">Prof. Dr. Tobias </w:t>
+                      </w:r>
+                      <w:proofErr w:type="spellStart"/>
+                      <w:r>
+                        <w:rPr>
+                          <w:rFonts w:ascii="Cambria" w:hAnsi="Cambria"/>
+                          <w:color w:val="002060"/>
+                          <w:sz w:val="24"/>
+                          <w:szCs w:val="24"/>
+                        </w:rPr>
+                        <w:t>Bleninger</w:t>
+                      </w:r>
+                      <w:proofErr w:type="spellEnd"/>
+                    </w:p>
+                  </w:txbxContent>
+                </v:textbox>
+                <w10:wrap type="square" anchorx="page"/>
+              </v:shape>
+            </w:pict>
+          </mc:Fallback>
+        </mc:AlternateContent>
+      </w:r>
+      <w:r>
+        <w:rPr>
+          <w:noProof/>
+        </w:rPr>
+        <mc:AlternateContent>
+          <mc:Choice Requires="wps">
+            <w:drawing>
+              <wp:anchor distT="0" distB="0" distL="114300" distR="114300" simplePos="0" relativeHeight="251657220" behindDoc="1" locked="0" layoutInCell="1" allowOverlap="1" wp14:anchorId="1DB478BA" wp14:editId="70FEB3C4">
                 <wp:simplePos x="0" y="0"/>
                 <wp:positionH relativeFrom="column">
                   <wp:posOffset>3576955</wp:posOffset>
                 </wp:positionH>
                 <wp:positionV relativeFrom="paragraph">
-                  <wp:posOffset>1863090</wp:posOffset>
+                  <wp:posOffset>1656715</wp:posOffset>
                 </wp:positionV>
                 <wp:extent cx="2330450" cy="12700"/>
                 <wp:effectExtent l="19050" t="38100" r="50800" b="44450"/>
@@ -2303,7 +1114,7 @@
           </mc:Choice>
           <mc:Fallback>
             <w:pict>
-              <v:line w14:anchorId="54BAE877" id="Straight Connector 3" o:spid="_x0000_s1026" style="position:absolute;flip:y;z-index:-251659260;visibility:visible;mso-wrap-style:square;mso-width-percent:0;mso-height-percent:0;mso-wrap-distance-left:9pt;mso-wrap-distance-top:0;mso-wrap-distance-right:9pt;mso-wrap-distance-bottom:0;mso-position-horizontal:absolute;mso-position-horizontal-relative:text;mso-position-vertical:absolute;mso-position-vertical-relative:text;mso-width-percent:0;mso-height-percent:0;mso-width-relative:margin;mso-height-relative:margin" from="281.65pt,146.7pt" to="465.15pt,147.7pt" o:gfxdata="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" strokecolor="#b7ecff" strokeweight="6pt">
+              <v:line w14:anchorId="5B02DA7D" id="Straight Connector 3" o:spid="_x0000_s1026" style="position:absolute;flip:y;z-index:-251659260;visibility:visible;mso-wrap-style:square;mso-width-percent:0;mso-height-percent:0;mso-wrap-distance-left:9pt;mso-wrap-distance-top:0;mso-wrap-distance-right:9pt;mso-wrap-distance-bottom:0;mso-position-horizontal:absolute;mso-position-horizontal-relative:text;mso-position-vertical:absolute;mso-position-vertical-relative:text;mso-width-percent:0;mso-height-percent:0;mso-width-relative:margin;mso-height-relative:margin" from="281.65pt,130.45pt" to="465.15pt,131.45pt" o:gfxdata="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" strokecolor="#b7ecff" strokeweight="6pt">
                 <v:stroke joinstyle="miter"/>
               </v:line>
             </w:pict>
@@ -2317,13 +1128,13 @@
         <mc:AlternateContent>
           <mc:Choice Requires="wps">
             <w:drawing>
-              <wp:anchor distT="0" distB="0" distL="114300" distR="114300" simplePos="0" relativeHeight="251657221" behindDoc="1" locked="0" layoutInCell="1" allowOverlap="1" wp14:anchorId="6E83C6ED" wp14:editId="418B699B">
+              <wp:anchor distT="0" distB="0" distL="114300" distR="114300" simplePos="0" relativeHeight="251657221" behindDoc="1" locked="0" layoutInCell="1" allowOverlap="1" wp14:anchorId="6E83C6ED" wp14:editId="5DAACF8E">
                 <wp:simplePos x="0" y="0"/>
                 <wp:positionH relativeFrom="column">
-                  <wp:posOffset>3914140</wp:posOffset>
+                  <wp:posOffset>3907213</wp:posOffset>
                 </wp:positionH>
                 <wp:positionV relativeFrom="paragraph">
-                  <wp:posOffset>1413510</wp:posOffset>
+                  <wp:posOffset>1198764</wp:posOffset>
                 </wp:positionV>
                 <wp:extent cx="2079625" cy="12065"/>
                 <wp:effectExtent l="19050" t="38100" r="53975" b="45085"/>
@@ -2377,7 +1188,7 @@
           </mc:Choice>
           <mc:Fallback>
             <w:pict>
-              <v:line w14:anchorId="56DB0966" id="Straight Connector 3" o:spid="_x0000_s1026" style="position:absolute;z-index:-251659259;visibility:visible;mso-wrap-style:square;mso-width-percent:0;mso-height-percent:0;mso-wrap-distance-left:9pt;mso-wrap-distance-top:0;mso-wrap-distance-right:9pt;mso-wrap-distance-bottom:0;mso-position-horizontal:absolute;mso-position-horizontal-relative:text;mso-position-vertical:absolute;mso-position-vertical-relative:text;mso-width-percent:0;mso-height-percent:0;mso-width-relative:margin;mso-height-relative:margin" from="308.2pt,111.3pt" to="471.95pt,112.25pt" o:gfxdata="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" strokecolor="#b7ecff" strokeweight="6pt">
+              <v:line w14:anchorId="28EFBE23" id="Straight Connector 3" o:spid="_x0000_s1026" style="position:absolute;z-index:-251659259;visibility:visible;mso-wrap-style:square;mso-width-percent:0;mso-height-percent:0;mso-wrap-distance-left:9pt;mso-wrap-distance-top:0;mso-wrap-distance-right:9pt;mso-wrap-distance-bottom:0;mso-position-horizontal:absolute;mso-position-horizontal-relative:text;mso-position-vertical:absolute;mso-position-vertical-relative:text;mso-width-percent:0;mso-height-percent:0;mso-width-relative:margin;mso-height-relative:margin" from="307.65pt,94.4pt" to="471.4pt,95.35pt" o:gfxdata="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" strokecolor="#b7ecff" strokeweight="6pt">
                 <v:stroke joinstyle="miter"/>
               </v:line>
             </w:pict>
@@ -2391,18 +1202,18 @@
         <mc:AlternateContent>
           <mc:Choice Requires="wps">
             <w:drawing>
-              <wp:anchor distT="45720" distB="45720" distL="114300" distR="114300" simplePos="0" relativeHeight="251658254" behindDoc="0" locked="0" layoutInCell="1" allowOverlap="1" wp14:anchorId="03A5B2A9" wp14:editId="7AE5160A">
+              <wp:anchor distT="45720" distB="45720" distL="114300" distR="114300" simplePos="0" relativeHeight="251658250" behindDoc="0" locked="0" layoutInCell="1" allowOverlap="1" wp14:anchorId="61E777BD" wp14:editId="33DE3C40">
                 <wp:simplePos x="0" y="0"/>
                 <wp:positionH relativeFrom="page">
-                  <wp:posOffset>5121910</wp:posOffset>
+                  <wp:posOffset>5180965</wp:posOffset>
                 </wp:positionH>
                 <wp:positionV relativeFrom="paragraph">
-                  <wp:posOffset>1208405</wp:posOffset>
+                  <wp:posOffset>564573</wp:posOffset>
                 </wp:positionV>
-                <wp:extent cx="2058670" cy="1404620"/>
-                <wp:effectExtent l="0" t="0" r="0" b="0"/>
+                <wp:extent cx="2171700" cy="1404620"/>
+                <wp:effectExtent l="0" t="0" r="0" b="5080"/>
                 <wp:wrapSquare wrapText="bothSides"/>
-                <wp:docPr id="2053949696" name="Caixa de Texto 2"/>
+                <wp:docPr id="12" name="Caixa de Texto 2"/>
                 <wp:cNvGraphicFramePr>
                   <a:graphicFrameLocks xmlns:a="http://schemas.openxmlformats.org/drawingml/2006/main"/>
                 </wp:cNvGraphicFramePr>
@@ -2415,7 +1226,7 @@
                       <wps:spPr bwMode="auto">
                         <a:xfrm>
                           <a:off x="0" y="0"/>
-                          <a:ext cx="2058670" cy="1404620"/>
+                          <a:ext cx="2171700" cy="1404620"/>
                         </a:xfrm>
                         <a:prstGeom prst="rect">
                           <a:avLst/>
@@ -2432,9 +1243,9 @@
                         <w:txbxContent>
                           <w:p>
                             <w:pPr>
-                              <w:spacing w:after="0"/>
-                              <w:rPr>
-                                <w:rFonts w:ascii="Cambria" w:hAnsi="Cambria"/>
+                              <w:rPr>
+                                <w:rFonts w:ascii="Cambria" w:hAnsi="Cambria"/>
+                                <w:b/>
                                 <w:color w:val="002060"/>
                                 <w:sz w:val="24"/>
                                 <w:szCs w:val="24"/>
@@ -2443,23 +1254,13 @@
                             <w:r>
                               <w:rPr>
                                 <w:rFonts w:ascii="Cambria" w:hAnsi="Cambria"/>
+                                <w:b/>
                                 <w:color w:val="002060"/>
                                 <w:sz w:val="24"/>
                                 <w:szCs w:val="24"/>
                               </w:rPr>
-                              <w:t xml:space="preserve">Prof. Dr. Tobias </w:t>
-                            </w:r>
-                            <w:proofErr w:type="spellStart"/>
-                            <w:r>
-                              <w:rPr>
-                                <w:rFonts w:ascii="Cambria" w:hAnsi="Cambria"/>
-                                <w:color w:val="002060"/>
-                                <w:sz w:val="24"/>
-                                <w:szCs w:val="24"/>
-                              </w:rPr>
-                              <w:t>Bleninger</w:t>
-                            </w:r>
-                            <w:proofErr w:type="spellEnd"/>
+                              <w:t>Responsáveis:</w:t>
+                            </w:r>
                           </w:p>
                         </w:txbxContent>
                       </wps:txbx>
@@ -2480,14 +1281,14 @@
           </mc:Choice>
           <mc:Fallback>
             <w:pict>
-              <v:shape w14:anchorId="03A5B2A9" id="_x0000_s1032" type="#_x0000_t202" style="position:absolute;margin-left:403.3pt;margin-top:95.15pt;width:162.1pt;height:110.6pt;z-index:251658254;visibility:visible;mso-wrap-style:square;mso-width-percent:0;mso-height-percent:200;mso-wrap-distance-left:9pt;mso-wrap-distance-top:3.6pt;mso-wrap-distance-right:9pt;mso-wrap-distance-bottom:3.6pt;mso-position-horizontal:absolute;mso-position-horizontal-relative:page;mso-position-vertical:absolute;mso-position-vertical-relative:text;mso-width-percent:0;mso-height-percent:200;mso-width-relative:margin;mso-height-relative:margin;v-text-anchor:top" o:gfxdata="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" filled="f" stroked="f">
+              <v:shape w14:anchorId="61E777BD" id="_x0000_s1029" type="#_x0000_t202" style="position:absolute;margin-left:407.95pt;margin-top:44.45pt;width:171pt;height:110.6pt;z-index:251658250;visibility:visible;mso-wrap-style:square;mso-width-percent:0;mso-height-percent:200;mso-wrap-distance-left:9pt;mso-wrap-distance-top:3.6pt;mso-wrap-distance-right:9pt;mso-wrap-distance-bottom:3.6pt;mso-position-horizontal:absolute;mso-position-horizontal-relative:page;mso-position-vertical:absolute;mso-position-vertical-relative:text;mso-width-percent:0;mso-height-percent:200;mso-width-relative:margin;mso-height-relative:margin;v-text-anchor:top" o:gfxdata="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" filled="f" stroked="f">
                 <v:textbox style="mso-fit-shape-to-text:t">
                   <w:txbxContent>
                     <w:p>
                       <w:pPr>
-                        <w:spacing w:after="0"/>
-                        <w:rPr>
-                          <w:rFonts w:ascii="Cambria" w:hAnsi="Cambria"/>
+                        <w:rPr>
+                          <w:rFonts w:ascii="Cambria" w:hAnsi="Cambria"/>
+                          <w:b/>
                           <w:color w:val="002060"/>
                           <w:sz w:val="24"/>
                           <w:szCs w:val="24"/>
@@ -2496,23 +1297,13 @@
                       <w:r>
                         <w:rPr>
                           <w:rFonts w:ascii="Cambria" w:hAnsi="Cambria"/>
+                          <w:b/>
                           <w:color w:val="002060"/>
                           <w:sz w:val="24"/>
                           <w:szCs w:val="24"/>
                         </w:rPr>
-                        <w:t xml:space="preserve">Prof. Dr. Tobias </w:t>
-                      </w:r>
-                      <w:proofErr w:type="spellStart"/>
-                      <w:r>
-                        <w:rPr>
-                          <w:rFonts w:ascii="Cambria" w:hAnsi="Cambria"/>
-                          <w:color w:val="002060"/>
-                          <w:sz w:val="24"/>
-                          <w:szCs w:val="24"/>
-                        </w:rPr>
-                        <w:t>Bleninger</w:t>
-                      </w:r>
-                      <w:proofErr w:type="spellEnd"/>
+                        <w:t>Responsáveis:</w:t>
+                      </w:r>
                     </w:p>
                   </w:txbxContent>
                 </v:textbox>
@@ -2527,98 +1318,13 @@
           <w:noProof/>
         </w:rPr>
         <w:drawing>
-          <wp:anchor distT="0" distB="0" distL="114300" distR="114300" simplePos="0" relativeHeight="251658255" behindDoc="1" locked="0" layoutInCell="1" allowOverlap="1" wp14:anchorId="43925228" wp14:editId="6B140A89">
+          <wp:anchor distT="0" distB="0" distL="114300" distR="114300" simplePos="0" relativeHeight="251658252" behindDoc="1" locked="0" layoutInCell="1" allowOverlap="1" wp14:anchorId="453C33EC" wp14:editId="5E8865D7">
             <wp:simplePos x="0" y="0"/>
             <wp:positionH relativeFrom="column">
-              <wp:posOffset>3397250</wp:posOffset>
+              <wp:posOffset>2953211</wp:posOffset>
             </wp:positionH>
             <wp:positionV relativeFrom="paragraph">
-              <wp:posOffset>694690</wp:posOffset>
-            </wp:positionV>
-            <wp:extent cx="833120" cy="833120"/>
-            <wp:effectExtent l="133350" t="57150" r="119380" b="728980"/>
-            <wp:wrapNone/>
-            <wp:docPr id="1873613321" name="Picture 1" descr="A person with curly hair smiling&#10;&#10;Description automatically generated"/>
-            <wp:cNvGraphicFramePr>
-              <a:graphicFrameLocks xmlns:a="http://schemas.openxmlformats.org/drawingml/2006/main" noChangeAspect="1"/>
-            </wp:cNvGraphicFramePr>
-            <a:graphic xmlns:a="http://schemas.openxmlformats.org/drawingml/2006/main">
-              <a:graphicData uri="http://schemas.openxmlformats.org/drawingml/2006/picture">
-                <pic:pic xmlns:pic="http://schemas.openxmlformats.org/drawingml/2006/picture">
-                  <pic:nvPicPr>
-                    <pic:cNvPr id="1873613321" name="Picture 1" descr="A person with curly hair smiling&#10;&#10;Description automatically generated"/>
-                    <pic:cNvPicPr>
-                      <a:picLocks noChangeAspect="1" noChangeArrowheads="1"/>
-                    </pic:cNvPicPr>
-                  </pic:nvPicPr>
-                  <pic:blipFill>
-                    <a:blip r:embed="rId16" cstate="print">
-                      <a:extLst>
-                        <a:ext uri="{28A0092B-C50C-407E-A947-70E740481C1C}">
-                          <a14:useLocalDpi xmlns:a14="http://schemas.microsoft.com/office/drawing/2010/main" val="0"/>
-                        </a:ext>
-                      </a:extLst>
-                    </a:blip>
-                    <a:srcRect/>
-                    <a:stretch>
-                      <a:fillRect/>
-                    </a:stretch>
-                  </pic:blipFill>
-                  <pic:spPr bwMode="auto">
-                    <a:xfrm flipH="1">
-                      <a:off x="0" y="0"/>
-                      <a:ext cx="833120" cy="833120"/>
-                    </a:xfrm>
-                    <a:prstGeom prst="ellipse">
-                      <a:avLst/>
-                    </a:prstGeom>
-                    <a:ln w="63500" cap="rnd">
-                      <a:noFill/>
-                    </a:ln>
-                    <a:effectLst>
-                      <a:outerShdw blurRad="381000" dist="292100" dir="5400000" sx="-80000" sy="-18000" rotWithShape="0">
-                        <a:srgbClr val="000000">
-                          <a:alpha val="22000"/>
-                        </a:srgbClr>
-                      </a:outerShdw>
-                    </a:effectLst>
-                    <a:scene3d>
-                      <a:camera prst="orthographicFront"/>
-                      <a:lightRig rig="contrasting" dir="t">
-                        <a:rot lat="0" lon="0" rev="3000000"/>
-                      </a:lightRig>
-                    </a:scene3d>
-                    <a:sp3d contourW="7620">
-                      <a:bevelT w="95250" h="31750"/>
-                      <a:contourClr>
-                        <a:srgbClr val="333333"/>
-                      </a:contourClr>
-                    </a:sp3d>
-                  </pic:spPr>
-                </pic:pic>
-              </a:graphicData>
-            </a:graphic>
-            <wp14:sizeRelH relativeFrom="margin">
-              <wp14:pctWidth>0</wp14:pctWidth>
-            </wp14:sizeRelH>
-            <wp14:sizeRelV relativeFrom="margin">
-              <wp14:pctHeight>0</wp14:pctHeight>
-            </wp14:sizeRelV>
-          </wp:anchor>
-        </w:drawing>
-      </w:r>
-      <w:r>
-        <w:rPr>
-          <w:noProof/>
-        </w:rPr>
-        <w:drawing>
-          <wp:anchor distT="0" distB="0" distL="114300" distR="114300" simplePos="0" relativeHeight="251658252" behindDoc="1" locked="0" layoutInCell="1" allowOverlap="1" wp14:anchorId="453C33EC" wp14:editId="427D7326">
-            <wp:simplePos x="0" y="0"/>
-            <wp:positionH relativeFrom="column">
-              <wp:posOffset>2932430</wp:posOffset>
-            </wp:positionH>
-            <wp:positionV relativeFrom="paragraph">
-              <wp:posOffset>1209040</wp:posOffset>
+              <wp:posOffset>1001222</wp:posOffset>
             </wp:positionV>
             <wp:extent cx="816610" cy="817880"/>
             <wp:effectExtent l="133350" t="57150" r="116840" b="744220"/>
@@ -2637,7 +1343,7 @@
                     </pic:cNvPicPr>
                   </pic:nvPicPr>
                   <pic:blipFill rotWithShape="1">
-                    <a:blip r:embed="rId17" cstate="print">
+                    <a:blip r:embed="rId13" cstate="print">
                       <a:extLst>
                         <a:ext uri="{28A0092B-C50C-407E-A947-70E740481C1C}">
                           <a14:useLocalDpi xmlns:a14="http://schemas.microsoft.com/office/drawing/2010/main" val="0"/>
@@ -2699,10 +1405,2560 @@
         <w:rPr>
           <w:noProof/>
         </w:rPr>
+        <w:drawing>
+          <wp:anchor distT="0" distB="0" distL="114300" distR="114300" simplePos="0" relativeHeight="251658255" behindDoc="1" locked="0" layoutInCell="1" allowOverlap="1" wp14:anchorId="43925228" wp14:editId="10FB59D6">
+            <wp:simplePos x="0" y="0"/>
+            <wp:positionH relativeFrom="column">
+              <wp:posOffset>3390323</wp:posOffset>
+            </wp:positionH>
+            <wp:positionV relativeFrom="paragraph">
+              <wp:posOffset>473017</wp:posOffset>
+            </wp:positionV>
+            <wp:extent cx="833120" cy="833120"/>
+            <wp:effectExtent l="133350" t="57150" r="119380" b="728980"/>
+            <wp:wrapNone/>
+            <wp:docPr id="1873613321" name="Picture 1" descr="A person with curly hair smiling&#10;&#10;Description automatically generated"/>
+            <wp:cNvGraphicFramePr>
+              <a:graphicFrameLocks xmlns:a="http://schemas.openxmlformats.org/drawingml/2006/main" noChangeAspect="1"/>
+            </wp:cNvGraphicFramePr>
+            <a:graphic xmlns:a="http://schemas.openxmlformats.org/drawingml/2006/main">
+              <a:graphicData uri="http://schemas.openxmlformats.org/drawingml/2006/picture">
+                <pic:pic xmlns:pic="http://schemas.openxmlformats.org/drawingml/2006/picture">
+                  <pic:nvPicPr>
+                    <pic:cNvPr id="1873613321" name="Picture 1" descr="A person with curly hair smiling&#10;&#10;Description automatically generated"/>
+                    <pic:cNvPicPr>
+                      <a:picLocks noChangeAspect="1" noChangeArrowheads="1"/>
+                    </pic:cNvPicPr>
+                  </pic:nvPicPr>
+                  <pic:blipFill>
+                    <a:blip r:embed="rId14" cstate="print">
+                      <a:extLst>
+                        <a:ext uri="{28A0092B-C50C-407E-A947-70E740481C1C}">
+                          <a14:useLocalDpi xmlns:a14="http://schemas.microsoft.com/office/drawing/2010/main" val="0"/>
+                        </a:ext>
+                      </a:extLst>
+                    </a:blip>
+                    <a:srcRect/>
+                    <a:stretch>
+                      <a:fillRect/>
+                    </a:stretch>
+                  </pic:blipFill>
+                  <pic:spPr bwMode="auto">
+                    <a:xfrm flipH="1">
+                      <a:off x="0" y="0"/>
+                      <a:ext cx="833120" cy="833120"/>
+                    </a:xfrm>
+                    <a:prstGeom prst="ellipse">
+                      <a:avLst/>
+                    </a:prstGeom>
+                    <a:ln w="63500" cap="rnd">
+                      <a:noFill/>
+                    </a:ln>
+                    <a:effectLst>
+                      <a:outerShdw blurRad="381000" dist="292100" dir="5400000" sx="-80000" sy="-18000" rotWithShape="0">
+                        <a:srgbClr val="000000">
+                          <a:alpha val="22000"/>
+                        </a:srgbClr>
+                      </a:outerShdw>
+                    </a:effectLst>
+                    <a:scene3d>
+                      <a:camera prst="orthographicFront"/>
+                      <a:lightRig rig="contrasting" dir="t">
+                        <a:rot lat="0" lon="0" rev="3000000"/>
+                      </a:lightRig>
+                    </a:scene3d>
+                    <a:sp3d contourW="7620">
+                      <a:bevelT w="95250" h="31750"/>
+                      <a:contourClr>
+                        <a:srgbClr val="333333"/>
+                      </a:contourClr>
+                    </a:sp3d>
+                  </pic:spPr>
+                </pic:pic>
+              </a:graphicData>
+            </a:graphic>
+            <wp14:sizeRelH relativeFrom="margin">
+              <wp14:pctWidth>0</wp14:pctWidth>
+            </wp14:sizeRelH>
+            <wp14:sizeRelV relativeFrom="margin">
+              <wp14:pctHeight>0</wp14:pctHeight>
+            </wp14:sizeRelV>
+          </wp:anchor>
+        </w:drawing>
+      </w:r>
+      <w:r>
+        <w:rPr>
+          <w:noProof/>
+        </w:rPr>
         <mc:AlternateContent>
           <mc:Choice Requires="wps">
             <w:drawing>
-              <wp:anchor distT="45720" distB="45720" distL="114300" distR="114300" simplePos="0" relativeHeight="251658257" behindDoc="0" locked="0" layoutInCell="1" allowOverlap="1" wp14:anchorId="5219E9A1" wp14:editId="6A301066">
+              <wp:anchor distT="45720" distB="45720" distL="114300" distR="114300" simplePos="0" relativeHeight="251667474" behindDoc="0" locked="0" layoutInCell="1" allowOverlap="1" wp14:anchorId="39EE8F46" wp14:editId="6BB085E0">
+                <wp:simplePos x="0" y="0"/>
+                <wp:positionH relativeFrom="margin">
+                  <wp:align>center</wp:align>
+                </wp:positionH>
+                <wp:positionV relativeFrom="paragraph">
+                  <wp:posOffset>6186054</wp:posOffset>
+                </wp:positionV>
+                <wp:extent cx="7183120" cy="1404620"/>
+                <wp:effectExtent l="0" t="0" r="0" b="0"/>
+                <wp:wrapSquare wrapText="bothSides"/>
+                <wp:docPr id="225091707" name="Caixa de Texto 2"/>
+                <wp:cNvGraphicFramePr>
+                  <a:graphicFrameLocks xmlns:a="http://schemas.openxmlformats.org/drawingml/2006/main"/>
+                </wp:cNvGraphicFramePr>
+                <a:graphic xmlns:a="http://schemas.openxmlformats.org/drawingml/2006/main">
+                  <a:graphicData uri="http://schemas.microsoft.com/office/word/2010/wordprocessingShape">
+                    <wps:wsp>
+                      <wps:cNvSpPr txBox="1">
+                        <a:spLocks noChangeArrowheads="1"/>
+                      </wps:cNvSpPr>
+                      <wps:spPr bwMode="auto">
+                        <a:xfrm>
+                          <a:off x="0" y="0"/>
+                          <a:ext cx="7183120" cy="1404620"/>
+                        </a:xfrm>
+                        <a:prstGeom prst="rect">
+                          <a:avLst/>
+                        </a:prstGeom>
+                        <a:noFill/>
+                        <a:ln w="9525">
+                          <a:noFill/>
+                          <a:miter lim="800000"/>
+                          <a:headEnd/>
+                          <a:tailEnd/>
+                        </a:ln>
+                      </wps:spPr>
+                      <wps:txbx>
+                        <w:txbxContent>
+                          <w:p>
+                            <w:pPr>
+                              <w:rPr>
+                                <w:rFonts w:ascii="Cambria" w:hAnsi="Cambria"/>
+                                <w:b/>
+                                <w:color w:val="002060"/>
+                                <w:sz w:val="24"/>
+                                <w:szCs w:val="24"/>
+                              </w:rPr>
+                            </w:pPr>
+                            <w:r>
+                              <w:rPr>
+                                <w:rFonts w:ascii="Cambria" w:hAnsi="Cambria"/>
+                                <w:b/>
+                                <w:color w:val="002060"/>
+                                <w:sz w:val="24"/>
+                                <w:szCs w:val="24"/>
+                              </w:rPr>
+                              <w:t>Informações Importantes:</w:t>
+                            </w:r>
+                          </w:p>
+                          <w:p>
+                            <w:pPr>
+                              <w:rPr>
+                                <w:rFonts w:ascii="Cambria" w:hAnsi="Cambria"/>
+                                <w:color w:val="002060"/>
+                              </w:rPr>
+                            </w:pPr>
+                            <w:r>
+                              <w:rPr>
+                                <w:rFonts w:ascii="Cambria" w:hAnsi="Cambria"/>
+                                <w:color w:val="002060"/>
+                              </w:rPr>
+                              <w:t>•</w:t>
+                            </w:r>
+                            <w:r>
+                              <w:rPr>
+                                <w:rFonts w:ascii="Cambria" w:hAnsi="Cambria"/>
+                                <w:color w:val="002060"/>
+                              </w:rPr>
+                              <w:t xml:space="preserve"> </w:t>
+                            </w:r>
+                            <w:r>
+                              <w:rPr>
+                                <w:rFonts w:ascii="Cambria" w:hAnsi="Cambria"/>
+                                <w:b/>
+                                <w:bCs/>
+                                <w:color w:val="002060"/>
+                              </w:rPr>
+                              <w:t>Bolsa:</w:t>
+                            </w:r>
+                            <w:r>
+                              <w:rPr>
+                                <w:rFonts w:ascii="Cambria" w:hAnsi="Cambria"/>
+                                <w:color w:val="002060"/>
+                              </w:rPr>
+                              <w:t xml:space="preserve"> Auxílio de R$ 300,00 (via CAPES)</w:t>
+                            </w:r>
+                            <w:r>
+                              <w:rPr>
+                                <w:rFonts w:ascii="Cambria" w:hAnsi="Cambria"/>
+                                <w:color w:val="002060"/>
+                              </w:rPr>
+                              <w:t>;</w:t>
+                            </w:r>
+                            <w:r>
+                              <w:rPr>
+                                <w:rFonts w:ascii="Cambria" w:hAnsi="Cambria"/>
+                                <w:color w:val="002060"/>
+                              </w:rPr>
+                              <w:br/>
+                              <w:t xml:space="preserve">• </w:t>
+                            </w:r>
+                            <w:r>
+                              <w:rPr>
+                                <w:rFonts w:ascii="Cambria" w:hAnsi="Cambria"/>
+                                <w:b/>
+                                <w:bCs/>
+                                <w:color w:val="002060"/>
+                              </w:rPr>
+                              <w:t>Carga Horária:</w:t>
+                            </w:r>
+                            <w:r>
+                              <w:rPr>
+                                <w:rFonts w:ascii="Cambria" w:hAnsi="Cambria"/>
+                                <w:color w:val="002060"/>
+                              </w:rPr>
+                              <w:t xml:space="preserve"> 10 horas semanais no </w:t>
+                            </w:r>
+                            <w:r>
+                              <w:rPr>
+                                <w:rFonts w:ascii="Cambria" w:hAnsi="Cambria"/>
+                                <w:b/>
+                                <w:bCs/>
+                                <w:color w:val="002060"/>
+                              </w:rPr>
+                              <w:t>CEHPAR</w:t>
+                            </w:r>
+                            <w:r>
+                              <w:rPr>
+                                <w:rFonts w:ascii="Cambria" w:hAnsi="Cambria"/>
+                                <w:color w:val="002060"/>
+                              </w:rPr>
+                              <w:t xml:space="preserve"> (Centro Politécnico - UFPR)</w:t>
+                            </w:r>
+                            <w:r>
+                              <w:rPr>
+                                <w:rFonts w:ascii="Cambria" w:hAnsi="Cambria"/>
+                                <w:color w:val="002060"/>
+                              </w:rPr>
+                              <w:t>;</w:t>
+                            </w:r>
+                            <w:r>
+                              <w:rPr>
+                                <w:rFonts w:ascii="Cambria" w:hAnsi="Cambria"/>
+                                <w:color w:val="002060"/>
+                              </w:rPr>
+                              <w:br/>
+                              <w:t xml:space="preserve">• </w:t>
+                            </w:r>
+                            <w:r>
+                              <w:rPr>
+                                <w:rFonts w:ascii="Cambria" w:hAnsi="Cambria"/>
+                                <w:b/>
+                                <w:bCs/>
+                                <w:color w:val="002060"/>
+                              </w:rPr>
+                              <w:t>Diferencial:</w:t>
+                            </w:r>
+                            <w:r>
+                              <w:rPr>
+                                <w:rFonts w:ascii="Cambria" w:hAnsi="Cambria"/>
+                                <w:color w:val="002060"/>
+                              </w:rPr>
+                              <w:t xml:space="preserve"> Preferência para estudantes da rede pública.</w:t>
+                            </w:r>
+                          </w:p>
+                        </w:txbxContent>
+                      </wps:txbx>
+                      <wps:bodyPr rot="0" vert="horz" wrap="square" lIns="91440" tIns="45720" rIns="91440" bIns="45720" anchor="t" anchorCtr="0">
+                        <a:spAutoFit/>
+                      </wps:bodyPr>
+                    </wps:wsp>
+                  </a:graphicData>
+                </a:graphic>
+                <wp14:sizeRelH relativeFrom="margin">
+                  <wp14:pctWidth>0</wp14:pctWidth>
+                </wp14:sizeRelH>
+                <wp14:sizeRelV relativeFrom="margin">
+                  <wp14:pctHeight>20000</wp14:pctHeight>
+                </wp14:sizeRelV>
+              </wp:anchor>
+            </w:drawing>
+          </mc:Choice>
+          <mc:Fallback>
+            <w:pict>
+              <v:shape w14:anchorId="39EE8F46" id="_x0000_s1030" type="#_x0000_t202" style="position:absolute;margin-left:0;margin-top:487.1pt;width:565.6pt;height:110.6pt;z-index:251667474;visibility:visible;mso-wrap-style:square;mso-width-percent:0;mso-height-percent:200;mso-wrap-distance-left:9pt;mso-wrap-distance-top:3.6pt;mso-wrap-distance-right:9pt;mso-wrap-distance-bottom:3.6pt;mso-position-horizontal:center;mso-position-horizontal-relative:margin;mso-position-vertical:absolute;mso-position-vertical-relative:text;mso-width-percent:0;mso-height-percent:200;mso-width-relative:margin;mso-height-relative:margin;v-text-anchor:top" o:gfxdata="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" filled="f" stroked="f">
+                <v:textbox style="mso-fit-shape-to-text:t">
+                  <w:txbxContent>
+                    <w:p>
+                      <w:pPr>
+                        <w:rPr>
+                          <w:rFonts w:ascii="Cambria" w:hAnsi="Cambria"/>
+                          <w:b/>
+                          <w:color w:val="002060"/>
+                          <w:sz w:val="24"/>
+                          <w:szCs w:val="24"/>
+                        </w:rPr>
+                      </w:pPr>
+                      <w:r>
+                        <w:rPr>
+                          <w:rFonts w:ascii="Cambria" w:hAnsi="Cambria"/>
+                          <w:b/>
+                          <w:color w:val="002060"/>
+                          <w:sz w:val="24"/>
+                          <w:szCs w:val="24"/>
+                        </w:rPr>
+                        <w:t>Informações Importantes:</w:t>
+                      </w:r>
+                    </w:p>
+                    <w:p>
+                      <w:pPr>
+                        <w:rPr>
+                          <w:rFonts w:ascii="Cambria" w:hAnsi="Cambria"/>
+                          <w:color w:val="002060"/>
+                        </w:rPr>
+                      </w:pPr>
+                      <w:r>
+                        <w:rPr>
+                          <w:rFonts w:ascii="Cambria" w:hAnsi="Cambria"/>
+                          <w:color w:val="002060"/>
+                        </w:rPr>
+                        <w:t>•</w:t>
+                      </w:r>
+                      <w:r>
+                        <w:rPr>
+                          <w:rFonts w:ascii="Cambria" w:hAnsi="Cambria"/>
+                          <w:color w:val="002060"/>
+                        </w:rPr>
+                        <w:t xml:space="preserve"> </w:t>
+                      </w:r>
+                      <w:r>
+                        <w:rPr>
+                          <w:rFonts w:ascii="Cambria" w:hAnsi="Cambria"/>
+                          <w:b/>
+                          <w:bCs/>
+                          <w:color w:val="002060"/>
+                        </w:rPr>
+                        <w:t>Bolsa:</w:t>
+                      </w:r>
+                      <w:r>
+                        <w:rPr>
+                          <w:rFonts w:ascii="Cambria" w:hAnsi="Cambria"/>
+                          <w:color w:val="002060"/>
+                        </w:rPr>
+                        <w:t xml:space="preserve"> Auxílio de R$ 300,00 (via CAPES)</w:t>
+                      </w:r>
+                      <w:r>
+                        <w:rPr>
+                          <w:rFonts w:ascii="Cambria" w:hAnsi="Cambria"/>
+                          <w:color w:val="002060"/>
+                        </w:rPr>
+                        <w:t>;</w:t>
+                      </w:r>
+                      <w:r>
+                        <w:rPr>
+                          <w:rFonts w:ascii="Cambria" w:hAnsi="Cambria"/>
+                          <w:color w:val="002060"/>
+                        </w:rPr>
+                        <w:br/>
+                        <w:t xml:space="preserve">• </w:t>
+                      </w:r>
+                      <w:r>
+                        <w:rPr>
+                          <w:rFonts w:ascii="Cambria" w:hAnsi="Cambria"/>
+                          <w:b/>
+                          <w:bCs/>
+                          <w:color w:val="002060"/>
+                        </w:rPr>
+                        <w:t>Carga Horária:</w:t>
+                      </w:r>
+                      <w:r>
+                        <w:rPr>
+                          <w:rFonts w:ascii="Cambria" w:hAnsi="Cambria"/>
+                          <w:color w:val="002060"/>
+                        </w:rPr>
+                        <w:t xml:space="preserve"> 10 horas semanais no </w:t>
+                      </w:r>
+                      <w:r>
+                        <w:rPr>
+                          <w:rFonts w:ascii="Cambria" w:hAnsi="Cambria"/>
+                          <w:b/>
+                          <w:bCs/>
+                          <w:color w:val="002060"/>
+                        </w:rPr>
+                        <w:t>CEHPAR</w:t>
+                      </w:r>
+                      <w:r>
+                        <w:rPr>
+                          <w:rFonts w:ascii="Cambria" w:hAnsi="Cambria"/>
+                          <w:color w:val="002060"/>
+                        </w:rPr>
+                        <w:t xml:space="preserve"> (Centro Politécnico - UFPR)</w:t>
+                      </w:r>
+                      <w:r>
+                        <w:rPr>
+                          <w:rFonts w:ascii="Cambria" w:hAnsi="Cambria"/>
+                          <w:color w:val="002060"/>
+                        </w:rPr>
+                        <w:t>;</w:t>
+                      </w:r>
+                      <w:r>
+                        <w:rPr>
+                          <w:rFonts w:ascii="Cambria" w:hAnsi="Cambria"/>
+                          <w:color w:val="002060"/>
+                        </w:rPr>
+                        <w:br/>
+                        <w:t xml:space="preserve">• </w:t>
+                      </w:r>
+                      <w:r>
+                        <w:rPr>
+                          <w:rFonts w:ascii="Cambria" w:hAnsi="Cambria"/>
+                          <w:b/>
+                          <w:bCs/>
+                          <w:color w:val="002060"/>
+                        </w:rPr>
+                        <w:t>Diferencial:</w:t>
+                      </w:r>
+                      <w:r>
+                        <w:rPr>
+                          <w:rFonts w:ascii="Cambria" w:hAnsi="Cambria"/>
+                          <w:color w:val="002060"/>
+                        </w:rPr>
+                        <w:t xml:space="preserve"> Preferência para estudantes da rede pública.</w:t>
+                      </w:r>
+                    </w:p>
+                  </w:txbxContent>
+                </v:textbox>
+                <w10:wrap type="square" anchorx="margin"/>
+              </v:shape>
+            </w:pict>
+          </mc:Fallback>
+        </mc:AlternateContent>
+      </w:r>
+      <w:r>
+        <w:rPr>
+          <w:noProof/>
+        </w:rPr>
+        <mc:AlternateContent>
+          <mc:Choice Requires="wps">
+            <w:drawing>
+              <wp:anchor distT="45720" distB="45720" distL="114300" distR="114300" simplePos="0" relativeHeight="251663378" behindDoc="0" locked="0" layoutInCell="1" allowOverlap="1" wp14:anchorId="0F210399" wp14:editId="0093BD88">
+                <wp:simplePos x="0" y="0"/>
+                <wp:positionH relativeFrom="margin">
+                  <wp:posOffset>-720436</wp:posOffset>
+                </wp:positionH>
+                <wp:positionV relativeFrom="paragraph">
+                  <wp:posOffset>5056678</wp:posOffset>
+                </wp:positionV>
+                <wp:extent cx="7183120" cy="1404620"/>
+                <wp:effectExtent l="0" t="0" r="0" b="0"/>
+                <wp:wrapSquare wrapText="bothSides"/>
+                <wp:docPr id="1862115873" name="Caixa de Texto 2"/>
+                <wp:cNvGraphicFramePr>
+                  <a:graphicFrameLocks xmlns:a="http://schemas.openxmlformats.org/drawingml/2006/main"/>
+                </wp:cNvGraphicFramePr>
+                <a:graphic xmlns:a="http://schemas.openxmlformats.org/drawingml/2006/main">
+                  <a:graphicData uri="http://schemas.microsoft.com/office/word/2010/wordprocessingShape">
+                    <wps:wsp>
+                      <wps:cNvSpPr txBox="1">
+                        <a:spLocks noChangeArrowheads="1"/>
+                      </wps:cNvSpPr>
+                      <wps:spPr bwMode="auto">
+                        <a:xfrm>
+                          <a:off x="0" y="0"/>
+                          <a:ext cx="7183120" cy="1404620"/>
+                        </a:xfrm>
+                        <a:prstGeom prst="rect">
+                          <a:avLst/>
+                        </a:prstGeom>
+                        <a:noFill/>
+                        <a:ln w="9525">
+                          <a:noFill/>
+                          <a:miter lim="800000"/>
+                          <a:headEnd/>
+                          <a:tailEnd/>
+                        </a:ln>
+                      </wps:spPr>
+                      <wps:txbx>
+                        <w:txbxContent>
+                          <w:p>
+                            <w:pPr>
+                              <w:rPr>
+                                <w:rFonts w:ascii="Cambria" w:hAnsi="Cambria"/>
+                                <w:b/>
+                                <w:color w:val="002060"/>
+                                <w:sz w:val="24"/>
+                                <w:szCs w:val="24"/>
+                              </w:rPr>
+                            </w:pPr>
+                            <w:r>
+                              <w:rPr>
+                                <w:rFonts w:ascii="Cambria" w:hAnsi="Cambria"/>
+                                <w:b/>
+                                <w:color w:val="002060"/>
+                                <w:sz w:val="24"/>
+                                <w:szCs w:val="24"/>
+                              </w:rPr>
+                              <w:t>Requisitos:</w:t>
+                            </w:r>
+                          </w:p>
+                          <w:p>
+                            <w:pPr>
+                              <w:rPr>
+                                <w:rFonts w:ascii="Cambria" w:hAnsi="Cambria"/>
+                                <w:color w:val="002060"/>
+                              </w:rPr>
+                            </w:pPr>
+                          </w:p>
+                        </w:txbxContent>
+                      </wps:txbx>
+                      <wps:bodyPr rot="0" vert="horz" wrap="square" lIns="91440" tIns="45720" rIns="91440" bIns="45720" anchor="t" anchorCtr="0">
+                        <a:spAutoFit/>
+                      </wps:bodyPr>
+                    </wps:wsp>
+                  </a:graphicData>
+                </a:graphic>
+                <wp14:sizeRelH relativeFrom="margin">
+                  <wp14:pctWidth>0</wp14:pctWidth>
+                </wp14:sizeRelH>
+                <wp14:sizeRelV relativeFrom="margin">
+                  <wp14:pctHeight>20000</wp14:pctHeight>
+                </wp14:sizeRelV>
+              </wp:anchor>
+            </w:drawing>
+          </mc:Choice>
+          <mc:Fallback>
+            <w:pict>
+              <v:shape w14:anchorId="0F210399" id="_x0000_s1031" type="#_x0000_t202" style="position:absolute;margin-left:-56.75pt;margin-top:398.15pt;width:565.6pt;height:110.6pt;z-index:251663378;visibility:visible;mso-wrap-style:square;mso-width-percent:0;mso-height-percent:200;mso-wrap-distance-left:9pt;mso-wrap-distance-top:3.6pt;mso-wrap-distance-right:9pt;mso-wrap-distance-bottom:3.6pt;mso-position-horizontal:absolute;mso-position-horizontal-relative:margin;mso-position-vertical:absolute;mso-position-vertical-relative:text;mso-width-percent:0;mso-height-percent:200;mso-width-relative:margin;mso-height-relative:margin;v-text-anchor:top" o:gfxdata="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" filled="f" stroked="f">
+                <v:textbox style="mso-fit-shape-to-text:t">
+                  <w:txbxContent>
+                    <w:p>
+                      <w:pPr>
+                        <w:rPr>
+                          <w:rFonts w:ascii="Cambria" w:hAnsi="Cambria"/>
+                          <w:b/>
+                          <w:color w:val="002060"/>
+                          <w:sz w:val="24"/>
+                          <w:szCs w:val="24"/>
+                        </w:rPr>
+                      </w:pPr>
+                      <w:r>
+                        <w:rPr>
+                          <w:rFonts w:ascii="Cambria" w:hAnsi="Cambria"/>
+                          <w:b/>
+                          <w:color w:val="002060"/>
+                          <w:sz w:val="24"/>
+                          <w:szCs w:val="24"/>
+                        </w:rPr>
+                        <w:t>Requisitos:</w:t>
+                      </w:r>
+                    </w:p>
+                    <w:p>
+                      <w:pPr>
+                        <w:rPr>
+                          <w:rFonts w:ascii="Cambria" w:hAnsi="Cambria"/>
+                          <w:color w:val="002060"/>
+                        </w:rPr>
+                      </w:pPr>
+                    </w:p>
+                  </w:txbxContent>
+                </v:textbox>
+                <w10:wrap type="square" anchorx="margin"/>
+              </v:shape>
+            </w:pict>
+          </mc:Fallback>
+        </mc:AlternateContent>
+      </w:r>
+      <w:r>
+        <w:rPr>
+          <w:noProof/>
+        </w:rPr>
+        <mc:AlternateContent>
+          <mc:Choice Requires="wps">
+            <w:drawing>
+              <wp:anchor distT="45720" distB="45720" distL="114300" distR="114300" simplePos="0" relativeHeight="251657218" behindDoc="0" locked="0" layoutInCell="1" allowOverlap="1" wp14:anchorId="1B9498F1" wp14:editId="761F7C20">
+                <wp:simplePos x="0" y="0"/>
+                <wp:positionH relativeFrom="margin">
+                  <wp:posOffset>-720725</wp:posOffset>
+                </wp:positionH>
+                <wp:positionV relativeFrom="paragraph">
+                  <wp:posOffset>5056505</wp:posOffset>
+                </wp:positionV>
+                <wp:extent cx="7183120" cy="1404620"/>
+                <wp:effectExtent l="0" t="0" r="0" b="0"/>
+                <wp:wrapSquare wrapText="bothSides"/>
+                <wp:docPr id="7" name="Caixa de Texto 2"/>
+                <wp:cNvGraphicFramePr>
+                  <a:graphicFrameLocks xmlns:a="http://schemas.openxmlformats.org/drawingml/2006/main"/>
+                </wp:cNvGraphicFramePr>
+                <a:graphic xmlns:a="http://schemas.openxmlformats.org/drawingml/2006/main">
+                  <a:graphicData uri="http://schemas.microsoft.com/office/word/2010/wordprocessingShape">
+                    <wps:wsp>
+                      <wps:cNvSpPr txBox="1">
+                        <a:spLocks noChangeArrowheads="1"/>
+                      </wps:cNvSpPr>
+                      <wps:spPr bwMode="auto">
+                        <a:xfrm>
+                          <a:off x="0" y="0"/>
+                          <a:ext cx="7183120" cy="1404620"/>
+                        </a:xfrm>
+                        <a:prstGeom prst="rect">
+                          <a:avLst/>
+                        </a:prstGeom>
+                        <a:noFill/>
+                        <a:ln w="9525">
+                          <a:noFill/>
+                          <a:miter lim="800000"/>
+                          <a:headEnd/>
+                          <a:tailEnd/>
+                        </a:ln>
+                      </wps:spPr>
+                      <wps:txbx>
+                        <w:txbxContent>
+                          <w:p>
+                            <w:pPr>
+                              <w:rPr>
+                                <w:rFonts w:ascii="Cambria" w:hAnsi="Cambria"/>
+                                <w:b/>
+                                <w:color w:val="002060"/>
+                                <w:sz w:val="24"/>
+                                <w:szCs w:val="24"/>
+                              </w:rPr>
+                            </w:pPr>
+                            <w:r>
+                              <w:rPr>
+                                <w:rFonts w:ascii="Cambria" w:hAnsi="Cambria"/>
+                                <w:b/>
+                                <w:color w:val="002060"/>
+                                <w:sz w:val="24"/>
+                                <w:szCs w:val="24"/>
+                              </w:rPr>
+                              <w:t>Requisitos:</w:t>
+                            </w:r>
+                          </w:p>
+                          <w:p>
+                            <w:pPr>
+                              <w:rPr>
+                                <w:rFonts w:ascii="Cambria" w:hAnsi="Cambria"/>
+                                <w:color w:val="002060"/>
+                              </w:rPr>
+                            </w:pPr>
+                            <w:r>
+                              <w:rPr>
+                                <w:rFonts w:ascii="Cambria" w:hAnsi="Cambria"/>
+                                <w:color w:val="002060"/>
+                              </w:rPr>
+                              <w:t>•</w:t>
+                            </w:r>
+                            <w:r>
+                              <w:rPr>
+                                <w:rFonts w:ascii="Cambria" w:hAnsi="Cambria"/>
+                                <w:color w:val="002060"/>
+                              </w:rPr>
+                              <w:t xml:space="preserve"> </w:t>
+                            </w:r>
+                            <w:r>
+                              <w:rPr>
+                                <w:rFonts w:ascii="Cambria" w:hAnsi="Cambria"/>
+                                <w:color w:val="002060"/>
+                              </w:rPr>
+                              <w:t>Estar matriculado no 1º ou 2º ano do Ensino Médio em 2026 e apresentar bom desempenho escolar;</w:t>
+                            </w:r>
+                            <w:r>
+                              <w:rPr>
+                                <w:rFonts w:ascii="Cambria" w:hAnsi="Cambria"/>
+                                <w:color w:val="002060"/>
+                              </w:rPr>
+                              <w:br/>
+                            </w:r>
+                            <w:proofErr w:type="gramStart"/>
+                            <w:r>
+                              <w:rPr>
+                                <w:rFonts w:ascii="Cambria" w:hAnsi="Cambria"/>
+                                <w:color w:val="002060"/>
+                              </w:rPr>
+                              <w:t>• Demonstrar</w:t>
+                            </w:r>
+                            <w:proofErr w:type="gramEnd"/>
+                            <w:r>
+                              <w:rPr>
+                                <w:rFonts w:ascii="Cambria" w:hAnsi="Cambria"/>
+                                <w:color w:val="002060"/>
+                              </w:rPr>
+                              <w:t xml:space="preserve"> </w:t>
+                            </w:r>
+                            <w:r>
+                              <w:rPr>
+                                <w:rFonts w:ascii="Cambria" w:hAnsi="Cambria"/>
+                                <w:b/>
+                                <w:bCs/>
+                                <w:color w:val="002060"/>
+                              </w:rPr>
+                              <w:t>criatividade</w:t>
+                            </w:r>
+                            <w:r>
+                              <w:rPr>
+                                <w:rFonts w:ascii="Cambria" w:hAnsi="Cambria"/>
+                                <w:color w:val="002060"/>
+                              </w:rPr>
+                              <w:t xml:space="preserve"> e </w:t>
+                            </w:r>
+                            <w:r>
+                              <w:rPr>
+                                <w:rFonts w:ascii="Cambria" w:hAnsi="Cambria"/>
+                                <w:b/>
+                                <w:bCs/>
+                                <w:color w:val="002060"/>
+                              </w:rPr>
+                              <w:t>interesse</w:t>
+                            </w:r>
+                            <w:r>
+                              <w:rPr>
+                                <w:rFonts w:ascii="Cambria" w:hAnsi="Cambria"/>
+                                <w:color w:val="002060"/>
+                              </w:rPr>
+                              <w:t xml:space="preserve"> em aprender sobre meio ambiente e novas tecnologias;</w:t>
+                            </w:r>
+                            <w:r>
+                              <w:rPr>
+                                <w:rFonts w:ascii="Cambria" w:hAnsi="Cambria"/>
+                                <w:color w:val="002060"/>
+                              </w:rPr>
+                              <w:br/>
+                            </w:r>
+                            <w:proofErr w:type="gramStart"/>
+                            <w:r>
+                              <w:rPr>
+                                <w:rFonts w:ascii="Cambria" w:hAnsi="Cambria"/>
+                                <w:color w:val="002060"/>
+                              </w:rPr>
+                              <w:t>• Ter</w:t>
+                            </w:r>
+                            <w:proofErr w:type="gramEnd"/>
+                            <w:r>
+                              <w:rPr>
+                                <w:rFonts w:ascii="Cambria" w:hAnsi="Cambria"/>
+                                <w:color w:val="002060"/>
+                              </w:rPr>
+                              <w:t xml:space="preserve"> </w:t>
+                            </w:r>
+                            <w:r>
+                              <w:rPr>
+                                <w:rFonts w:ascii="Cambria" w:hAnsi="Cambria"/>
+                                <w:b/>
+                                <w:bCs/>
+                                <w:color w:val="002060"/>
+                              </w:rPr>
+                              <w:t>interesse</w:t>
+                            </w:r>
+                            <w:r>
+                              <w:rPr>
+                                <w:rFonts w:ascii="Cambria" w:hAnsi="Cambria"/>
+                                <w:color w:val="002060"/>
+                              </w:rPr>
+                              <w:t xml:space="preserve"> por atividades </w:t>
+                            </w:r>
+                            <w:r>
+                              <w:rPr>
+                                <w:rFonts w:ascii="Cambria" w:hAnsi="Cambria"/>
+                                <w:b/>
+                                <w:bCs/>
+                                <w:color w:val="002060"/>
+                              </w:rPr>
+                              <w:t>experimentais</w:t>
+                            </w:r>
+                            <w:r>
+                              <w:rPr>
+                                <w:rFonts w:ascii="Cambria" w:hAnsi="Cambria"/>
+                                <w:color w:val="002060"/>
+                              </w:rPr>
+                              <w:t xml:space="preserve"> em laboratório;</w:t>
+                            </w:r>
+                            <w:r>
+                              <w:rPr>
+                                <w:rFonts w:ascii="Cambria" w:hAnsi="Cambria"/>
+                                <w:color w:val="002060"/>
+                              </w:rPr>
+                              <w:br/>
+                            </w:r>
+                            <w:proofErr w:type="gramStart"/>
+                            <w:r>
+                              <w:rPr>
+                                <w:rFonts w:ascii="Cambria" w:hAnsi="Cambria"/>
+                                <w:color w:val="002060"/>
+                              </w:rPr>
+                              <w:t>• Demonstrar</w:t>
+                            </w:r>
+                            <w:proofErr w:type="gramEnd"/>
+                            <w:r>
+                              <w:rPr>
+                                <w:rFonts w:ascii="Cambria" w:hAnsi="Cambria"/>
+                                <w:color w:val="002060"/>
+                              </w:rPr>
+                              <w:t xml:space="preserve"> </w:t>
+                            </w:r>
+                            <w:r>
+                              <w:rPr>
+                                <w:rFonts w:ascii="Cambria" w:hAnsi="Cambria"/>
+                                <w:b/>
+                                <w:bCs/>
+                                <w:color w:val="002060"/>
+                              </w:rPr>
+                              <w:t>afinidade</w:t>
+                            </w:r>
+                            <w:r>
+                              <w:rPr>
+                                <w:rFonts w:ascii="Cambria" w:hAnsi="Cambria"/>
+                                <w:color w:val="002060"/>
+                              </w:rPr>
+                              <w:t xml:space="preserve"> com divulgação científica e comunicação de </w:t>
+                            </w:r>
+                            <w:r>
+                              <w:rPr>
+                                <w:rFonts w:ascii="Cambria" w:hAnsi="Cambria"/>
+                                <w:b/>
+                                <w:bCs/>
+                                <w:color w:val="002060"/>
+                              </w:rPr>
+                              <w:t>conteúdos científicos</w:t>
+                            </w:r>
+                            <w:r>
+                              <w:rPr>
+                                <w:rFonts w:ascii="Cambria" w:hAnsi="Cambria"/>
+                                <w:color w:val="002060"/>
+                              </w:rPr>
+                              <w:t>.</w:t>
+                            </w:r>
+                          </w:p>
+                        </w:txbxContent>
+                      </wps:txbx>
+                      <wps:bodyPr rot="0" vert="horz" wrap="square" lIns="91440" tIns="45720" rIns="91440" bIns="45720" anchor="t" anchorCtr="0">
+                        <a:spAutoFit/>
+                      </wps:bodyPr>
+                    </wps:wsp>
+                  </a:graphicData>
+                </a:graphic>
+                <wp14:sizeRelH relativeFrom="margin">
+                  <wp14:pctWidth>0</wp14:pctWidth>
+                </wp14:sizeRelH>
+                <wp14:sizeRelV relativeFrom="margin">
+                  <wp14:pctHeight>20000</wp14:pctHeight>
+                </wp14:sizeRelV>
+              </wp:anchor>
+            </w:drawing>
+          </mc:Choice>
+          <mc:Fallback>
+            <w:pict>
+              <v:shape w14:anchorId="1B9498F1" id="_x0000_s1032" type="#_x0000_t202" style="position:absolute;margin-left:-56.75pt;margin-top:398.15pt;width:565.6pt;height:110.6pt;z-index:251657218;visibility:visible;mso-wrap-style:square;mso-width-percent:0;mso-height-percent:200;mso-wrap-distance-left:9pt;mso-wrap-distance-top:3.6pt;mso-wrap-distance-right:9pt;mso-wrap-distance-bottom:3.6pt;mso-position-horizontal:absolute;mso-position-horizontal-relative:margin;mso-position-vertical:absolute;mso-position-vertical-relative:text;mso-width-percent:0;mso-height-percent:200;mso-width-relative:margin;mso-height-relative:margin;v-text-anchor:top" o:gfxdata="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" filled="f" stroked="f">
+                <v:textbox style="mso-fit-shape-to-text:t">
+                  <w:txbxContent>
+                    <w:p>
+                      <w:pPr>
+                        <w:rPr>
+                          <w:rFonts w:ascii="Cambria" w:hAnsi="Cambria"/>
+                          <w:b/>
+                          <w:color w:val="002060"/>
+                          <w:sz w:val="24"/>
+                          <w:szCs w:val="24"/>
+                        </w:rPr>
+                      </w:pPr>
+                      <w:r>
+                        <w:rPr>
+                          <w:rFonts w:ascii="Cambria" w:hAnsi="Cambria"/>
+                          <w:b/>
+                          <w:color w:val="002060"/>
+                          <w:sz w:val="24"/>
+                          <w:szCs w:val="24"/>
+                        </w:rPr>
+                        <w:t>Requisitos:</w:t>
+                      </w:r>
+                    </w:p>
+                    <w:p>
+                      <w:pPr>
+                        <w:rPr>
+                          <w:rFonts w:ascii="Cambria" w:hAnsi="Cambria"/>
+                          <w:color w:val="002060"/>
+                        </w:rPr>
+                      </w:pPr>
+                      <w:r>
+                        <w:rPr>
+                          <w:rFonts w:ascii="Cambria" w:hAnsi="Cambria"/>
+                          <w:color w:val="002060"/>
+                        </w:rPr>
+                        <w:t>•</w:t>
+                      </w:r>
+                      <w:r>
+                        <w:rPr>
+                          <w:rFonts w:ascii="Cambria" w:hAnsi="Cambria"/>
+                          <w:color w:val="002060"/>
+                        </w:rPr>
+                        <w:t xml:space="preserve"> </w:t>
+                      </w:r>
+                      <w:r>
+                        <w:rPr>
+                          <w:rFonts w:ascii="Cambria" w:hAnsi="Cambria"/>
+                          <w:color w:val="002060"/>
+                        </w:rPr>
+                        <w:t>Estar matriculado no 1º ou 2º ano do Ensino Médio em 2026 e apresentar bom desempenho escolar;</w:t>
+                      </w:r>
+                      <w:r>
+                        <w:rPr>
+                          <w:rFonts w:ascii="Cambria" w:hAnsi="Cambria"/>
+                          <w:color w:val="002060"/>
+                        </w:rPr>
+                        <w:br/>
+                      </w:r>
+                      <w:proofErr w:type="gramStart"/>
+                      <w:r>
+                        <w:rPr>
+                          <w:rFonts w:ascii="Cambria" w:hAnsi="Cambria"/>
+                          <w:color w:val="002060"/>
+                        </w:rPr>
+                        <w:t>• Demonstrar</w:t>
+                      </w:r>
+                      <w:proofErr w:type="gramEnd"/>
+                      <w:r>
+                        <w:rPr>
+                          <w:rFonts w:ascii="Cambria" w:hAnsi="Cambria"/>
+                          <w:color w:val="002060"/>
+                        </w:rPr>
+                        <w:t xml:space="preserve"> </w:t>
+                      </w:r>
+                      <w:r>
+                        <w:rPr>
+                          <w:rFonts w:ascii="Cambria" w:hAnsi="Cambria"/>
+                          <w:b/>
+                          <w:bCs/>
+                          <w:color w:val="002060"/>
+                        </w:rPr>
+                        <w:t>criatividade</w:t>
+                      </w:r>
+                      <w:r>
+                        <w:rPr>
+                          <w:rFonts w:ascii="Cambria" w:hAnsi="Cambria"/>
+                          <w:color w:val="002060"/>
+                        </w:rPr>
+                        <w:t xml:space="preserve"> e </w:t>
+                      </w:r>
+                      <w:r>
+                        <w:rPr>
+                          <w:rFonts w:ascii="Cambria" w:hAnsi="Cambria"/>
+                          <w:b/>
+                          <w:bCs/>
+                          <w:color w:val="002060"/>
+                        </w:rPr>
+                        <w:t>interesse</w:t>
+                      </w:r>
+                      <w:r>
+                        <w:rPr>
+                          <w:rFonts w:ascii="Cambria" w:hAnsi="Cambria"/>
+                          <w:color w:val="002060"/>
+                        </w:rPr>
+                        <w:t xml:space="preserve"> em aprender sobre meio ambiente e novas tecnologias;</w:t>
+                      </w:r>
+                      <w:r>
+                        <w:rPr>
+                          <w:rFonts w:ascii="Cambria" w:hAnsi="Cambria"/>
+                          <w:color w:val="002060"/>
+                        </w:rPr>
+                        <w:br/>
+                      </w:r>
+                      <w:proofErr w:type="gramStart"/>
+                      <w:r>
+                        <w:rPr>
+                          <w:rFonts w:ascii="Cambria" w:hAnsi="Cambria"/>
+                          <w:color w:val="002060"/>
+                        </w:rPr>
+                        <w:t>• Ter</w:t>
+                      </w:r>
+                      <w:proofErr w:type="gramEnd"/>
+                      <w:r>
+                        <w:rPr>
+                          <w:rFonts w:ascii="Cambria" w:hAnsi="Cambria"/>
+                          <w:color w:val="002060"/>
+                        </w:rPr>
+                        <w:t xml:space="preserve"> </w:t>
+                      </w:r>
+                      <w:r>
+                        <w:rPr>
+                          <w:rFonts w:ascii="Cambria" w:hAnsi="Cambria"/>
+                          <w:b/>
+                          <w:bCs/>
+                          <w:color w:val="002060"/>
+                        </w:rPr>
+                        <w:t>interesse</w:t>
+                      </w:r>
+                      <w:r>
+                        <w:rPr>
+                          <w:rFonts w:ascii="Cambria" w:hAnsi="Cambria"/>
+                          <w:color w:val="002060"/>
+                        </w:rPr>
+                        <w:t xml:space="preserve"> por atividades </w:t>
+                      </w:r>
+                      <w:r>
+                        <w:rPr>
+                          <w:rFonts w:ascii="Cambria" w:hAnsi="Cambria"/>
+                          <w:b/>
+                          <w:bCs/>
+                          <w:color w:val="002060"/>
+                        </w:rPr>
+                        <w:t>experimentais</w:t>
+                      </w:r>
+                      <w:r>
+                        <w:rPr>
+                          <w:rFonts w:ascii="Cambria" w:hAnsi="Cambria"/>
+                          <w:color w:val="002060"/>
+                        </w:rPr>
+                        <w:t xml:space="preserve"> em laboratório;</w:t>
+                      </w:r>
+                      <w:r>
+                        <w:rPr>
+                          <w:rFonts w:ascii="Cambria" w:hAnsi="Cambria"/>
+                          <w:color w:val="002060"/>
+                        </w:rPr>
+                        <w:br/>
+                      </w:r>
+                      <w:proofErr w:type="gramStart"/>
+                      <w:r>
+                        <w:rPr>
+                          <w:rFonts w:ascii="Cambria" w:hAnsi="Cambria"/>
+                          <w:color w:val="002060"/>
+                        </w:rPr>
+                        <w:t>• Demonstrar</w:t>
+                      </w:r>
+                      <w:proofErr w:type="gramEnd"/>
+                      <w:r>
+                        <w:rPr>
+                          <w:rFonts w:ascii="Cambria" w:hAnsi="Cambria"/>
+                          <w:color w:val="002060"/>
+                        </w:rPr>
+                        <w:t xml:space="preserve"> </w:t>
+                      </w:r>
+                      <w:r>
+                        <w:rPr>
+                          <w:rFonts w:ascii="Cambria" w:hAnsi="Cambria"/>
+                          <w:b/>
+                          <w:bCs/>
+                          <w:color w:val="002060"/>
+                        </w:rPr>
+                        <w:t>afinidade</w:t>
+                      </w:r>
+                      <w:r>
+                        <w:rPr>
+                          <w:rFonts w:ascii="Cambria" w:hAnsi="Cambria"/>
+                          <w:color w:val="002060"/>
+                        </w:rPr>
+                        <w:t xml:space="preserve"> com divulgação científica e comunicação de </w:t>
+                      </w:r>
+                      <w:r>
+                        <w:rPr>
+                          <w:rFonts w:ascii="Cambria" w:hAnsi="Cambria"/>
+                          <w:b/>
+                          <w:bCs/>
+                          <w:color w:val="002060"/>
+                        </w:rPr>
+                        <w:t>conteúdos científicos</w:t>
+                      </w:r>
+                      <w:r>
+                        <w:rPr>
+                          <w:rFonts w:ascii="Cambria" w:hAnsi="Cambria"/>
+                          <w:color w:val="002060"/>
+                        </w:rPr>
+                        <w:t>.</w:t>
+                      </w:r>
+                    </w:p>
+                  </w:txbxContent>
+                </v:textbox>
+                <w10:wrap type="square" anchorx="margin"/>
+              </v:shape>
+            </w:pict>
+          </mc:Fallback>
+        </mc:AlternateContent>
+      </w:r>
+      <w:r>
+        <w:rPr>
+          <w:rFonts w:ascii="Times New Roman" w:hAnsi="Times New Roman" w:cs="Times New Roman"/>
+          <w:noProof/>
+          <w:sz w:val="24"/>
+          <w:szCs w:val="24"/>
+          <w:lang w:val="en-US"/>
+        </w:rPr>
+        <mc:AlternateContent>
+          <mc:Choice Requires="wps">
+            <w:drawing>
+              <wp:anchor distT="45720" distB="45720" distL="114300" distR="114300" simplePos="0" relativeHeight="251661330" behindDoc="0" locked="0" layoutInCell="1" allowOverlap="1" wp14:anchorId="64F740DD" wp14:editId="603133A6">
+                <wp:simplePos x="0" y="0"/>
+                <wp:positionH relativeFrom="margin">
+                  <wp:align>center</wp:align>
+                </wp:positionH>
+                <wp:positionV relativeFrom="paragraph">
+                  <wp:posOffset>7127759</wp:posOffset>
+                </wp:positionV>
+                <wp:extent cx="7233920" cy="1295400"/>
+                <wp:effectExtent l="0" t="0" r="0" b="0"/>
+                <wp:wrapThrough wrapText="bothSides">
+                  <wp:wrapPolygon edited="0">
+                    <wp:start x="171" y="0"/>
+                    <wp:lineTo x="171" y="21282"/>
+                    <wp:lineTo x="21388" y="21282"/>
+                    <wp:lineTo x="21388" y="0"/>
+                    <wp:lineTo x="171" y="0"/>
+                  </wp:wrapPolygon>
+                </wp:wrapThrough>
+                <wp:docPr id="1613394521" name="Text Box 2"/>
+                <wp:cNvGraphicFramePr>
+                  <a:graphicFrameLocks xmlns:a="http://schemas.openxmlformats.org/drawingml/2006/main"/>
+                </wp:cNvGraphicFramePr>
+                <a:graphic xmlns:a="http://schemas.openxmlformats.org/drawingml/2006/main">
+                  <a:graphicData uri="http://schemas.microsoft.com/office/word/2010/wordprocessingShape">
+                    <wps:wsp>
+                      <wps:cNvSpPr txBox="1">
+                        <a:spLocks noChangeArrowheads="1"/>
+                      </wps:cNvSpPr>
+                      <wps:spPr bwMode="auto">
+                        <a:xfrm>
+                          <a:off x="0" y="0"/>
+                          <a:ext cx="7233920" cy="1295400"/>
+                        </a:xfrm>
+                        <a:prstGeom prst="rect">
+                          <a:avLst/>
+                        </a:prstGeom>
+                        <a:noFill/>
+                        <a:ln w="9525">
+                          <a:noFill/>
+                          <a:miter lim="800000"/>
+                          <a:headEnd/>
+                          <a:tailEnd/>
+                        </a:ln>
+                      </wps:spPr>
+                      <wps:txbx>
+                        <w:txbxContent>
+                          <w:p>
+                            <w:pPr>
+                              <w:rPr>
+                                <w:rFonts w:ascii="Cambria" w:hAnsi="Cambria"/>
+                                <w:b/>
+                                <w:color w:val="002060"/>
+                                <w:sz w:val="24"/>
+                                <w:szCs w:val="24"/>
+                              </w:rPr>
+                            </w:pPr>
+                            <w:r>
+                              <w:rPr>
+                                <w:rFonts w:ascii="Cambria" w:hAnsi="Cambria"/>
+                                <w:b/>
+                                <w:color w:val="002060"/>
+                                <w:sz w:val="24"/>
+                                <w:szCs w:val="24"/>
+                              </w:rPr>
+                              <w:t>Inscrição:</w:t>
+                            </w:r>
+                          </w:p>
+                          <w:p>
+                            <w:pPr>
+                              <w:jc w:val="both"/>
+                              <w:rPr>
+                                <w:rStyle w:val="Hyperlink"/>
+                                <w:rFonts w:ascii="Cambria" w:hAnsi="Cambria"/>
+                                <w:color w:val="002060"/>
+                                <w:u w:val="none"/>
+                              </w:rPr>
+                            </w:pPr>
+                            <w:r>
+                              <w:rPr>
+                                <w:rFonts w:ascii="Cambria" w:hAnsi="Cambria"/>
+                                <w:color w:val="002060"/>
+                              </w:rPr>
+                              <w:t xml:space="preserve">Os interessados devem enviar, até o dia </w:t>
+                            </w:r>
+                            <w:r>
+                              <w:rPr>
+                                <w:rFonts w:ascii="Cambria" w:hAnsi="Cambria"/>
+                                <w:color w:val="002060"/>
+                              </w:rPr>
+                              <w:t>21</w:t>
+                            </w:r>
+                            <w:r>
+                              <w:rPr>
+                                <w:rFonts w:ascii="Cambria" w:hAnsi="Cambria"/>
+                                <w:color w:val="002060"/>
+                              </w:rPr>
+                              <w:t xml:space="preserve"> de </w:t>
+                            </w:r>
+                            <w:r>
+                              <w:rPr>
+                                <w:rFonts w:ascii="Cambria" w:hAnsi="Cambria"/>
+                                <w:color w:val="002060"/>
+                              </w:rPr>
+                              <w:t>março</w:t>
+                            </w:r>
+                            <w:r>
+                              <w:rPr>
+                                <w:rFonts w:ascii="Cambria" w:hAnsi="Cambria"/>
+                                <w:color w:val="002060"/>
+                              </w:rPr>
+                              <w:t xml:space="preserve"> (</w:t>
+                            </w:r>
+                            <w:r>
+                              <w:rPr>
+                                <w:rFonts w:ascii="Cambria" w:hAnsi="Cambria"/>
+                                <w:color w:val="002060"/>
+                              </w:rPr>
+                              <w:t>sábado</w:t>
+                            </w:r>
+                            <w:r>
+                              <w:rPr>
+                                <w:rFonts w:ascii="Cambria" w:hAnsi="Cambria"/>
+                                <w:color w:val="002060"/>
+                              </w:rPr>
+                              <w:t xml:space="preserve">), um e-mail para </w:t>
+                            </w:r>
+                            <w:hyperlink r:id="rId15" w:history="1">
+                              <w:r>
+                                <w:rPr>
+                                  <w:rStyle w:val="Hyperlink"/>
+                                  <w:rFonts w:ascii="Cambria" w:hAnsi="Cambria"/>
+                                </w:rPr>
+                                <w:t>rafael.bueno@ufpr.br</w:t>
+                              </w:r>
+                            </w:hyperlink>
+                            <w:r>
+                              <w:rPr>
+                                <w:rFonts w:ascii="Cambria" w:hAnsi="Cambria"/>
+                                <w:color w:val="002060"/>
+                              </w:rPr>
+                              <w:t xml:space="preserve"> com o assunto: </w:t>
+                            </w:r>
+                            <w:r>
+                              <w:rPr>
+                                <w:rFonts w:ascii="Cambria" w:hAnsi="Cambria"/>
+                                <w:b/>
+                                <w:bCs/>
+                                <w:color w:val="002060"/>
+                              </w:rPr>
+                              <w:t>"IC JÚNIOR – Nome do Candidato".</w:t>
+                            </w:r>
+                            <w:r>
+                              <w:rPr>
+                                <w:rFonts w:ascii="Cambria" w:hAnsi="Cambria"/>
+                                <w:color w:val="002060"/>
+                              </w:rPr>
+                              <w:t xml:space="preserve"> No corpo do e-mail, deve constar uma breve apresentação, e, em anexo, um currículo simplificado (incluindo o nome e local do colégio em que estuda), o boletim escolar d</w:t>
+                            </w:r>
+                            <w:r>
+                              <w:rPr>
+                                <w:rFonts w:ascii="Cambria" w:hAnsi="Cambria"/>
+                                <w:color w:val="002060"/>
+                              </w:rPr>
+                              <w:t>o último ano (qualquer documento mostrando as notas mais recentes possíveis)</w:t>
+                            </w:r>
+                            <w:r>
+                              <w:rPr>
+                                <w:rFonts w:ascii="Cambria" w:hAnsi="Cambria"/>
+                                <w:color w:val="002060"/>
+                              </w:rPr>
+                              <w:t xml:space="preserve"> e a disponibilidade de horários para cumprir as 10 horas semanais exigidas. As atividades estão previstas para iniciar em </w:t>
+                            </w:r>
+                            <w:r>
+                              <w:rPr>
+                                <w:rFonts w:ascii="Cambria" w:hAnsi="Cambria"/>
+                                <w:color w:val="002060"/>
+                              </w:rPr>
+                              <w:t>abril.</w:t>
+                            </w:r>
+                          </w:p>
+                          <w:p>
+                            <w:pPr>
+                              <w:jc w:val="both"/>
+                              <w:rPr>
+                                <w:rStyle w:val="Hyperlink"/>
+                                <w:rFonts w:ascii="Cambria" w:hAnsi="Cambria"/>
+                                <w:color w:val="002060"/>
+                              </w:rPr>
+                            </w:pPr>
+                          </w:p>
+                          <w:p>
+                            <w:pPr>
+                              <w:jc w:val="both"/>
+                              <w:rPr>
+                                <w:rStyle w:val="Hyperlink"/>
+                                <w:rFonts w:ascii="Cambria" w:hAnsi="Cambria"/>
+                                <w:color w:val="002060"/>
+                              </w:rPr>
+                            </w:pPr>
+                          </w:p>
+                          <w:p>
+                            <w:pPr>
+                              <w:jc w:val="both"/>
+                              <w:rPr>
+                                <w:rStyle w:val="Hyperlink"/>
+                                <w:rFonts w:ascii="Cambria" w:hAnsi="Cambria"/>
+                                <w:color w:val="002060"/>
+                              </w:rPr>
+                            </w:pPr>
+                          </w:p>
+                          <w:p>
+                            <w:pPr>
+                              <w:jc w:val="both"/>
+                              <w:rPr>
+                                <w:rStyle w:val="Hyperlink"/>
+                                <w:rFonts w:ascii="Cambria" w:hAnsi="Cambria"/>
+                                <w:color w:val="002060"/>
+                              </w:rPr>
+                            </w:pPr>
+                          </w:p>
+                          <w:p>
+                            <w:pPr>
+                              <w:jc w:val="both"/>
+                              <w:rPr>
+                                <w:rStyle w:val="Hyperlink"/>
+                                <w:rFonts w:ascii="Cambria" w:hAnsi="Cambria"/>
+                                <w:color w:val="002060"/>
+                              </w:rPr>
+                            </w:pPr>
+                          </w:p>
+                          <w:p>
+                            <w:pPr>
+                              <w:jc w:val="both"/>
+                              <w:rPr>
+                                <w:rStyle w:val="Hyperlink"/>
+                                <w:rFonts w:ascii="Cambria" w:hAnsi="Cambria"/>
+                                <w:color w:val="002060"/>
+                              </w:rPr>
+                            </w:pPr>
+                          </w:p>
+                          <w:p>
+                            <w:pPr>
+                              <w:jc w:val="both"/>
+                              <w:rPr>
+                                <w:rStyle w:val="Hyperlink"/>
+                                <w:rFonts w:ascii="Cambria" w:hAnsi="Cambria"/>
+                                <w:color w:val="002060"/>
+                              </w:rPr>
+                            </w:pPr>
+                          </w:p>
+                          <w:p>
+                            <w:pPr>
+                              <w:jc w:val="both"/>
+                              <w:rPr>
+                                <w:rFonts w:ascii="Cambria" w:hAnsi="Cambria"/>
+                                <w:color w:val="002060"/>
+                              </w:rPr>
+                            </w:pPr>
+                          </w:p>
+                          <w:p>
+                            <w:pPr>
+                              <w:jc w:val="both"/>
+                              <w:rPr>
+                                <w:rFonts w:ascii="Cambria" w:hAnsi="Cambria"/>
+                                <w:color w:val="002060"/>
+                                <w:sz w:val="24"/>
+                                <w:szCs w:val="24"/>
+                              </w:rPr>
+                            </w:pPr>
+                          </w:p>
+                        </w:txbxContent>
+                      </wps:txbx>
+                      <wps:bodyPr rot="0" vertOverflow="clip" horzOverflow="clip" vert="horz" wrap="square" lIns="91440" tIns="45720" rIns="91440" bIns="45720" anchor="t" anchorCtr="0">
+                        <a:noAutofit/>
+                      </wps:bodyPr>
+                    </wps:wsp>
+                  </a:graphicData>
+                </a:graphic>
+                <wp14:sizeRelH relativeFrom="margin">
+                  <wp14:pctWidth>0</wp14:pctWidth>
+                </wp14:sizeRelH>
+                <wp14:sizeRelV relativeFrom="margin">
+                  <wp14:pctHeight>0</wp14:pctHeight>
+                </wp14:sizeRelV>
+              </wp:anchor>
+            </w:drawing>
+          </mc:Choice>
+          <mc:Fallback>
+            <w:pict>
+              <v:shape w14:anchorId="64F740DD" id="Text Box 2" o:spid="_x0000_s1033" type="#_x0000_t202" style="position:absolute;margin-left:0;margin-top:561.25pt;width:569.6pt;height:102pt;z-index:251661330;visibility:visible;mso-wrap-style:square;mso-width-percent:0;mso-height-percent:0;mso-wrap-distance-left:9pt;mso-wrap-distance-top:3.6pt;mso-wrap-distance-right:9pt;mso-wrap-distance-bottom:3.6pt;mso-position-horizontal:center;mso-position-horizontal-relative:margin;mso-position-vertical:absolute;mso-position-vertical-relative:text;mso-width-percent:0;mso-height-percent:0;mso-width-relative:margin;mso-height-relative:margin;v-text-anchor:top" o:gfxdata="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" filled="f" stroked="f">
+                <v:textbox>
+                  <w:txbxContent>
+                    <w:p>
+                      <w:pPr>
+                        <w:rPr>
+                          <w:rFonts w:ascii="Cambria" w:hAnsi="Cambria"/>
+                          <w:b/>
+                          <w:color w:val="002060"/>
+                          <w:sz w:val="24"/>
+                          <w:szCs w:val="24"/>
+                        </w:rPr>
+                      </w:pPr>
+                      <w:r>
+                        <w:rPr>
+                          <w:rFonts w:ascii="Cambria" w:hAnsi="Cambria"/>
+                          <w:b/>
+                          <w:color w:val="002060"/>
+                          <w:sz w:val="24"/>
+                          <w:szCs w:val="24"/>
+                        </w:rPr>
+                        <w:t>Inscrição:</w:t>
+                      </w:r>
+                    </w:p>
+                    <w:p>
+                      <w:pPr>
+                        <w:jc w:val="both"/>
+                        <w:rPr>
+                          <w:rStyle w:val="Hyperlink"/>
+                          <w:rFonts w:ascii="Cambria" w:hAnsi="Cambria"/>
+                          <w:color w:val="002060"/>
+                          <w:u w:val="none"/>
+                        </w:rPr>
+                      </w:pPr>
+                      <w:r>
+                        <w:rPr>
+                          <w:rFonts w:ascii="Cambria" w:hAnsi="Cambria"/>
+                          <w:color w:val="002060"/>
+                        </w:rPr>
+                        <w:t xml:space="preserve">Os interessados devem enviar, até o dia </w:t>
+                      </w:r>
+                      <w:r>
+                        <w:rPr>
+                          <w:rFonts w:ascii="Cambria" w:hAnsi="Cambria"/>
+                          <w:color w:val="002060"/>
+                        </w:rPr>
+                        <w:t>21</w:t>
+                      </w:r>
+                      <w:r>
+                        <w:rPr>
+                          <w:rFonts w:ascii="Cambria" w:hAnsi="Cambria"/>
+                          <w:color w:val="002060"/>
+                        </w:rPr>
+                        <w:t xml:space="preserve"> de </w:t>
+                      </w:r>
+                      <w:r>
+                        <w:rPr>
+                          <w:rFonts w:ascii="Cambria" w:hAnsi="Cambria"/>
+                          <w:color w:val="002060"/>
+                        </w:rPr>
+                        <w:t>março</w:t>
+                      </w:r>
+                      <w:r>
+                        <w:rPr>
+                          <w:rFonts w:ascii="Cambria" w:hAnsi="Cambria"/>
+                          <w:color w:val="002060"/>
+                        </w:rPr>
+                        <w:t xml:space="preserve"> (</w:t>
+                      </w:r>
+                      <w:r>
+                        <w:rPr>
+                          <w:rFonts w:ascii="Cambria" w:hAnsi="Cambria"/>
+                          <w:color w:val="002060"/>
+                        </w:rPr>
+                        <w:t>sábado</w:t>
+                      </w:r>
+                      <w:r>
+                        <w:rPr>
+                          <w:rFonts w:ascii="Cambria" w:hAnsi="Cambria"/>
+                          <w:color w:val="002060"/>
+                        </w:rPr>
+                        <w:t xml:space="preserve">), um e-mail para </w:t>
+                      </w:r>
+                      <w:hyperlink r:id="rId16" w:history="1">
+                        <w:r>
+                          <w:rPr>
+                            <w:rStyle w:val="Hyperlink"/>
+                            <w:rFonts w:ascii="Cambria" w:hAnsi="Cambria"/>
+                          </w:rPr>
+                          <w:t>rafael.bueno@ufpr.br</w:t>
+                        </w:r>
+                      </w:hyperlink>
+                      <w:r>
+                        <w:rPr>
+                          <w:rFonts w:ascii="Cambria" w:hAnsi="Cambria"/>
+                          <w:color w:val="002060"/>
+                        </w:rPr>
+                        <w:t xml:space="preserve"> com o assunto: </w:t>
+                      </w:r>
+                      <w:r>
+                        <w:rPr>
+                          <w:rFonts w:ascii="Cambria" w:hAnsi="Cambria"/>
+                          <w:b/>
+                          <w:bCs/>
+                          <w:color w:val="002060"/>
+                        </w:rPr>
+                        <w:t>"IC JÚNIOR – Nome do Candidato".</w:t>
+                      </w:r>
+                      <w:r>
+                        <w:rPr>
+                          <w:rFonts w:ascii="Cambria" w:hAnsi="Cambria"/>
+                          <w:color w:val="002060"/>
+                        </w:rPr>
+                        <w:t xml:space="preserve"> No corpo do e-mail, deve constar uma breve apresentação, e, em anexo, um currículo simplificado (incluindo o nome e local do colégio em que estuda), o boletim escolar d</w:t>
+                      </w:r>
+                      <w:r>
+                        <w:rPr>
+                          <w:rFonts w:ascii="Cambria" w:hAnsi="Cambria"/>
+                          <w:color w:val="002060"/>
+                        </w:rPr>
+                        <w:t>o último ano (qualquer documento mostrando as notas mais recentes possíveis)</w:t>
+                      </w:r>
+                      <w:r>
+                        <w:rPr>
+                          <w:rFonts w:ascii="Cambria" w:hAnsi="Cambria"/>
+                          <w:color w:val="002060"/>
+                        </w:rPr>
+                        <w:t xml:space="preserve"> e a disponibilidade de horários para cumprir as 10 horas semanais exigidas. As atividades estão previstas para iniciar em </w:t>
+                      </w:r>
+                      <w:r>
+                        <w:rPr>
+                          <w:rFonts w:ascii="Cambria" w:hAnsi="Cambria"/>
+                          <w:color w:val="002060"/>
+                        </w:rPr>
+                        <w:t>abril.</w:t>
+                      </w:r>
+                    </w:p>
+                    <w:p>
+                      <w:pPr>
+                        <w:jc w:val="both"/>
+                        <w:rPr>
+                          <w:rStyle w:val="Hyperlink"/>
+                          <w:rFonts w:ascii="Cambria" w:hAnsi="Cambria"/>
+                          <w:color w:val="002060"/>
+                        </w:rPr>
+                      </w:pPr>
+                    </w:p>
+                    <w:p>
+                      <w:pPr>
+                        <w:jc w:val="both"/>
+                        <w:rPr>
+                          <w:rStyle w:val="Hyperlink"/>
+                          <w:rFonts w:ascii="Cambria" w:hAnsi="Cambria"/>
+                          <w:color w:val="002060"/>
+                        </w:rPr>
+                      </w:pPr>
+                    </w:p>
+                    <w:p>
+                      <w:pPr>
+                        <w:jc w:val="both"/>
+                        <w:rPr>
+                          <w:rStyle w:val="Hyperlink"/>
+                          <w:rFonts w:ascii="Cambria" w:hAnsi="Cambria"/>
+                          <w:color w:val="002060"/>
+                        </w:rPr>
+                      </w:pPr>
+                    </w:p>
+                    <w:p>
+                      <w:pPr>
+                        <w:jc w:val="both"/>
+                        <w:rPr>
+                          <w:rStyle w:val="Hyperlink"/>
+                          <w:rFonts w:ascii="Cambria" w:hAnsi="Cambria"/>
+                          <w:color w:val="002060"/>
+                        </w:rPr>
+                      </w:pPr>
+                    </w:p>
+                    <w:p>
+                      <w:pPr>
+                        <w:jc w:val="both"/>
+                        <w:rPr>
+                          <w:rStyle w:val="Hyperlink"/>
+                          <w:rFonts w:ascii="Cambria" w:hAnsi="Cambria"/>
+                          <w:color w:val="002060"/>
+                        </w:rPr>
+                      </w:pPr>
+                    </w:p>
+                    <w:p>
+                      <w:pPr>
+                        <w:jc w:val="both"/>
+                        <w:rPr>
+                          <w:rStyle w:val="Hyperlink"/>
+                          <w:rFonts w:ascii="Cambria" w:hAnsi="Cambria"/>
+                          <w:color w:val="002060"/>
+                        </w:rPr>
+                      </w:pPr>
+                    </w:p>
+                    <w:p>
+                      <w:pPr>
+                        <w:jc w:val="both"/>
+                        <w:rPr>
+                          <w:rStyle w:val="Hyperlink"/>
+                          <w:rFonts w:ascii="Cambria" w:hAnsi="Cambria"/>
+                          <w:color w:val="002060"/>
+                        </w:rPr>
+                      </w:pPr>
+                    </w:p>
+                    <w:p>
+                      <w:pPr>
+                        <w:jc w:val="both"/>
+                        <w:rPr>
+                          <w:rFonts w:ascii="Cambria" w:hAnsi="Cambria"/>
+                          <w:color w:val="002060"/>
+                        </w:rPr>
+                      </w:pPr>
+                    </w:p>
+                    <w:p>
+                      <w:pPr>
+                        <w:jc w:val="both"/>
+                        <w:rPr>
+                          <w:rFonts w:ascii="Cambria" w:hAnsi="Cambria"/>
+                          <w:color w:val="002060"/>
+                          <w:sz w:val="24"/>
+                          <w:szCs w:val="24"/>
+                        </w:rPr>
+                      </w:pPr>
+                    </w:p>
+                  </w:txbxContent>
+                </v:textbox>
+                <w10:wrap type="through" anchorx="margin"/>
+              </v:shape>
+            </w:pict>
+          </mc:Fallback>
+        </mc:AlternateContent>
+      </w:r>
+      <w:r>
+        <w:rPr>
+          <w:rFonts w:ascii="Times New Roman" w:hAnsi="Times New Roman" w:cs="Times New Roman"/>
+          <w:noProof/>
+          <w:sz w:val="24"/>
+          <w:szCs w:val="24"/>
+          <w:lang w:val="en-US"/>
+        </w:rPr>
+        <mc:AlternateContent>
+          <mc:Choice Requires="wps">
+            <w:drawing>
+              <wp:anchor distT="45720" distB="45720" distL="114300" distR="114300" simplePos="0" relativeHeight="251658256" behindDoc="0" locked="0" layoutInCell="1" allowOverlap="1" wp14:anchorId="7E12A3AE" wp14:editId="1A36771A">
+                <wp:simplePos x="0" y="0"/>
+                <wp:positionH relativeFrom="margin">
+                  <wp:align>center</wp:align>
+                </wp:positionH>
+                <wp:positionV relativeFrom="paragraph">
+                  <wp:posOffset>8520257</wp:posOffset>
+                </wp:positionV>
+                <wp:extent cx="7233920" cy="962660"/>
+                <wp:effectExtent l="0" t="0" r="0" b="0"/>
+                <wp:wrapThrough wrapText="bothSides">
+                  <wp:wrapPolygon edited="0">
+                    <wp:start x="171" y="0"/>
+                    <wp:lineTo x="171" y="20945"/>
+                    <wp:lineTo x="21388" y="20945"/>
+                    <wp:lineTo x="21388" y="0"/>
+                    <wp:lineTo x="171" y="0"/>
+                  </wp:wrapPolygon>
+                </wp:wrapThrough>
+                <wp:docPr id="1182478205" name="Text Box 2"/>
+                <wp:cNvGraphicFramePr>
+                  <a:graphicFrameLocks xmlns:a="http://schemas.openxmlformats.org/drawingml/2006/main"/>
+                </wp:cNvGraphicFramePr>
+                <a:graphic xmlns:a="http://schemas.openxmlformats.org/drawingml/2006/main">
+                  <a:graphicData uri="http://schemas.microsoft.com/office/word/2010/wordprocessingShape">
+                    <wps:wsp>
+                      <wps:cNvSpPr txBox="1">
+                        <a:spLocks noChangeArrowheads="1"/>
+                      </wps:cNvSpPr>
+                      <wps:spPr bwMode="auto">
+                        <a:xfrm>
+                          <a:off x="0" y="0"/>
+                          <a:ext cx="7233920" cy="962660"/>
+                        </a:xfrm>
+                        <a:prstGeom prst="rect">
+                          <a:avLst/>
+                        </a:prstGeom>
+                        <a:noFill/>
+                        <a:ln w="9525">
+                          <a:noFill/>
+                          <a:miter lim="800000"/>
+                          <a:headEnd/>
+                          <a:tailEnd/>
+                        </a:ln>
+                      </wps:spPr>
+                      <wps:txbx>
+                        <w:txbxContent>
+                          <w:p>
+                            <w:pPr>
+                              <w:jc w:val="center"/>
+                              <w:rPr>
+                                <w:rFonts w:ascii="Cambria" w:hAnsi="Cambria"/>
+                                <w:b/>
+                                <w:bCs/>
+                                <w:color w:val="002060"/>
+                              </w:rPr>
+                            </w:pPr>
+                            <w:r>
+                              <w:rPr>
+                                <w:rFonts w:ascii="Cambria" w:hAnsi="Cambria"/>
+                                <w:b/>
+                                <w:bCs/>
+                                <w:color w:val="002060"/>
+                              </w:rPr>
+                              <w:t>Os candidatos pré-selecionados serão convocados para a etapa de entrevista, que será realizada de forma remota entre os dias 23/03 e 28/03.</w:t>
+                            </w:r>
+                            <w:r>
+                              <w:rPr>
+                                <w:rFonts w:ascii="Cambria" w:hAnsi="Cambria"/>
+                                <w:b/>
+                                <w:bCs/>
+                                <w:color w:val="002060"/>
+                              </w:rPr>
+                              <w:t xml:space="preserve"> </w:t>
+                            </w:r>
+                            <w:r>
+                              <w:rPr>
+                                <w:rFonts w:ascii="Cambria" w:hAnsi="Cambria"/>
+                                <w:b/>
+                                <w:bCs/>
+                                <w:color w:val="002060"/>
+                              </w:rPr>
+                              <w:t xml:space="preserve">O </w:t>
+                            </w:r>
+                            <w:r>
+                              <w:rPr>
+                                <w:rFonts w:ascii="Cambria" w:hAnsi="Cambria"/>
+                                <w:b/>
+                                <w:bCs/>
+                                <w:color w:val="002060"/>
+                              </w:rPr>
+                              <w:t>resultado</w:t>
+                            </w:r>
+                            <w:r>
+                              <w:rPr>
+                                <w:rFonts w:ascii="Cambria" w:hAnsi="Cambria"/>
+                                <w:b/>
+                                <w:bCs/>
+                                <w:color w:val="002060"/>
+                              </w:rPr>
+                              <w:t xml:space="preserve"> será divulgado em edital no dia 29/03.</w:t>
+                            </w:r>
+                          </w:p>
+                          <w:p>
+                            <w:pPr>
+                              <w:jc w:val="center"/>
+                              <w:rPr>
+                                <w:rStyle w:val="Hyperlink"/>
+                                <w:rFonts w:ascii="Cambria" w:hAnsi="Cambria"/>
+                                <w:b/>
+                                <w:bCs/>
+                                <w:color w:val="002060"/>
+                              </w:rPr>
+                            </w:pPr>
+                            <w:r>
+                              <w:rPr>
+                                <w:rFonts w:ascii="Cambria" w:hAnsi="Cambria"/>
+                                <w:b/>
+                                <w:bCs/>
+                                <w:color w:val="002060"/>
+                              </w:rPr>
+                              <w:t>Todas as informações, incluindo o resultado, estarão disponíveis em:</w:t>
+                            </w:r>
+                            <w:r>
+                              <w:rPr>
+                                <w:rFonts w:ascii="Cambria" w:hAnsi="Cambria"/>
+                                <w:b/>
+                                <w:bCs/>
+                                <w:color w:val="002060"/>
+                              </w:rPr>
+                              <w:br/>
+                            </w:r>
+                            <w:hyperlink r:id="rId17" w:tgtFrame="_new" w:history="1">
+                              <w:r>
+                                <w:rPr>
+                                  <w:rStyle w:val="Hyperlink"/>
+                                  <w:rFonts w:ascii="Cambria" w:hAnsi="Cambria"/>
+                                  <w:b/>
+                                  <w:bCs/>
+                                  <w:color w:val="002060"/>
+                                </w:rPr>
+                                <w:t>https://buenorc.github.io/pages/opportunities.html</w:t>
+                              </w:r>
+                            </w:hyperlink>
+                          </w:p>
+                          <w:p>
+                            <w:pPr>
+                              <w:jc w:val="both"/>
+                              <w:rPr>
+                                <w:rStyle w:val="Hyperlink"/>
+                                <w:rFonts w:ascii="Cambria" w:hAnsi="Cambria"/>
+                                <w:color w:val="002060"/>
+                              </w:rPr>
+                            </w:pPr>
+                          </w:p>
+                          <w:p>
+                            <w:pPr>
+                              <w:jc w:val="both"/>
+                              <w:rPr>
+                                <w:rStyle w:val="Hyperlink"/>
+                                <w:rFonts w:ascii="Cambria" w:hAnsi="Cambria"/>
+                                <w:color w:val="002060"/>
+                              </w:rPr>
+                            </w:pPr>
+                          </w:p>
+                          <w:p>
+                            <w:pPr>
+                              <w:jc w:val="both"/>
+                              <w:rPr>
+                                <w:rStyle w:val="Hyperlink"/>
+                                <w:rFonts w:ascii="Cambria" w:hAnsi="Cambria"/>
+                                <w:color w:val="002060"/>
+                              </w:rPr>
+                            </w:pPr>
+                          </w:p>
+                          <w:p>
+                            <w:pPr>
+                              <w:jc w:val="both"/>
+                              <w:rPr>
+                                <w:rStyle w:val="Hyperlink"/>
+                                <w:rFonts w:ascii="Cambria" w:hAnsi="Cambria"/>
+                                <w:color w:val="002060"/>
+                              </w:rPr>
+                            </w:pPr>
+                          </w:p>
+                          <w:p>
+                            <w:pPr>
+                              <w:jc w:val="both"/>
+                              <w:rPr>
+                                <w:rFonts w:ascii="Cambria" w:hAnsi="Cambria"/>
+                                <w:color w:val="002060"/>
+                              </w:rPr>
+                            </w:pPr>
+                          </w:p>
+                          <w:p>
+                            <w:pPr>
+                              <w:jc w:val="both"/>
+                              <w:rPr>
+                                <w:rFonts w:ascii="Cambria" w:hAnsi="Cambria"/>
+                                <w:color w:val="002060"/>
+                                <w:sz w:val="24"/>
+                                <w:szCs w:val="24"/>
+                              </w:rPr>
+                            </w:pPr>
+                          </w:p>
+                        </w:txbxContent>
+                      </wps:txbx>
+                      <wps:bodyPr rot="0" vertOverflow="clip" horzOverflow="clip" vert="horz" wrap="square" lIns="91440" tIns="45720" rIns="91440" bIns="45720" anchor="t" anchorCtr="0">
+                        <a:noAutofit/>
+                      </wps:bodyPr>
+                    </wps:wsp>
+                  </a:graphicData>
+                </a:graphic>
+                <wp14:sizeRelH relativeFrom="margin">
+                  <wp14:pctWidth>0</wp14:pctWidth>
+                </wp14:sizeRelH>
+                <wp14:sizeRelV relativeFrom="margin">
+                  <wp14:pctHeight>0</wp14:pctHeight>
+                </wp14:sizeRelV>
+              </wp:anchor>
+            </w:drawing>
+          </mc:Choice>
+          <mc:Fallback>
+            <w:pict>
+              <v:shape w14:anchorId="7E12A3AE" id="_x0000_s1034" type="#_x0000_t202" style="position:absolute;margin-left:0;margin-top:670.9pt;width:569.6pt;height:75.8pt;z-index:251658256;visibility:visible;mso-wrap-style:square;mso-width-percent:0;mso-height-percent:0;mso-wrap-distance-left:9pt;mso-wrap-distance-top:3.6pt;mso-wrap-distance-right:9pt;mso-wrap-distance-bottom:3.6pt;mso-position-horizontal:center;mso-position-horizontal-relative:margin;mso-position-vertical:absolute;mso-position-vertical-relative:text;mso-width-percent:0;mso-height-percent:0;mso-width-relative:margin;mso-height-relative:margin;v-text-anchor:top" o:gfxdata="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" filled="f" stroked="f">
+                <v:textbox>
+                  <w:txbxContent>
+                    <w:p>
+                      <w:pPr>
+                        <w:jc w:val="center"/>
+                        <w:rPr>
+                          <w:rFonts w:ascii="Cambria" w:hAnsi="Cambria"/>
+                          <w:b/>
+                          <w:bCs/>
+                          <w:color w:val="002060"/>
+                        </w:rPr>
+                      </w:pPr>
+                      <w:r>
+                        <w:rPr>
+                          <w:rFonts w:ascii="Cambria" w:hAnsi="Cambria"/>
+                          <w:b/>
+                          <w:bCs/>
+                          <w:color w:val="002060"/>
+                        </w:rPr>
+                        <w:t>Os candidatos pré-selecionados serão convocados para a etapa de entrevista, que será realizada de forma remota entre os dias 23/03 e 28/03.</w:t>
+                      </w:r>
+                      <w:r>
+                        <w:rPr>
+                          <w:rFonts w:ascii="Cambria" w:hAnsi="Cambria"/>
+                          <w:b/>
+                          <w:bCs/>
+                          <w:color w:val="002060"/>
+                        </w:rPr>
+                        <w:t xml:space="preserve"> </w:t>
+                      </w:r>
+                      <w:r>
+                        <w:rPr>
+                          <w:rFonts w:ascii="Cambria" w:hAnsi="Cambria"/>
+                          <w:b/>
+                          <w:bCs/>
+                          <w:color w:val="002060"/>
+                        </w:rPr>
+                        <w:t xml:space="preserve">O </w:t>
+                      </w:r>
+                      <w:r>
+                        <w:rPr>
+                          <w:rFonts w:ascii="Cambria" w:hAnsi="Cambria"/>
+                          <w:b/>
+                          <w:bCs/>
+                          <w:color w:val="002060"/>
+                        </w:rPr>
+                        <w:t>resultado</w:t>
+                      </w:r>
+                      <w:r>
+                        <w:rPr>
+                          <w:rFonts w:ascii="Cambria" w:hAnsi="Cambria"/>
+                          <w:b/>
+                          <w:bCs/>
+                          <w:color w:val="002060"/>
+                        </w:rPr>
+                        <w:t xml:space="preserve"> será divulgado em edital no dia 29/03.</w:t>
+                      </w:r>
+                    </w:p>
+                    <w:p>
+                      <w:pPr>
+                        <w:jc w:val="center"/>
+                        <w:rPr>
+                          <w:rStyle w:val="Hyperlink"/>
+                          <w:rFonts w:ascii="Cambria" w:hAnsi="Cambria"/>
+                          <w:b/>
+                          <w:bCs/>
+                          <w:color w:val="002060"/>
+                        </w:rPr>
+                      </w:pPr>
+                      <w:r>
+                        <w:rPr>
+                          <w:rFonts w:ascii="Cambria" w:hAnsi="Cambria"/>
+                          <w:b/>
+                          <w:bCs/>
+                          <w:color w:val="002060"/>
+                        </w:rPr>
+                        <w:t>Todas as informações, incluindo o resultado, estarão disponíveis em:</w:t>
+                      </w:r>
+                      <w:r>
+                        <w:rPr>
+                          <w:rFonts w:ascii="Cambria" w:hAnsi="Cambria"/>
+                          <w:b/>
+                          <w:bCs/>
+                          <w:color w:val="002060"/>
+                        </w:rPr>
+                        <w:br/>
+                      </w:r>
+                      <w:hyperlink r:id="rId18" w:tgtFrame="_new" w:history="1">
+                        <w:r>
+                          <w:rPr>
+                            <w:rStyle w:val="Hyperlink"/>
+                            <w:rFonts w:ascii="Cambria" w:hAnsi="Cambria"/>
+                            <w:b/>
+                            <w:bCs/>
+                            <w:color w:val="002060"/>
+                          </w:rPr>
+                          <w:t>https://buenorc.github.io/pages/opportunities.html</w:t>
+                        </w:r>
+                      </w:hyperlink>
+                    </w:p>
+                    <w:p>
+                      <w:pPr>
+                        <w:jc w:val="both"/>
+                        <w:rPr>
+                          <w:rStyle w:val="Hyperlink"/>
+                          <w:rFonts w:ascii="Cambria" w:hAnsi="Cambria"/>
+                          <w:color w:val="002060"/>
+                        </w:rPr>
+                      </w:pPr>
+                    </w:p>
+                    <w:p>
+                      <w:pPr>
+                        <w:jc w:val="both"/>
+                        <w:rPr>
+                          <w:rStyle w:val="Hyperlink"/>
+                          <w:rFonts w:ascii="Cambria" w:hAnsi="Cambria"/>
+                          <w:color w:val="002060"/>
+                        </w:rPr>
+                      </w:pPr>
+                    </w:p>
+                    <w:p>
+                      <w:pPr>
+                        <w:jc w:val="both"/>
+                        <w:rPr>
+                          <w:rStyle w:val="Hyperlink"/>
+                          <w:rFonts w:ascii="Cambria" w:hAnsi="Cambria"/>
+                          <w:color w:val="002060"/>
+                        </w:rPr>
+                      </w:pPr>
+                    </w:p>
+                    <w:p>
+                      <w:pPr>
+                        <w:jc w:val="both"/>
+                        <w:rPr>
+                          <w:rStyle w:val="Hyperlink"/>
+                          <w:rFonts w:ascii="Cambria" w:hAnsi="Cambria"/>
+                          <w:color w:val="002060"/>
+                        </w:rPr>
+                      </w:pPr>
+                    </w:p>
+                    <w:p>
+                      <w:pPr>
+                        <w:jc w:val="both"/>
+                        <w:rPr>
+                          <w:rFonts w:ascii="Cambria" w:hAnsi="Cambria"/>
+                          <w:color w:val="002060"/>
+                        </w:rPr>
+                      </w:pPr>
+                    </w:p>
+                    <w:p>
+                      <w:pPr>
+                        <w:jc w:val="both"/>
+                        <w:rPr>
+                          <w:rFonts w:ascii="Cambria" w:hAnsi="Cambria"/>
+                          <w:color w:val="002060"/>
+                          <w:sz w:val="24"/>
+                          <w:szCs w:val="24"/>
+                        </w:rPr>
+                      </w:pPr>
+                    </w:p>
+                  </w:txbxContent>
+                </v:textbox>
+                <w10:wrap type="through" anchorx="margin"/>
+              </v:shape>
+            </w:pict>
+          </mc:Fallback>
+        </mc:AlternateContent>
+      </w:r>
+      <w:r>
+        <w:rPr>
+          <w:noProof/>
+        </w:rPr>
+        <mc:AlternateContent>
+          <mc:Choice Requires="wps">
+            <w:drawing>
+              <wp:anchor distT="45720" distB="45720" distL="114300" distR="114300" simplePos="0" relativeHeight="251657216" behindDoc="0" locked="0" layoutInCell="1" allowOverlap="1" wp14:anchorId="3B6F1D17" wp14:editId="7D6BE09C">
+                <wp:simplePos x="0" y="0"/>
+                <wp:positionH relativeFrom="margin">
+                  <wp:posOffset>-640080</wp:posOffset>
+                </wp:positionH>
+                <wp:positionV relativeFrom="paragraph">
+                  <wp:posOffset>1503680</wp:posOffset>
+                </wp:positionV>
+                <wp:extent cx="2240280" cy="1404620"/>
+                <wp:effectExtent l="0" t="0" r="0" b="1905"/>
+                <wp:wrapSquare wrapText="bothSides"/>
+                <wp:docPr id="572934720" name="Caixa de Texto 2"/>
+                <wp:cNvGraphicFramePr>
+                  <a:graphicFrameLocks xmlns:a="http://schemas.openxmlformats.org/drawingml/2006/main"/>
+                </wp:cNvGraphicFramePr>
+                <a:graphic xmlns:a="http://schemas.openxmlformats.org/drawingml/2006/main">
+                  <a:graphicData uri="http://schemas.microsoft.com/office/word/2010/wordprocessingShape">
+                    <wps:wsp>
+                      <wps:cNvSpPr txBox="1">
+                        <a:spLocks noChangeArrowheads="1"/>
+                      </wps:cNvSpPr>
+                      <wps:spPr bwMode="auto">
+                        <a:xfrm>
+                          <a:off x="0" y="0"/>
+                          <a:ext cx="2240280" cy="1404620"/>
+                        </a:xfrm>
+                        <a:prstGeom prst="rect">
+                          <a:avLst/>
+                        </a:prstGeom>
+                        <a:noFill/>
+                        <a:ln w="9525">
+                          <a:noFill/>
+                          <a:miter lim="800000"/>
+                          <a:headEnd/>
+                          <a:tailEnd/>
+                        </a:ln>
+                      </wps:spPr>
+                      <wps:txbx>
+                        <w:txbxContent>
+                          <w:p>
+                            <w:pPr>
+                              <w:jc w:val="both"/>
+                              <w:rPr>
+                                <w:i/>
+                                <w:iCs/>
+                                <w:color w:val="002060"/>
+                                <w:sz w:val="18"/>
+                                <w:szCs w:val="14"/>
+                              </w:rPr>
+                            </w:pPr>
+                            <w:r>
+                              <w:rPr>
+                                <w:rFonts w:ascii="Cambria" w:hAnsi="Cambria"/>
+                                <w:i/>
+                                <w:iCs/>
+                                <w:color w:val="002060"/>
+                                <w:sz w:val="20"/>
+                                <w:szCs w:val="16"/>
+                              </w:rPr>
+                              <w:t xml:space="preserve">Programa destinado </w:t>
+                            </w:r>
+                            <w:r>
+                              <w:rPr>
+                                <w:rFonts w:ascii="Cambria" w:hAnsi="Cambria"/>
+                                <w:i/>
+                                <w:iCs/>
+                                <w:color w:val="002060"/>
+                                <w:sz w:val="20"/>
+                                <w:szCs w:val="16"/>
+                              </w:rPr>
+                              <w:t>a</w:t>
+                            </w:r>
+                            <w:r>
+                              <w:rPr>
+                                <w:rFonts w:ascii="Cambria" w:hAnsi="Cambria"/>
+                                <w:i/>
+                                <w:iCs/>
+                                <w:color w:val="002060"/>
+                                <w:sz w:val="20"/>
+                                <w:szCs w:val="16"/>
+                              </w:rPr>
+                              <w:t xml:space="preserve"> alunos </w:t>
+                            </w:r>
+                            <w:r>
+                              <w:rPr>
+                                <w:rFonts w:ascii="Cambria" w:hAnsi="Cambria"/>
+                                <w:i/>
+                                <w:iCs/>
+                                <w:color w:val="002060"/>
+                                <w:sz w:val="20"/>
+                                <w:szCs w:val="16"/>
+                              </w:rPr>
+                              <w:t xml:space="preserve">que </w:t>
+                            </w:r>
+                            <w:r>
+                              <w:rPr>
+                                <w:rFonts w:ascii="Cambria" w:hAnsi="Cambria"/>
+                                <w:i/>
+                                <w:iCs/>
+                                <w:color w:val="002060"/>
+                                <w:sz w:val="20"/>
+                                <w:szCs w:val="16"/>
+                              </w:rPr>
+                              <w:t>estão matriculadas n</w:t>
+                            </w:r>
+                            <w:r>
+                              <w:rPr>
+                                <w:rFonts w:ascii="Cambria" w:hAnsi="Cambria"/>
+                                <w:i/>
+                                <w:iCs/>
+                                <w:color w:val="002060"/>
+                                <w:sz w:val="20"/>
+                                <w:szCs w:val="16"/>
+                              </w:rPr>
+                              <w:t>o 1</w:t>
+                            </w:r>
+                            <w:r>
+                              <w:rPr>
+                                <w:rFonts w:ascii="Cambria" w:hAnsi="Cambria"/>
+                                <w:i/>
+                                <w:iCs/>
+                                <w:color w:val="002060"/>
+                                <w:sz w:val="20"/>
+                                <w:szCs w:val="16"/>
+                              </w:rPr>
+                              <w:t xml:space="preserve">º ano </w:t>
+                            </w:r>
+                            <w:r>
+                              <w:rPr>
+                                <w:rFonts w:ascii="Cambria" w:hAnsi="Cambria"/>
+                                <w:i/>
+                                <w:iCs/>
+                                <w:color w:val="002060"/>
+                                <w:sz w:val="20"/>
+                                <w:szCs w:val="16"/>
+                              </w:rPr>
+                              <w:t xml:space="preserve">ou 2º ano </w:t>
+                            </w:r>
+                            <w:r>
+                              <w:rPr>
+                                <w:rFonts w:ascii="Cambria" w:hAnsi="Cambria"/>
+                                <w:i/>
+                                <w:iCs/>
+                                <w:color w:val="002060"/>
+                                <w:sz w:val="20"/>
+                                <w:szCs w:val="16"/>
+                              </w:rPr>
+                              <w:t>do ensino médio</w:t>
+                            </w:r>
+                            <w:r>
+                              <w:rPr>
+                                <w:rFonts w:ascii="Cambria" w:hAnsi="Cambria"/>
+                                <w:i/>
+                                <w:iCs/>
+                                <w:color w:val="002060"/>
+                                <w:sz w:val="20"/>
+                                <w:szCs w:val="16"/>
+                              </w:rPr>
+                              <w:t xml:space="preserve"> em 2</w:t>
+                            </w:r>
+                            <w:r>
+                              <w:rPr>
+                                <w:rFonts w:ascii="Cambria" w:hAnsi="Cambria"/>
+                                <w:i/>
+                                <w:iCs/>
+                                <w:color w:val="002060"/>
+                                <w:sz w:val="20"/>
+                                <w:szCs w:val="16"/>
+                              </w:rPr>
+                              <w:t>026</w:t>
+                            </w:r>
+                          </w:p>
+                        </w:txbxContent>
+                      </wps:txbx>
+                      <wps:bodyPr rot="0" vert="horz" wrap="square" lIns="91440" tIns="45720" rIns="91440" bIns="45720" anchor="t" anchorCtr="0">
+                        <a:spAutoFit/>
+                      </wps:bodyPr>
+                    </wps:wsp>
+                  </a:graphicData>
+                </a:graphic>
+                <wp14:sizeRelH relativeFrom="margin">
+                  <wp14:pctWidth>0</wp14:pctWidth>
+                </wp14:sizeRelH>
+                <wp14:sizeRelV relativeFrom="margin">
+                  <wp14:pctHeight>20000</wp14:pctHeight>
+                </wp14:sizeRelV>
+              </wp:anchor>
+            </w:drawing>
+          </mc:Choice>
+          <mc:Fallback>
+            <w:pict>
+              <v:shape w14:anchorId="3B6F1D17" id="_x0000_s1035" type="#_x0000_t202" style="position:absolute;margin-left:-50.4pt;margin-top:118.4pt;width:176.4pt;height:110.6pt;z-index:251657216;visibility:visible;mso-wrap-style:square;mso-width-percent:0;mso-height-percent:200;mso-wrap-distance-left:9pt;mso-wrap-distance-top:3.6pt;mso-wrap-distance-right:9pt;mso-wrap-distance-bottom:3.6pt;mso-position-horizontal:absolute;mso-position-horizontal-relative:margin;mso-position-vertical:absolute;mso-position-vertical-relative:text;mso-width-percent:0;mso-height-percent:200;mso-width-relative:margin;mso-height-relative:margin;v-text-anchor:top" o:gfxdata="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" filled="f" stroked="f">
+                <v:textbox style="mso-fit-shape-to-text:t">
+                  <w:txbxContent>
+                    <w:p>
+                      <w:pPr>
+                        <w:jc w:val="both"/>
+                        <w:rPr>
+                          <w:i/>
+                          <w:iCs/>
+                          <w:color w:val="002060"/>
+                          <w:sz w:val="18"/>
+                          <w:szCs w:val="14"/>
+                        </w:rPr>
+                      </w:pPr>
+                      <w:r>
+                        <w:rPr>
+                          <w:rFonts w:ascii="Cambria" w:hAnsi="Cambria"/>
+                          <w:i/>
+                          <w:iCs/>
+                          <w:color w:val="002060"/>
+                          <w:sz w:val="20"/>
+                          <w:szCs w:val="16"/>
+                        </w:rPr>
+                        <w:t xml:space="preserve">Programa destinado </w:t>
+                      </w:r>
+                      <w:r>
+                        <w:rPr>
+                          <w:rFonts w:ascii="Cambria" w:hAnsi="Cambria"/>
+                          <w:i/>
+                          <w:iCs/>
+                          <w:color w:val="002060"/>
+                          <w:sz w:val="20"/>
+                          <w:szCs w:val="16"/>
+                        </w:rPr>
+                        <w:t>a</w:t>
+                      </w:r>
+                      <w:r>
+                        <w:rPr>
+                          <w:rFonts w:ascii="Cambria" w:hAnsi="Cambria"/>
+                          <w:i/>
+                          <w:iCs/>
+                          <w:color w:val="002060"/>
+                          <w:sz w:val="20"/>
+                          <w:szCs w:val="16"/>
+                        </w:rPr>
+                        <w:t xml:space="preserve"> alunos </w:t>
+                      </w:r>
+                      <w:r>
+                        <w:rPr>
+                          <w:rFonts w:ascii="Cambria" w:hAnsi="Cambria"/>
+                          <w:i/>
+                          <w:iCs/>
+                          <w:color w:val="002060"/>
+                          <w:sz w:val="20"/>
+                          <w:szCs w:val="16"/>
+                        </w:rPr>
+                        <w:t xml:space="preserve">que </w:t>
+                      </w:r>
+                      <w:r>
+                        <w:rPr>
+                          <w:rFonts w:ascii="Cambria" w:hAnsi="Cambria"/>
+                          <w:i/>
+                          <w:iCs/>
+                          <w:color w:val="002060"/>
+                          <w:sz w:val="20"/>
+                          <w:szCs w:val="16"/>
+                        </w:rPr>
+                        <w:t>estão matriculadas n</w:t>
+                      </w:r>
+                      <w:r>
+                        <w:rPr>
+                          <w:rFonts w:ascii="Cambria" w:hAnsi="Cambria"/>
+                          <w:i/>
+                          <w:iCs/>
+                          <w:color w:val="002060"/>
+                          <w:sz w:val="20"/>
+                          <w:szCs w:val="16"/>
+                        </w:rPr>
+                        <w:t>o 1</w:t>
+                      </w:r>
+                      <w:r>
+                        <w:rPr>
+                          <w:rFonts w:ascii="Cambria" w:hAnsi="Cambria"/>
+                          <w:i/>
+                          <w:iCs/>
+                          <w:color w:val="002060"/>
+                          <w:sz w:val="20"/>
+                          <w:szCs w:val="16"/>
+                        </w:rPr>
+                        <w:t xml:space="preserve">º ano </w:t>
+                      </w:r>
+                      <w:r>
+                        <w:rPr>
+                          <w:rFonts w:ascii="Cambria" w:hAnsi="Cambria"/>
+                          <w:i/>
+                          <w:iCs/>
+                          <w:color w:val="002060"/>
+                          <w:sz w:val="20"/>
+                          <w:szCs w:val="16"/>
+                        </w:rPr>
+                        <w:t xml:space="preserve">ou 2º ano </w:t>
+                      </w:r>
+                      <w:r>
+                        <w:rPr>
+                          <w:rFonts w:ascii="Cambria" w:hAnsi="Cambria"/>
+                          <w:i/>
+                          <w:iCs/>
+                          <w:color w:val="002060"/>
+                          <w:sz w:val="20"/>
+                          <w:szCs w:val="16"/>
+                        </w:rPr>
+                        <w:t>do ensino médio</w:t>
+                      </w:r>
+                      <w:r>
+                        <w:rPr>
+                          <w:rFonts w:ascii="Cambria" w:hAnsi="Cambria"/>
+                          <w:i/>
+                          <w:iCs/>
+                          <w:color w:val="002060"/>
+                          <w:sz w:val="20"/>
+                          <w:szCs w:val="16"/>
+                        </w:rPr>
+                        <w:t xml:space="preserve"> em 2</w:t>
+                      </w:r>
+                      <w:r>
+                        <w:rPr>
+                          <w:rFonts w:ascii="Cambria" w:hAnsi="Cambria"/>
+                          <w:i/>
+                          <w:iCs/>
+                          <w:color w:val="002060"/>
+                          <w:sz w:val="20"/>
+                          <w:szCs w:val="16"/>
+                        </w:rPr>
+                        <w:t>026</w:t>
+                      </w:r>
+                    </w:p>
+                  </w:txbxContent>
+                </v:textbox>
+                <w10:wrap type="square" anchorx="margin"/>
+              </v:shape>
+            </w:pict>
+          </mc:Fallback>
+        </mc:AlternateContent>
+      </w:r>
+      <w:r>
+        <w:rPr>
+          <w:noProof/>
+        </w:rPr>
+        <mc:AlternateContent>
+          <mc:Choice Requires="wps">
+            <w:drawing>
+              <wp:anchor distT="45720" distB="45720" distL="114300" distR="114300" simplePos="0" relativeHeight="251658251" behindDoc="0" locked="0" layoutInCell="1" allowOverlap="1" wp14:anchorId="520FAAC4" wp14:editId="2F9D2A48">
+                <wp:simplePos x="0" y="0"/>
+                <wp:positionH relativeFrom="margin">
+                  <wp:posOffset>-662940</wp:posOffset>
+                </wp:positionH>
+                <wp:positionV relativeFrom="paragraph">
+                  <wp:posOffset>1031240</wp:posOffset>
+                </wp:positionV>
+                <wp:extent cx="4240530" cy="1404620"/>
+                <wp:effectExtent l="0" t="0" r="0" b="0"/>
+                <wp:wrapSquare wrapText="bothSides"/>
+                <wp:docPr id="1802845690" name="Caixa de Texto 2"/>
+                <wp:cNvGraphicFramePr>
+                  <a:graphicFrameLocks xmlns:a="http://schemas.openxmlformats.org/drawingml/2006/main"/>
+                </wp:cNvGraphicFramePr>
+                <a:graphic xmlns:a="http://schemas.openxmlformats.org/drawingml/2006/main">
+                  <a:graphicData uri="http://schemas.microsoft.com/office/word/2010/wordprocessingShape">
+                    <wps:wsp>
+                      <wps:cNvSpPr txBox="1">
+                        <a:spLocks noChangeArrowheads="1"/>
+                      </wps:cNvSpPr>
+                      <wps:spPr bwMode="auto">
+                        <a:xfrm>
+                          <a:off x="0" y="0"/>
+                          <a:ext cx="4240530" cy="1404620"/>
+                        </a:xfrm>
+                        <a:prstGeom prst="rect">
+                          <a:avLst/>
+                        </a:prstGeom>
+                        <a:noFill/>
+                        <a:ln w="9525">
+                          <a:noFill/>
+                          <a:miter lim="800000"/>
+                          <a:headEnd/>
+                          <a:tailEnd/>
+                        </a:ln>
+                      </wps:spPr>
+                      <wps:txbx>
+                        <w:txbxContent>
+                          <w:p>
+                            <w:pPr>
+                              <w:rPr>
+                                <w:color w:val="002060"/>
+                                <w:sz w:val="24"/>
+                                <w:szCs w:val="20"/>
+                              </w:rPr>
+                            </w:pPr>
+                            <w:r>
+                              <w:rPr>
+                                <w:rFonts w:ascii="Cambria" w:hAnsi="Cambria"/>
+                                <w:color w:val="002060"/>
+                                <w:sz w:val="28"/>
+                              </w:rPr>
+                              <w:t xml:space="preserve">Seleção para o programa </w:t>
+                            </w:r>
+                            <w:r>
+                              <w:rPr>
+                                <w:rFonts w:ascii="Cambria" w:hAnsi="Cambria"/>
+                                <w:color w:val="002060"/>
+                                <w:sz w:val="28"/>
+                              </w:rPr>
+                              <w:t>de</w:t>
+                            </w:r>
+                          </w:p>
+                        </w:txbxContent>
+                      </wps:txbx>
+                      <wps:bodyPr rot="0" vert="horz" wrap="square" lIns="91440" tIns="45720" rIns="91440" bIns="45720" anchor="t" anchorCtr="0">
+                        <a:spAutoFit/>
+                      </wps:bodyPr>
+                    </wps:wsp>
+                  </a:graphicData>
+                </a:graphic>
+                <wp14:sizeRelH relativeFrom="margin">
+                  <wp14:pctWidth>0</wp14:pctWidth>
+                </wp14:sizeRelH>
+                <wp14:sizeRelV relativeFrom="margin">
+                  <wp14:pctHeight>20000</wp14:pctHeight>
+                </wp14:sizeRelV>
+              </wp:anchor>
+            </w:drawing>
+          </mc:Choice>
+          <mc:Fallback>
+            <w:pict>
+              <v:shape w14:anchorId="520FAAC4" id="_x0000_s1036" type="#_x0000_t202" style="position:absolute;margin-left:-52.2pt;margin-top:81.2pt;width:333.9pt;height:110.6pt;z-index:251658251;visibility:visible;mso-wrap-style:square;mso-width-percent:0;mso-height-percent:200;mso-wrap-distance-left:9pt;mso-wrap-distance-top:3.6pt;mso-wrap-distance-right:9pt;mso-wrap-distance-bottom:3.6pt;mso-position-horizontal:absolute;mso-position-horizontal-relative:margin;mso-position-vertical:absolute;mso-position-vertical-relative:text;mso-width-percent:0;mso-height-percent:200;mso-width-relative:margin;mso-height-relative:margin;v-text-anchor:top" o:gfxdata="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" filled="f" stroked="f">
+                <v:textbox style="mso-fit-shape-to-text:t">
+                  <w:txbxContent>
+                    <w:p>
+                      <w:pPr>
+                        <w:rPr>
+                          <w:color w:val="002060"/>
+                          <w:sz w:val="24"/>
+                          <w:szCs w:val="20"/>
+                        </w:rPr>
+                      </w:pPr>
+                      <w:r>
+                        <w:rPr>
+                          <w:rFonts w:ascii="Cambria" w:hAnsi="Cambria"/>
+                          <w:color w:val="002060"/>
+                          <w:sz w:val="28"/>
+                        </w:rPr>
+                        <w:t xml:space="preserve">Seleção para o programa </w:t>
+                      </w:r>
+                      <w:r>
+                        <w:rPr>
+                          <w:rFonts w:ascii="Cambria" w:hAnsi="Cambria"/>
+                          <w:color w:val="002060"/>
+                          <w:sz w:val="28"/>
+                        </w:rPr>
+                        <w:t>de</w:t>
+                      </w:r>
+                    </w:p>
+                  </w:txbxContent>
+                </v:textbox>
+                <w10:wrap type="square" anchorx="margin"/>
+              </v:shape>
+            </w:pict>
+          </mc:Fallback>
+        </mc:AlternateContent>
+      </w:r>
+      <w:r>
+        <w:rPr>
+          <w:noProof/>
+        </w:rPr>
+        <w:drawing>
+          <wp:anchor distT="0" distB="0" distL="114300" distR="114300" simplePos="0" relativeHeight="251659282" behindDoc="0" locked="0" layoutInCell="1" allowOverlap="1" wp14:anchorId="13D3FA5F" wp14:editId="73A1E655">
+            <wp:simplePos x="0" y="0"/>
+            <wp:positionH relativeFrom="column">
+              <wp:posOffset>5572760</wp:posOffset>
+            </wp:positionH>
+            <wp:positionV relativeFrom="paragraph">
+              <wp:posOffset>9592945</wp:posOffset>
+            </wp:positionV>
+            <wp:extent cx="863510" cy="647168"/>
+            <wp:effectExtent l="0" t="0" r="0" b="635"/>
+            <wp:wrapNone/>
+            <wp:docPr id="1996436929" name="Picture 15"/>
+            <wp:cNvGraphicFramePr>
+              <a:graphicFrameLocks xmlns:a="http://schemas.openxmlformats.org/drawingml/2006/main" noChangeAspect="1"/>
+            </wp:cNvGraphicFramePr>
+            <a:graphic xmlns:a="http://schemas.openxmlformats.org/drawingml/2006/main">
+              <a:graphicData uri="http://schemas.openxmlformats.org/drawingml/2006/picture">
+                <pic:pic xmlns:pic="http://schemas.openxmlformats.org/drawingml/2006/picture">
+                  <pic:nvPicPr>
+                    <pic:cNvPr id="0" name="Picture 3"/>
+                    <pic:cNvPicPr>
+                      <a:picLocks noChangeAspect="1" noChangeArrowheads="1"/>
+                    </pic:cNvPicPr>
+                  </pic:nvPicPr>
+                  <pic:blipFill>
+                    <a:blip r:embed="rId19" cstate="print">
+                      <a:extLst>
+                        <a:ext uri="{28A0092B-C50C-407E-A947-70E740481C1C}">
+                          <a14:useLocalDpi xmlns:a14="http://schemas.microsoft.com/office/drawing/2010/main" val="0"/>
+                        </a:ext>
+                      </a:extLst>
+                    </a:blip>
+                    <a:srcRect/>
+                    <a:stretch>
+                      <a:fillRect/>
+                    </a:stretch>
+                  </pic:blipFill>
+                  <pic:spPr bwMode="auto">
+                    <a:xfrm>
+                      <a:off x="0" y="0"/>
+                      <a:ext cx="863510" cy="647168"/>
+                    </a:xfrm>
+                    <a:prstGeom prst="rect">
+                      <a:avLst/>
+                    </a:prstGeom>
+                    <a:noFill/>
+                    <a:ln>
+                      <a:noFill/>
+                    </a:ln>
+                  </pic:spPr>
+                </pic:pic>
+              </a:graphicData>
+            </a:graphic>
+            <wp14:sizeRelH relativeFrom="margin">
+              <wp14:pctWidth>0</wp14:pctWidth>
+            </wp14:sizeRelH>
+            <wp14:sizeRelV relativeFrom="margin">
+              <wp14:pctHeight>0</wp14:pctHeight>
+            </wp14:sizeRelV>
+          </wp:anchor>
+        </w:drawing>
+      </w:r>
+      <w:r>
+        <w:rPr>
+          <w:noProof/>
+        </w:rPr>
+        <mc:AlternateContent>
+          <mc:Choice Requires="wps">
+            <w:drawing>
+              <wp:anchor distT="45720" distB="45720" distL="114300" distR="114300" simplePos="0" relativeHeight="251658257" behindDoc="0" locked="0" layoutInCell="1" allowOverlap="1" wp14:anchorId="5219E9A1" wp14:editId="74BE9492">
                 <wp:simplePos x="0" y="0"/>
                 <wp:positionH relativeFrom="margin">
                   <wp:posOffset>-685800</wp:posOffset>
@@ -2786,7 +4042,7 @@
           </mc:Choice>
           <mc:Fallback>
             <w:pict>
-              <v:shape w14:anchorId="5219E9A1" id="_x0000_s1033" type="#_x0000_t202" style="position:absolute;margin-left:-54pt;margin-top:97.8pt;width:129.75pt;height:110.6pt;z-index:251658257;visibility:visible;mso-wrap-style:square;mso-width-percent:0;mso-height-percent:200;mso-wrap-distance-left:9pt;mso-wrap-distance-top:3.6pt;mso-wrap-distance-right:9pt;mso-wrap-distance-bottom:3.6pt;mso-position-horizontal:absolute;mso-position-horizontal-relative:margin;mso-position-vertical:absolute;mso-position-vertical-relative:text;mso-width-percent:0;mso-height-percent:200;mso-width-relative:margin;mso-height-relative:margin;v-text-anchor:top" o:gfxdata="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" filled="f" stroked="f">
+              <v:shape w14:anchorId="5219E9A1" id="_x0000_s1037" type="#_x0000_t202" style="position:absolute;margin-left:-54pt;margin-top:97.8pt;width:129.75pt;height:110.6pt;z-index:251658257;visibility:visible;mso-wrap-style:square;mso-width-percent:0;mso-height-percent:200;mso-wrap-distance-left:9pt;mso-wrap-distance-top:3.6pt;mso-wrap-distance-right:9pt;mso-wrap-distance-bottom:3.6pt;mso-position-horizontal:absolute;mso-position-horizontal-relative:margin;mso-position-vertical:absolute;mso-position-vertical-relative:text;mso-width-percent:0;mso-height-percent:200;mso-width-relative:margin;mso-height-relative:margin;v-text-anchor:top" o:gfxdata="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" filled="f" stroked="f">
                 <v:textbox style="mso-fit-shape-to-text:t">
                   <w:txbxContent>
                     <w:p>
@@ -2830,133 +4086,7 @@
         <mc:AlternateContent>
           <mc:Choice Requires="wps">
             <w:drawing>
-              <wp:anchor distT="45720" distB="45720" distL="114300" distR="114300" simplePos="0" relativeHeight="251658251" behindDoc="0" locked="0" layoutInCell="1" allowOverlap="1" wp14:anchorId="520FAAC4" wp14:editId="50F20D31">
-                <wp:simplePos x="0" y="0"/>
-                <wp:positionH relativeFrom="margin">
-                  <wp:posOffset>-666750</wp:posOffset>
-                </wp:positionH>
-                <wp:positionV relativeFrom="paragraph">
-                  <wp:posOffset>1031875</wp:posOffset>
-                </wp:positionV>
-                <wp:extent cx="3840480" cy="1404620"/>
-                <wp:effectExtent l="0" t="0" r="0" b="0"/>
-                <wp:wrapSquare wrapText="bothSides"/>
-                <wp:docPr id="1802845690" name="Caixa de Texto 2"/>
-                <wp:cNvGraphicFramePr>
-                  <a:graphicFrameLocks xmlns:a="http://schemas.openxmlformats.org/drawingml/2006/main"/>
-                </wp:cNvGraphicFramePr>
-                <a:graphic xmlns:a="http://schemas.openxmlformats.org/drawingml/2006/main">
-                  <a:graphicData uri="http://schemas.microsoft.com/office/word/2010/wordprocessingShape">
-                    <wps:wsp>
-                      <wps:cNvSpPr txBox="1">
-                        <a:spLocks noChangeArrowheads="1"/>
-                      </wps:cNvSpPr>
-                      <wps:spPr bwMode="auto">
-                        <a:xfrm>
-                          <a:off x="0" y="0"/>
-                          <a:ext cx="3840480" cy="1404620"/>
-                        </a:xfrm>
-                        <a:prstGeom prst="rect">
-                          <a:avLst/>
-                        </a:prstGeom>
-                        <a:noFill/>
-                        <a:ln w="9525">
-                          <a:noFill/>
-                          <a:miter lim="800000"/>
-                          <a:headEnd/>
-                          <a:tailEnd/>
-                        </a:ln>
-                      </wps:spPr>
-                      <wps:txbx>
-                        <w:txbxContent>
-                          <w:p>
-                            <w:pPr>
-                              <w:rPr>
-                                <w:color w:val="002060"/>
-                                <w:sz w:val="24"/>
-                                <w:szCs w:val="20"/>
-                              </w:rPr>
-                            </w:pPr>
-                            <w:r>
-                              <w:rPr>
-                                <w:rFonts w:ascii="Cambria" w:hAnsi="Cambria"/>
-                                <w:color w:val="002060"/>
-                                <w:sz w:val="28"/>
-                              </w:rPr>
-                              <w:t xml:space="preserve">Seleção para o programa </w:t>
-                            </w:r>
-                            <w:r>
-                              <w:rPr>
-                                <w:rFonts w:ascii="Cambria" w:hAnsi="Cambria"/>
-                                <w:color w:val="002060"/>
-                                <w:sz w:val="28"/>
-                              </w:rPr>
-                              <w:t>de</w:t>
-                            </w:r>
-                          </w:p>
-                        </w:txbxContent>
-                      </wps:txbx>
-                      <wps:bodyPr rot="0" vert="horz" wrap="square" lIns="91440" tIns="45720" rIns="91440" bIns="45720" anchor="t" anchorCtr="0">
-                        <a:spAutoFit/>
-                      </wps:bodyPr>
-                    </wps:wsp>
-                  </a:graphicData>
-                </a:graphic>
-                <wp14:sizeRelH relativeFrom="margin">
-                  <wp14:pctWidth>0</wp14:pctWidth>
-                </wp14:sizeRelH>
-                <wp14:sizeRelV relativeFrom="margin">
-                  <wp14:pctHeight>20000</wp14:pctHeight>
-                </wp14:sizeRelV>
-              </wp:anchor>
-            </w:drawing>
-          </mc:Choice>
-          <mc:Fallback>
-            <w:pict>
-              <v:shape w14:anchorId="520FAAC4" id="_x0000_s1034" type="#_x0000_t202" style="position:absolute;margin-left:-52.5pt;margin-top:81.25pt;width:302.4pt;height:110.6pt;z-index:251658251;visibility:visible;mso-wrap-style:square;mso-width-percent:0;mso-height-percent:200;mso-wrap-distance-left:9pt;mso-wrap-distance-top:3.6pt;mso-wrap-distance-right:9pt;mso-wrap-distance-bottom:3.6pt;mso-position-horizontal:absolute;mso-position-horizontal-relative:margin;mso-position-vertical:absolute;mso-position-vertical-relative:text;mso-width-percent:0;mso-height-percent:200;mso-width-relative:margin;mso-height-relative:margin;v-text-anchor:top" o:gfxdata="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" filled="f" stroked="f">
-                <v:textbox style="mso-fit-shape-to-text:t">
-                  <w:txbxContent>
-                    <w:p>
-                      <w:pPr>
-                        <w:rPr>
-                          <w:color w:val="002060"/>
-                          <w:sz w:val="24"/>
-                          <w:szCs w:val="20"/>
-                        </w:rPr>
-                      </w:pPr>
-                      <w:r>
-                        <w:rPr>
-                          <w:rFonts w:ascii="Cambria" w:hAnsi="Cambria"/>
-                          <w:color w:val="002060"/>
-                          <w:sz w:val="28"/>
-                        </w:rPr>
-                        <w:t xml:space="preserve">Seleção para o programa </w:t>
-                      </w:r>
-                      <w:r>
-                        <w:rPr>
-                          <w:rFonts w:ascii="Cambria" w:hAnsi="Cambria"/>
-                          <w:color w:val="002060"/>
-                          <w:sz w:val="28"/>
-                        </w:rPr>
-                        <w:t>de</w:t>
-                      </w:r>
-                    </w:p>
-                  </w:txbxContent>
-                </v:textbox>
-                <w10:wrap type="square" anchorx="margin"/>
-              </v:shape>
-            </w:pict>
-          </mc:Fallback>
-        </mc:AlternateContent>
-      </w:r>
-      <w:r>
-        <w:rPr>
-          <w:noProof/>
-        </w:rPr>
-        <mc:AlternateContent>
-          <mc:Choice Requires="wps">
-            <w:drawing>
-              <wp:anchor distT="45720" distB="45720" distL="114300" distR="114300" simplePos="0" relativeHeight="251657219" behindDoc="0" locked="0" layoutInCell="1" allowOverlap="1" wp14:anchorId="2DA03134" wp14:editId="70F0FF78">
+              <wp:anchor distT="45720" distB="45720" distL="114300" distR="114300" simplePos="0" relativeHeight="251657219" behindDoc="0" locked="0" layoutInCell="1" allowOverlap="1" wp14:anchorId="2DA03134" wp14:editId="4FBB6ADC">
                 <wp:simplePos x="0" y="0"/>
                 <wp:positionH relativeFrom="margin">
                   <wp:posOffset>768350</wp:posOffset>
@@ -3059,7 +4189,7 @@
           </mc:Choice>
           <mc:Fallback>
             <w:pict>
-              <v:shape w14:anchorId="2DA03134" id="_x0000_s1035" type="#_x0000_t202" style="position:absolute;margin-left:60.5pt;margin-top:97.35pt;width:93.75pt;height:32.1pt;z-index:251657219;visibility:visible;mso-wrap-style:square;mso-width-percent:0;mso-height-percent:0;mso-wrap-distance-left:9pt;mso-wrap-distance-top:3.6pt;mso-wrap-distance-right:9pt;mso-wrap-distance-bottom:3.6pt;mso-position-horizontal:absolute;mso-position-horizontal-relative:margin;mso-position-vertical:absolute;mso-position-vertical-relative:text;mso-width-percent:0;mso-height-percent:0;mso-width-relative:margin;mso-height-relative:margin;v-text-anchor:top" o:gfxdata="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" filled="f" stroked="f">
+              <v:shape w14:anchorId="2DA03134" id="_x0000_s1038" type="#_x0000_t202" style="position:absolute;margin-left:60.5pt;margin-top:97.35pt;width:93.75pt;height:32.1pt;z-index:251657219;visibility:visible;mso-wrap-style:square;mso-width-percent:0;mso-height-percent:0;mso-wrap-distance-left:9pt;mso-wrap-distance-top:3.6pt;mso-wrap-distance-right:9pt;mso-wrap-distance-bottom:3.6pt;mso-position-horizontal:absolute;mso-position-horizontal-relative:margin;mso-position-vertical:absolute;mso-position-vertical-relative:text;mso-width-percent:0;mso-height-percent:0;mso-width-relative:margin;mso-height-relative:margin;v-text-anchor:top" o:gfxdata="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" filled="f" stroked="f">
                 <v:textbox>
                   <w:txbxContent>
                     <w:p>
@@ -3105,346 +4235,6 @@
                           <w:szCs w:val="32"/>
                         </w:rPr>
                         <w:t>nior</w:t>
-                      </w:r>
-                    </w:p>
-                  </w:txbxContent>
-                </v:textbox>
-                <w10:wrap type="square" anchorx="margin"/>
-              </v:shape>
-            </w:pict>
-          </mc:Fallback>
-        </mc:AlternateContent>
-      </w:r>
-      <w:r>
-        <w:rPr>
-          <w:noProof/>
-        </w:rPr>
-        <mc:AlternateContent>
-          <mc:Choice Requires="wps">
-            <w:drawing>
-              <wp:anchor distT="45720" distB="45720" distL="114300" distR="114300" simplePos="0" relativeHeight="251657216" behindDoc="0" locked="0" layoutInCell="1" allowOverlap="1" wp14:anchorId="3B6F1D17" wp14:editId="291CB48E">
-                <wp:simplePos x="0" y="0"/>
-                <wp:positionH relativeFrom="margin">
-                  <wp:posOffset>-638175</wp:posOffset>
-                </wp:positionH>
-                <wp:positionV relativeFrom="paragraph">
-                  <wp:posOffset>1506855</wp:posOffset>
-                </wp:positionV>
-                <wp:extent cx="3270250" cy="1404620"/>
-                <wp:effectExtent l="0" t="0" r="0" b="0"/>
-                <wp:wrapSquare wrapText="bothSides"/>
-                <wp:docPr id="572934720" name="Caixa de Texto 2"/>
-                <wp:cNvGraphicFramePr>
-                  <a:graphicFrameLocks xmlns:a="http://schemas.openxmlformats.org/drawingml/2006/main"/>
-                </wp:cNvGraphicFramePr>
-                <a:graphic xmlns:a="http://schemas.openxmlformats.org/drawingml/2006/main">
-                  <a:graphicData uri="http://schemas.microsoft.com/office/word/2010/wordprocessingShape">
-                    <wps:wsp>
-                      <wps:cNvSpPr txBox="1">
-                        <a:spLocks noChangeArrowheads="1"/>
-                      </wps:cNvSpPr>
-                      <wps:spPr bwMode="auto">
-                        <a:xfrm>
-                          <a:off x="0" y="0"/>
-                          <a:ext cx="3270250" cy="1404620"/>
-                        </a:xfrm>
-                        <a:prstGeom prst="rect">
-                          <a:avLst/>
-                        </a:prstGeom>
-                        <a:noFill/>
-                        <a:ln w="9525">
-                          <a:noFill/>
-                          <a:miter lim="800000"/>
-                          <a:headEnd/>
-                          <a:tailEnd/>
-                        </a:ln>
-                      </wps:spPr>
-                      <wps:txbx>
-                        <w:txbxContent>
-                          <w:p>
-                            <w:pPr>
-                              <w:rPr>
-                                <w:i/>
-                                <w:iCs/>
-                                <w:color w:val="002060"/>
-                                <w:sz w:val="18"/>
-                                <w:szCs w:val="14"/>
-                              </w:rPr>
-                            </w:pPr>
-                            <w:r>
-                              <w:rPr>
-                                <w:rFonts w:ascii="Cambria" w:hAnsi="Cambria"/>
-                                <w:i/>
-                                <w:iCs/>
-                                <w:color w:val="002060"/>
-                                <w:sz w:val="20"/>
-                                <w:szCs w:val="16"/>
-                              </w:rPr>
-                              <w:t xml:space="preserve">Programa destinado </w:t>
-                            </w:r>
-                            <w:r>
-                              <w:rPr>
-                                <w:rFonts w:ascii="Cambria" w:hAnsi="Cambria"/>
-                                <w:i/>
-                                <w:iCs/>
-                                <w:color w:val="002060"/>
-                                <w:sz w:val="20"/>
-                                <w:szCs w:val="16"/>
-                              </w:rPr>
-                              <w:t>a</w:t>
-                            </w:r>
-                            <w:r>
-                              <w:rPr>
-                                <w:rFonts w:ascii="Cambria" w:hAnsi="Cambria"/>
-                                <w:i/>
-                                <w:iCs/>
-                                <w:color w:val="002060"/>
-                                <w:sz w:val="20"/>
-                                <w:szCs w:val="16"/>
-                              </w:rPr>
-                              <w:t xml:space="preserve"> alunos </w:t>
-                            </w:r>
-                            <w:r>
-                              <w:rPr>
-                                <w:rFonts w:ascii="Cambria" w:hAnsi="Cambria"/>
-                                <w:i/>
-                                <w:iCs/>
-                                <w:color w:val="002060"/>
-                                <w:sz w:val="20"/>
-                                <w:szCs w:val="16"/>
-                              </w:rPr>
-                              <w:t xml:space="preserve">que </w:t>
-                            </w:r>
-                            <w:r>
-                              <w:rPr>
-                                <w:rFonts w:ascii="Cambria" w:hAnsi="Cambria"/>
-                                <w:i/>
-                                <w:iCs/>
-                                <w:color w:val="002060"/>
-                                <w:sz w:val="20"/>
-                                <w:szCs w:val="16"/>
-                              </w:rPr>
-                              <w:t>estão matriculadas n</w:t>
-                            </w:r>
-                            <w:r>
-                              <w:rPr>
-                                <w:rFonts w:ascii="Cambria" w:hAnsi="Cambria"/>
-                                <w:i/>
-                                <w:iCs/>
-                                <w:color w:val="002060"/>
-                                <w:sz w:val="20"/>
-                                <w:szCs w:val="16"/>
-                              </w:rPr>
-                              <w:t>o 1</w:t>
-                            </w:r>
-                            <w:r>
-                              <w:rPr>
-                                <w:rFonts w:ascii="Cambria" w:hAnsi="Cambria"/>
-                                <w:i/>
-                                <w:iCs/>
-                                <w:color w:val="002060"/>
-                                <w:sz w:val="20"/>
-                                <w:szCs w:val="16"/>
-                              </w:rPr>
-                              <w:t xml:space="preserve">º ano </w:t>
-                            </w:r>
-                            <w:r>
-                              <w:rPr>
-                                <w:rFonts w:ascii="Cambria" w:hAnsi="Cambria"/>
-                                <w:i/>
-                                <w:iCs/>
-                                <w:color w:val="002060"/>
-                                <w:sz w:val="20"/>
-                                <w:szCs w:val="16"/>
-                              </w:rPr>
-                              <w:t xml:space="preserve">ou 2º ano </w:t>
-                            </w:r>
-                            <w:r>
-                              <w:rPr>
-                                <w:rFonts w:ascii="Cambria" w:hAnsi="Cambria"/>
-                                <w:i/>
-                                <w:iCs/>
-                                <w:color w:val="002060"/>
-                                <w:sz w:val="20"/>
-                                <w:szCs w:val="16"/>
-                              </w:rPr>
-                              <w:t>do ensino médio</w:t>
-                            </w:r>
-                            <w:r>
-                              <w:rPr>
-                                <w:rFonts w:ascii="Cambria" w:hAnsi="Cambria"/>
-                                <w:i/>
-                                <w:iCs/>
-                                <w:color w:val="002060"/>
-                                <w:sz w:val="20"/>
-                                <w:szCs w:val="16"/>
-                              </w:rPr>
-                              <w:t xml:space="preserve"> em 2</w:t>
-                            </w:r>
-                            <w:r>
-                              <w:rPr>
-                                <w:rFonts w:ascii="Cambria" w:hAnsi="Cambria"/>
-                                <w:i/>
-                                <w:iCs/>
-                                <w:color w:val="002060"/>
-                                <w:sz w:val="20"/>
-                                <w:szCs w:val="16"/>
-                              </w:rPr>
-                              <w:t>026</w:t>
-                            </w:r>
-                          </w:p>
-                        </w:txbxContent>
-                      </wps:txbx>
-                      <wps:bodyPr rot="0" vert="horz" wrap="square" lIns="91440" tIns="45720" rIns="91440" bIns="45720" anchor="t" anchorCtr="0">
-                        <a:spAutoFit/>
-                      </wps:bodyPr>
-                    </wps:wsp>
-                  </a:graphicData>
-                </a:graphic>
-                <wp14:sizeRelH relativeFrom="margin">
-                  <wp14:pctWidth>0</wp14:pctWidth>
-                </wp14:sizeRelH>
-                <wp14:sizeRelV relativeFrom="margin">
-                  <wp14:pctHeight>20000</wp14:pctHeight>
-                </wp14:sizeRelV>
-              </wp:anchor>
-            </w:drawing>
-          </mc:Choice>
-          <mc:Fallback>
-            <w:pict>
-              <v:shape w14:anchorId="3B6F1D17" id="_x0000_s1036" type="#_x0000_t202" style="position:absolute;margin-left:-50.25pt;margin-top:118.65pt;width:257.5pt;height:110.6pt;z-index:251657216;visibility:visible;mso-wrap-style:square;mso-width-percent:0;mso-height-percent:200;mso-wrap-distance-left:9pt;mso-wrap-distance-top:3.6pt;mso-wrap-distance-right:9pt;mso-wrap-distance-bottom:3.6pt;mso-position-horizontal:absolute;mso-position-horizontal-relative:margin;mso-position-vertical:absolute;mso-position-vertical-relative:text;mso-width-percent:0;mso-height-percent:200;mso-width-relative:margin;mso-height-relative:margin;v-text-anchor:top" o:gfxdata="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" filled="f" stroked="f">
-                <v:textbox style="mso-fit-shape-to-text:t">
-                  <w:txbxContent>
-                    <w:p>
-                      <w:pPr>
-                        <w:rPr>
-                          <w:i/>
-                          <w:iCs/>
-                          <w:color w:val="002060"/>
-                          <w:sz w:val="18"/>
-                          <w:szCs w:val="14"/>
-                        </w:rPr>
-                      </w:pPr>
-                      <w:r>
-                        <w:rPr>
-                          <w:rFonts w:ascii="Cambria" w:hAnsi="Cambria"/>
-                          <w:i/>
-                          <w:iCs/>
-                          <w:color w:val="002060"/>
-                          <w:sz w:val="20"/>
-                          <w:szCs w:val="16"/>
-                        </w:rPr>
-                        <w:t xml:space="preserve">Programa destinado </w:t>
-                      </w:r>
-                      <w:r>
-                        <w:rPr>
-                          <w:rFonts w:ascii="Cambria" w:hAnsi="Cambria"/>
-                          <w:i/>
-                          <w:iCs/>
-                          <w:color w:val="002060"/>
-                          <w:sz w:val="20"/>
-                          <w:szCs w:val="16"/>
-                        </w:rPr>
-                        <w:t>a</w:t>
-                      </w:r>
-                      <w:r>
-                        <w:rPr>
-                          <w:rFonts w:ascii="Cambria" w:hAnsi="Cambria"/>
-                          <w:i/>
-                          <w:iCs/>
-                          <w:color w:val="002060"/>
-                          <w:sz w:val="20"/>
-                          <w:szCs w:val="16"/>
-                        </w:rPr>
-                        <w:t xml:space="preserve"> alunos </w:t>
-                      </w:r>
-                      <w:r>
-                        <w:rPr>
-                          <w:rFonts w:ascii="Cambria" w:hAnsi="Cambria"/>
-                          <w:i/>
-                          <w:iCs/>
-                          <w:color w:val="002060"/>
-                          <w:sz w:val="20"/>
-                          <w:szCs w:val="16"/>
-                        </w:rPr>
-                        <w:t xml:space="preserve">que </w:t>
-                      </w:r>
-                      <w:r>
-                        <w:rPr>
-                          <w:rFonts w:ascii="Cambria" w:hAnsi="Cambria"/>
-                          <w:i/>
-                          <w:iCs/>
-                          <w:color w:val="002060"/>
-                          <w:sz w:val="20"/>
-                          <w:szCs w:val="16"/>
-                        </w:rPr>
-                        <w:t>estão matriculadas n</w:t>
-                      </w:r>
-                      <w:r>
-                        <w:rPr>
-                          <w:rFonts w:ascii="Cambria" w:hAnsi="Cambria"/>
-                          <w:i/>
-                          <w:iCs/>
-                          <w:color w:val="002060"/>
-                          <w:sz w:val="20"/>
-                          <w:szCs w:val="16"/>
-                        </w:rPr>
-                        <w:t>o 1</w:t>
-                      </w:r>
-                      <w:r>
-                        <w:rPr>
-                          <w:rFonts w:ascii="Cambria" w:hAnsi="Cambria"/>
-                          <w:i/>
-                          <w:iCs/>
-                          <w:color w:val="002060"/>
-                          <w:sz w:val="20"/>
-                          <w:szCs w:val="16"/>
-                        </w:rPr>
-                        <w:t xml:space="preserve">º ano </w:t>
-                      </w:r>
-                      <w:r>
-                        <w:rPr>
-                          <w:rFonts w:ascii="Cambria" w:hAnsi="Cambria"/>
-                          <w:i/>
-                          <w:iCs/>
-                          <w:color w:val="002060"/>
-                          <w:sz w:val="20"/>
-                          <w:szCs w:val="16"/>
-                        </w:rPr>
-                        <w:t xml:space="preserve">ou 2º ano </w:t>
-                      </w:r>
-                      <w:r>
-                        <w:rPr>
-                          <w:rFonts w:ascii="Cambria" w:hAnsi="Cambria"/>
-                          <w:i/>
-                          <w:iCs/>
-                          <w:color w:val="002060"/>
-                          <w:sz w:val="20"/>
-                          <w:szCs w:val="16"/>
-                        </w:rPr>
-                        <w:t>do ensino médio</w:t>
-                      </w:r>
-                      <w:r>
-                        <w:rPr>
-                          <w:rFonts w:ascii="Cambria" w:hAnsi="Cambria"/>
-                          <w:i/>
-                          <w:iCs/>
-                          <w:color w:val="002060"/>
-                          <w:sz w:val="20"/>
-                          <w:szCs w:val="16"/>
-                        </w:rPr>
-                        <w:t xml:space="preserve"> em 2</w:t>
-                      </w:r>
-                      <w:r>
-                        <w:rPr>
-                          <w:rFonts w:ascii="Cambria" w:hAnsi="Cambria"/>
-                          <w:i/>
-                          <w:iCs/>
-                          <w:color w:val="002060"/>
-                          <w:sz w:val="20"/>
-                          <w:szCs w:val="16"/>
-                        </w:rPr>
-                        <w:t>026</w:t>
                       </w:r>
                     </w:p>
                   </w:txbxContent>
@@ -3462,7 +4252,7 @@
         <mc:AlternateContent>
           <mc:Choice Requires="wpg">
             <w:drawing>
-              <wp:anchor distT="0" distB="0" distL="114300" distR="114300" simplePos="0" relativeHeight="251658249" behindDoc="0" locked="0" layoutInCell="1" allowOverlap="1" wp14:anchorId="221ECC0F" wp14:editId="0F6787FB">
+              <wp:anchor distT="0" distB="0" distL="114300" distR="114300" simplePos="0" relativeHeight="251658249" behindDoc="0" locked="0" layoutInCell="1" allowOverlap="1" wp14:anchorId="221ECC0F" wp14:editId="4C529774">
                 <wp:simplePos x="0" y="0"/>
                 <wp:positionH relativeFrom="column">
                   <wp:posOffset>-760095</wp:posOffset>
@@ -3495,7 +4285,7 @@
                           </pic:cNvPicPr>
                         </pic:nvPicPr>
                         <pic:blipFill>
-                          <a:blip r:embed="rId18" cstate="print">
+                          <a:blip r:embed="rId20" cstate="print">
                             <a:extLst>
                               <a:ext uri="{28A0092B-C50C-407E-A947-70E740481C1C}">
                                 <a14:useLocalDpi xmlns:a14="http://schemas.microsoft.com/office/drawing/2010/main" val="0"/>
@@ -3584,7 +4374,7 @@
           </mc:Choice>
           <mc:Fallback>
             <w:pict>
-              <v:group w14:anchorId="221ECC0F" id="Group 16" o:spid="_x0000_s1037" style="position:absolute;margin-left:-59.85pt;margin-top:5.25pt;width:240pt;height:74.55pt;z-index:251658249;mso-width-relative:margin;mso-height-relative:margin" coordsize="25730,8001" o:gfxdata="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">
+              <v:group w14:anchorId="221ECC0F" id="Group 16" o:spid="_x0000_s1039" style="position:absolute;margin-left:-59.85pt;margin-top:5.25pt;width:240pt;height:74.55pt;z-index:251658249;mso-width-relative:margin;mso-height-relative:margin" coordsize="25730,8001" o:gfxdata="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">
                 <v:shapetype id="_x0000_t75" coordsize="21600,21600" o:spt="75" o:preferrelative="t" path="m@4@5l@4@11@9@11@9@5xe" filled="f" stroked="f">
                   <v:stroke joinstyle="miter"/>
                   <v:formulas>
@@ -3604,10 +4394,10 @@
                   <v:path o:extrusionok="f" gradientshapeok="t" o:connecttype="rect"/>
                   <o:lock v:ext="edit" aspectratio="t"/>
                 </v:shapetype>
-                <v:shape id="Picture 1" o:spid="_x0000_s1038" type="#_x0000_t75" style="position:absolute;width:25730;height:7080;visibility:visible;mso-wrap-style:square" o:gfxdata="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">
-                  <v:imagedata r:id="rId19" o:title=""/>
+                <v:shape id="Picture 1" o:spid="_x0000_s1040" type="#_x0000_t75" style="position:absolute;width:25730;height:7080;visibility:visible;mso-wrap-style:square" o:gfxdata="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">
+                  <v:imagedata r:id="rId21" o:title=""/>
                 </v:shape>
-                <v:shape id="_x0000_s1039" type="#_x0000_t202" style="position:absolute;left:3583;top:5702;width:12890;height:2299;visibility:visible;mso-wrap-style:square;v-text-anchor:top" o:gfxdata="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" filled="f" stroked="f">
+                <v:shape id="_x0000_s1041" type="#_x0000_t202" style="position:absolute;left:3583;top:5702;width:12890;height:2299;visibility:visible;mso-wrap-style:square;v-text-anchor:top" o:gfxdata="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" filled="f" stroked="f">
                   <v:textbox>
                     <w:txbxContent>
                       <w:p>
@@ -3644,73 +4434,6 @@
           <w:noProof/>
         </w:rPr>
         <w:drawing>
-          <wp:anchor distT="0" distB="0" distL="114300" distR="114300" simplePos="0" relativeHeight="251657217" behindDoc="1" locked="0" layoutInCell="1" allowOverlap="1" wp14:anchorId="337F62C6" wp14:editId="1100FB75">
-            <wp:simplePos x="0" y="0"/>
-            <wp:positionH relativeFrom="margin">
-              <wp:posOffset>-1234611</wp:posOffset>
-            </wp:positionH>
-            <wp:positionV relativeFrom="paragraph">
-              <wp:posOffset>-248920</wp:posOffset>
-            </wp:positionV>
-            <wp:extent cx="8235315" cy="10891499"/>
-            <wp:effectExtent l="0" t="0" r="0" b="5715"/>
-            <wp:wrapNone/>
-            <wp:docPr id="1619493126" name="Picture 1"/>
-            <wp:cNvGraphicFramePr>
-              <a:graphicFrameLocks xmlns:a="http://schemas.openxmlformats.org/drawingml/2006/main" noChangeAspect="1"/>
-            </wp:cNvGraphicFramePr>
-            <a:graphic xmlns:a="http://schemas.openxmlformats.org/drawingml/2006/main">
-              <a:graphicData uri="http://schemas.openxmlformats.org/drawingml/2006/picture">
-                <pic:pic xmlns:pic="http://schemas.openxmlformats.org/drawingml/2006/picture">
-                  <pic:nvPicPr>
-                    <pic:cNvPr id="0" name="Picture 1"/>
-                    <pic:cNvPicPr>
-                      <a:picLocks noChangeAspect="1" noChangeArrowheads="1"/>
-                    </pic:cNvPicPr>
-                  </pic:nvPicPr>
-                  <pic:blipFill>
-                    <a:blip r:embed="rId20" cstate="print">
-                      <a:extLst>
-                        <a:ext uri="{28A0092B-C50C-407E-A947-70E740481C1C}">
-                          <a14:useLocalDpi xmlns:a14="http://schemas.microsoft.com/office/drawing/2010/main" val="0"/>
-                        </a:ext>
-                      </a:extLst>
-                    </a:blip>
-                    <a:srcRect/>
-                    <a:stretch>
-                      <a:fillRect/>
-                    </a:stretch>
-                  </pic:blipFill>
-                  <pic:spPr bwMode="auto">
-                    <a:xfrm>
-                      <a:off x="0" y="0"/>
-                      <a:ext cx="8235315" cy="10891499"/>
-                    </a:xfrm>
-                    <a:prstGeom prst="rect">
-                      <a:avLst/>
-                    </a:prstGeom>
-                    <a:noFill/>
-                    <a:ln>
-                      <a:noFill/>
-                    </a:ln>
-                  </pic:spPr>
-                </pic:pic>
-              </a:graphicData>
-            </a:graphic>
-            <wp14:sizeRelH relativeFrom="margin">
-              <wp14:pctWidth>0</wp14:pctWidth>
-            </wp14:sizeRelH>
-            <wp14:sizeRelV relativeFrom="margin">
-              <wp14:pctHeight>0</wp14:pctHeight>
-            </wp14:sizeRelV>
-          </wp:anchor>
-        </w:drawing>
-      </w:r>
-      <w:r>
-        <w:rPr>
-          <w:noProof/>
-        </w:rPr>
-        <w:drawing>
           <wp:anchor distT="0" distB="0" distL="114300" distR="114300" simplePos="0" relativeHeight="251657222" behindDoc="0" locked="0" layoutInCell="1" allowOverlap="1" wp14:anchorId="689B66C2" wp14:editId="543A2F4F">
             <wp:simplePos x="0" y="0"/>
             <wp:positionH relativeFrom="column">
@@ -3736,7 +4459,7 @@
                     </pic:cNvPicPr>
                   </pic:nvPicPr>
                   <pic:blipFill>
-                    <a:blip r:embed="rId21">
+                    <a:blip r:embed="rId22">
                       <a:extLst>
                         <a:ext uri="{28A0092B-C50C-407E-A947-70E740481C1C}">
                           <a14:useLocalDpi xmlns:a14="http://schemas.microsoft.com/office/drawing/2010/main" val="0"/>
@@ -3775,7 +4498,7 @@
       </w:r>
     </w:p>
     <w:sectPr>
-      <w:footerReference w:type="default" r:id="rId22"/>
+      <w:footerReference w:type="default" r:id="rId23"/>
       <w:pgSz w:w="11906" w:h="16838" w:code="9"/>
       <w:pgMar w:top="284" w:right="1440" w:bottom="1440" w:left="1440" w:header="57" w:footer="113" w:gutter="0"/>
       <w:cols w:space="708"/>
@@ -3821,12 +4544,12 @@
 <w:ftr xmlns:wpc="http://schemas.microsoft.com/office/word/2010/wordprocessingCanvas" xmlns:cx="http://schemas.microsoft.com/office/drawing/2014/chartex" xmlns:cx1="http://schemas.microsoft.com/office/drawing/2015/9/8/chartex" xmlns:cx2="http://schemas.microsoft.com/office/drawing/2015/10/21/chartex" xmlns:cx3="http://schemas.microsoft.com/office/drawing/2016/5/9/chartex" xmlns:cx4="http://schemas.microsoft.com/office/drawing/2016/5/10/chartex" xmlns:cx5="http://schemas.microsoft.com/office/drawing/2016/5/11/chartex" xmlns:cx6="http://schemas.microsoft.com/office/drawing/2016/5/12/chartex" xmlns:cx7="http://schemas.microsoft.com/office/drawing/2016/5/13/chartex" xmlns:cx8="http://schemas.microsoft.com/office/drawing/2016/5/14/chartex" xmlns:mc="http://schemas.openxmlformats.org/markup-compatibility/2006" xmlns:aink="http://schemas.microsoft.com/office/drawing/2016/ink" xmlns:am3d="http://schemas.microsoft.com/office/drawing/2017/model3d" xmlns:o="urn:schemas-microsoft-com:office:office" xmlns:oel="http://schemas.microsoft.com/office/2019/extlst" xmlns:r="http://schemas.openxmlformats.org/officeDocument/2006/relationships" xmlns:m="http://schemas.openxmlformats.org/officeDocument/2006/math" xmlns:v="urn:schemas-microsoft-com:vml" xmlns:wp14="http://schemas.microsoft.com/office/word/2010/wordprocessingDrawing" xmlns:wp="http://schemas.openxmlformats.org/drawingml/2006/wordprocessingDrawing" xmlns:w10="urn:schemas-microsoft-com:office:word" xmlns:w="http://schemas.openxmlformats.org/wordprocessingml/2006/main" xmlns:w14="http://schemas.microsoft.com/office/word/2010/wordml" xmlns:w15="http://schemas.microsoft.com/office/word/2012/wordml" xmlns:w16cex="http://schemas.microsoft.com/office/word/2018/wordml/cex" xmlns:w16cid="http://schemas.microsoft.com/office/word/2016/wordml/cid" xmlns:w16="http://schemas.microsoft.com/office/word/2018/wordml" xmlns:w16du="http://schemas.microsoft.com/office/word/2023/wordml/word16du" xmlns:w16sdtdh="http://schemas.microsoft.com/office/word/2020/wordml/sdtdatahash" xmlns:w16sdtfl="http://schemas.microsoft.com/office/word/2024/wordml/sdtformatlock" xmlns:w16se="http://schemas.microsoft.com/office/word/2015/wordml/symex" xmlns:wpg="http://schemas.microsoft.com/office/word/2010/wordprocessingGroup" xmlns:wpi="http://schemas.microsoft.com/office/word/2010/wordprocessingInk" xmlns:wne="http://schemas.microsoft.com/office/word/2006/wordml" xmlns:wps="http://schemas.microsoft.com/office/word/2010/wordprocessingShape" mc:Ignorable="w14 w15 w16se w16cid w16 w16cex w16sdtdh w16sdtfl w16du wp14">
   <w:p>
     <w:pPr>
-      <w:pStyle w:val="Footer"/>
+      <w:pStyle w:val="Rodap"/>
     </w:pPr>
   </w:p>
   <w:p>
     <w:pPr>
-      <w:pStyle w:val="Footer"/>
+      <w:pStyle w:val="Rodap"/>
     </w:pPr>
   </w:p>
 </w:ftr>
@@ -3867,6 +4590,268 @@
 <file path=word/numbering.xml><?xml version="1.0" encoding="utf-8"?>
 <w:numbering xmlns:wpc="http://schemas.microsoft.com/office/word/2010/wordprocessingCanvas" xmlns:cx="http://schemas.microsoft.com/office/drawing/2014/chartex" xmlns:cx1="http://schemas.microsoft.com/office/drawing/2015/9/8/chartex" xmlns:cx2="http://schemas.microsoft.com/office/drawing/2015/10/21/chartex" xmlns:cx3="http://schemas.microsoft.com/office/drawing/2016/5/9/chartex" xmlns:cx4="http://schemas.microsoft.com/office/drawing/2016/5/10/chartex" xmlns:cx5="http://schemas.microsoft.com/office/drawing/2016/5/11/chartex" xmlns:cx6="http://schemas.microsoft.com/office/drawing/2016/5/12/chartex" xmlns:cx7="http://schemas.microsoft.com/office/drawing/2016/5/13/chartex" xmlns:cx8="http://schemas.microsoft.com/office/drawing/2016/5/14/chartex" xmlns:mc="http://schemas.openxmlformats.org/markup-compatibility/2006" xmlns:aink="http://schemas.microsoft.com/office/drawing/2016/ink" xmlns:am3d="http://schemas.microsoft.com/office/drawing/2017/model3d" xmlns:o="urn:schemas-microsoft-com:office:office" xmlns:oel="http://schemas.microsoft.com/office/2019/extlst" xmlns:r="http://schemas.openxmlformats.org/officeDocument/2006/relationships" xmlns:m="http://schemas.openxmlformats.org/officeDocument/2006/math" xmlns:v="urn:schemas-microsoft-com:vml" xmlns:wp14="http://schemas.microsoft.com/office/word/2010/wordprocessingDrawing" xmlns:wp="http://schemas.openxmlformats.org/drawingml/2006/wordprocessingDrawing" xmlns:w10="urn:schemas-microsoft-com:office:word" xmlns:w="http://schemas.openxmlformats.org/wordprocessingml/2006/main" xmlns:w14="http://schemas.microsoft.com/office/word/2010/wordml" xmlns:w15="http://schemas.microsoft.com/office/word/2012/wordml" xmlns:w16cex="http://schemas.microsoft.com/office/word/2018/wordml/cex" xmlns:w16cid="http://schemas.microsoft.com/office/word/2016/wordml/cid" xmlns:w16="http://schemas.microsoft.com/office/word/2018/wordml" xmlns:w16du="http://schemas.microsoft.com/office/word/2023/wordml/word16du" xmlns:w16sdtdh="http://schemas.microsoft.com/office/word/2020/wordml/sdtdatahash" xmlns:w16sdtfl="http://schemas.microsoft.com/office/word/2024/wordml/sdtformatlock" xmlns:w16se="http://schemas.microsoft.com/office/word/2015/wordml/symex" xmlns:wpg="http://schemas.microsoft.com/office/word/2010/wordprocessingGroup" xmlns:wpi="http://schemas.microsoft.com/office/word/2010/wordprocessingInk" xmlns:wne="http://schemas.microsoft.com/office/word/2006/wordml" xmlns:wps="http://schemas.microsoft.com/office/word/2010/wordprocessingShape" mc:Ignorable="w14 w15 w16se w16cid w16 w16cex w16sdtdh w16sdtfl w16du wp14">
   <w:abstractNum w:abstractNumId="0" w15:restartNumberingAfterBreak="0">
+    <w:nsid w:val="46295402"/>
+    <w:multiLevelType w:val="hybridMultilevel"/>
+    <w:tmpl w:val="267CBEA6"/>
+    <w:lvl w:ilvl="0" w:tplc="04160001">
+      <w:start w:val="1"/>
+      <w:numFmt w:val="bullet"/>
+      <w:lvlText w:val=""/>
+      <w:lvlJc w:val="left"/>
+      <w:pPr>
+        <w:ind w:left="502" w:hanging="360"/>
+      </w:pPr>
+      <w:rPr>
+        <w:rFonts w:ascii="Symbol" w:hAnsi="Symbol" w:hint="default"/>
+      </w:rPr>
+    </w:lvl>
+    <w:lvl w:ilvl="1" w:tplc="04160003" w:tentative="1">
+      <w:start w:val="1"/>
+      <w:numFmt w:val="bullet"/>
+      <w:lvlText w:val="o"/>
+      <w:lvlJc w:val="left"/>
+      <w:pPr>
+        <w:ind w:left="1222" w:hanging="360"/>
+      </w:pPr>
+      <w:rPr>
+        <w:rFonts w:ascii="Courier New" w:hAnsi="Courier New" w:cs="Courier New" w:hint="default"/>
+      </w:rPr>
+    </w:lvl>
+    <w:lvl w:ilvl="2" w:tplc="04160005" w:tentative="1">
+      <w:start w:val="1"/>
+      <w:numFmt w:val="bullet"/>
+      <w:lvlText w:val=""/>
+      <w:lvlJc w:val="left"/>
+      <w:pPr>
+        <w:ind w:left="1942" w:hanging="360"/>
+      </w:pPr>
+      <w:rPr>
+        <w:rFonts w:ascii="Wingdings" w:hAnsi="Wingdings" w:hint="default"/>
+      </w:rPr>
+    </w:lvl>
+    <w:lvl w:ilvl="3" w:tplc="04160001" w:tentative="1">
+      <w:start w:val="1"/>
+      <w:numFmt w:val="bullet"/>
+      <w:lvlText w:val=""/>
+      <w:lvlJc w:val="left"/>
+      <w:pPr>
+        <w:ind w:left="2662" w:hanging="360"/>
+      </w:pPr>
+      <w:rPr>
+        <w:rFonts w:ascii="Symbol" w:hAnsi="Symbol" w:hint="default"/>
+      </w:rPr>
+    </w:lvl>
+    <w:lvl w:ilvl="4" w:tplc="04160003" w:tentative="1">
+      <w:start w:val="1"/>
+      <w:numFmt w:val="bullet"/>
+      <w:lvlText w:val="o"/>
+      <w:lvlJc w:val="left"/>
+      <w:pPr>
+        <w:ind w:left="3382" w:hanging="360"/>
+      </w:pPr>
+      <w:rPr>
+        <w:rFonts w:ascii="Courier New" w:hAnsi="Courier New" w:cs="Courier New" w:hint="default"/>
+      </w:rPr>
+    </w:lvl>
+    <w:lvl w:ilvl="5" w:tplc="04160005" w:tentative="1">
+      <w:start w:val="1"/>
+      <w:numFmt w:val="bullet"/>
+      <w:lvlText w:val=""/>
+      <w:lvlJc w:val="left"/>
+      <w:pPr>
+        <w:ind w:left="4102" w:hanging="360"/>
+      </w:pPr>
+      <w:rPr>
+        <w:rFonts w:ascii="Wingdings" w:hAnsi="Wingdings" w:hint="default"/>
+      </w:rPr>
+    </w:lvl>
+    <w:lvl w:ilvl="6" w:tplc="04160001" w:tentative="1">
+      <w:start w:val="1"/>
+      <w:numFmt w:val="bullet"/>
+      <w:lvlText w:val=""/>
+      <w:lvlJc w:val="left"/>
+      <w:pPr>
+        <w:ind w:left="4822" w:hanging="360"/>
+      </w:pPr>
+      <w:rPr>
+        <w:rFonts w:ascii="Symbol" w:hAnsi="Symbol" w:hint="default"/>
+      </w:rPr>
+    </w:lvl>
+    <w:lvl w:ilvl="7" w:tplc="04160003" w:tentative="1">
+      <w:start w:val="1"/>
+      <w:numFmt w:val="bullet"/>
+      <w:lvlText w:val="o"/>
+      <w:lvlJc w:val="left"/>
+      <w:pPr>
+        <w:ind w:left="5542" w:hanging="360"/>
+      </w:pPr>
+      <w:rPr>
+        <w:rFonts w:ascii="Courier New" w:hAnsi="Courier New" w:cs="Courier New" w:hint="default"/>
+      </w:rPr>
+    </w:lvl>
+    <w:lvl w:ilvl="8" w:tplc="04160005" w:tentative="1">
+      <w:start w:val="1"/>
+      <w:numFmt w:val="bullet"/>
+      <w:lvlText w:val=""/>
+      <w:lvlJc w:val="left"/>
+      <w:pPr>
+        <w:ind w:left="6262" w:hanging="360"/>
+      </w:pPr>
+      <w:rPr>
+        <w:rFonts w:ascii="Wingdings" w:hAnsi="Wingdings" w:hint="default"/>
+      </w:rPr>
+    </w:lvl>
+  </w:abstractNum>
+  <w:abstractNum w:abstractNumId="1" w15:restartNumberingAfterBreak="0">
+    <w:nsid w:val="480529A7"/>
+    <w:multiLevelType w:val="multilevel"/>
+    <w:tmpl w:val="4804453C"/>
+    <w:lvl w:ilvl="0">
+      <w:start w:val="1"/>
+      <w:numFmt w:val="bullet"/>
+      <w:lvlText w:val=""/>
+      <w:lvlJc w:val="left"/>
+      <w:pPr>
+        <w:tabs>
+          <w:tab w:val="num" w:pos="720"/>
+        </w:tabs>
+        <w:ind w:left="720" w:hanging="360"/>
+      </w:pPr>
+      <w:rPr>
+        <w:rFonts w:ascii="Symbol" w:hAnsi="Symbol" w:hint="default"/>
+        <w:sz w:val="20"/>
+      </w:rPr>
+    </w:lvl>
+    <w:lvl w:ilvl="1" w:tentative="1">
+      <w:start w:val="1"/>
+      <w:numFmt w:val="bullet"/>
+      <w:lvlText w:val="o"/>
+      <w:lvlJc w:val="left"/>
+      <w:pPr>
+        <w:tabs>
+          <w:tab w:val="num" w:pos="1440"/>
+        </w:tabs>
+        <w:ind w:left="1440" w:hanging="360"/>
+      </w:pPr>
+      <w:rPr>
+        <w:rFonts w:ascii="Courier New" w:hAnsi="Courier New" w:hint="default"/>
+        <w:sz w:val="20"/>
+      </w:rPr>
+    </w:lvl>
+    <w:lvl w:ilvl="2" w:tentative="1">
+      <w:start w:val="1"/>
+      <w:numFmt w:val="bullet"/>
+      <w:lvlText w:val=""/>
+      <w:lvlJc w:val="left"/>
+      <w:pPr>
+        <w:tabs>
+          <w:tab w:val="num" w:pos="2160"/>
+        </w:tabs>
+        <w:ind w:left="2160" w:hanging="360"/>
+      </w:pPr>
+      <w:rPr>
+        <w:rFonts w:ascii="Wingdings" w:hAnsi="Wingdings" w:hint="default"/>
+        <w:sz w:val="20"/>
+      </w:rPr>
+    </w:lvl>
+    <w:lvl w:ilvl="3" w:tentative="1">
+      <w:start w:val="1"/>
+      <w:numFmt w:val="bullet"/>
+      <w:lvlText w:val=""/>
+      <w:lvlJc w:val="left"/>
+      <w:pPr>
+        <w:tabs>
+          <w:tab w:val="num" w:pos="2880"/>
+        </w:tabs>
+        <w:ind w:left="2880" w:hanging="360"/>
+      </w:pPr>
+      <w:rPr>
+        <w:rFonts w:ascii="Wingdings" w:hAnsi="Wingdings" w:hint="default"/>
+        <w:sz w:val="20"/>
+      </w:rPr>
+    </w:lvl>
+    <w:lvl w:ilvl="4" w:tentative="1">
+      <w:start w:val="1"/>
+      <w:numFmt w:val="bullet"/>
+      <w:lvlText w:val=""/>
+      <w:lvlJc w:val="left"/>
+      <w:pPr>
+        <w:tabs>
+          <w:tab w:val="num" w:pos="3600"/>
+        </w:tabs>
+        <w:ind w:left="3600" w:hanging="360"/>
+      </w:pPr>
+      <w:rPr>
+        <w:rFonts w:ascii="Wingdings" w:hAnsi="Wingdings" w:hint="default"/>
+        <w:sz w:val="20"/>
+      </w:rPr>
+    </w:lvl>
+    <w:lvl w:ilvl="5" w:tentative="1">
+      <w:start w:val="1"/>
+      <w:numFmt w:val="bullet"/>
+      <w:lvlText w:val=""/>
+      <w:lvlJc w:val="left"/>
+      <w:pPr>
+        <w:tabs>
+          <w:tab w:val="num" w:pos="4320"/>
+        </w:tabs>
+        <w:ind w:left="4320" w:hanging="360"/>
+      </w:pPr>
+      <w:rPr>
+        <w:rFonts w:ascii="Wingdings" w:hAnsi="Wingdings" w:hint="default"/>
+        <w:sz w:val="20"/>
+      </w:rPr>
+    </w:lvl>
+    <w:lvl w:ilvl="6" w:tentative="1">
+      <w:start w:val="1"/>
+      <w:numFmt w:val="bullet"/>
+      <w:lvlText w:val=""/>
+      <w:lvlJc w:val="left"/>
+      <w:pPr>
+        <w:tabs>
+          <w:tab w:val="num" w:pos="5040"/>
+        </w:tabs>
+        <w:ind w:left="5040" w:hanging="360"/>
+      </w:pPr>
+      <w:rPr>
+        <w:rFonts w:ascii="Wingdings" w:hAnsi="Wingdings" w:hint="default"/>
+        <w:sz w:val="20"/>
+      </w:rPr>
+    </w:lvl>
+    <w:lvl w:ilvl="7" w:tentative="1">
+      <w:start w:val="1"/>
+      <w:numFmt w:val="bullet"/>
+      <w:lvlText w:val=""/>
+      <w:lvlJc w:val="left"/>
+      <w:pPr>
+        <w:tabs>
+          <w:tab w:val="num" w:pos="5760"/>
+        </w:tabs>
+        <w:ind w:left="5760" w:hanging="360"/>
+      </w:pPr>
+      <w:rPr>
+        <w:rFonts w:ascii="Wingdings" w:hAnsi="Wingdings" w:hint="default"/>
+        <w:sz w:val="20"/>
+      </w:rPr>
+    </w:lvl>
+    <w:lvl w:ilvl="8" w:tentative="1">
+      <w:start w:val="1"/>
+      <w:numFmt w:val="bullet"/>
+      <w:lvlText w:val=""/>
+      <w:lvlJc w:val="left"/>
+      <w:pPr>
+        <w:tabs>
+          <w:tab w:val="num" w:pos="6480"/>
+        </w:tabs>
+        <w:ind w:left="6480" w:hanging="360"/>
+      </w:pPr>
+      <w:rPr>
+        <w:rFonts w:ascii="Wingdings" w:hAnsi="Wingdings" w:hint="default"/>
+        <w:sz w:val="20"/>
+      </w:rPr>
+    </w:lvl>
+  </w:abstractNum>
+  <w:abstractNum w:abstractNumId="2" w15:restartNumberingAfterBreak="0">
     <w:nsid w:val="7F0B2B81"/>
     <w:multiLevelType w:val="hybridMultilevel"/>
     <w:tmpl w:val="71FA16FC"/>
@@ -3980,6 +4965,12 @@
     </w:lvl>
   </w:abstractNum>
   <w:num w:numId="1" w16cid:durableId="1693337645">
+    <w:abstractNumId w:val="2"/>
+  </w:num>
+  <w:num w:numId="2" w16cid:durableId="965697440">
+    <w:abstractNumId w:val="1"/>
+  </w:num>
+  <w:num w:numId="3" w16cid:durableId="1607690044">
     <w:abstractNumId w:val="0"/>
   </w:num>
 </w:numbering>
@@ -4385,11 +5376,11 @@
     <w:qFormat/>
     <w:rsid w:val="00DF7109"/>
   </w:style>
-  <w:style w:type="paragraph" w:styleId="Heading1">
+  <w:style w:type="paragraph" w:styleId="Ttulo1">
     <w:name w:val="heading 1"/>
     <w:basedOn w:val="Normal"/>
     <w:next w:val="Normal"/>
-    <w:link w:val="Heading1Char"/>
+    <w:link w:val="Ttulo1Char"/>
     <w:uiPriority w:val="9"/>
     <w:qFormat/>
     <w:rsid w:val="0089594F"/>
@@ -4406,11 +5397,11 @@
       <w:szCs w:val="36"/>
     </w:rPr>
   </w:style>
-  <w:style w:type="paragraph" w:styleId="Heading2">
+  <w:style w:type="paragraph" w:styleId="Ttulo2">
     <w:name w:val="heading 2"/>
     <w:basedOn w:val="Normal"/>
     <w:next w:val="Normal"/>
-    <w:link w:val="Heading2Char"/>
+    <w:link w:val="Ttulo2Char"/>
     <w:uiPriority w:val="9"/>
     <w:semiHidden/>
     <w:unhideWhenUsed/>
@@ -4429,11 +5420,11 @@
       <w:szCs w:val="32"/>
     </w:rPr>
   </w:style>
-  <w:style w:type="paragraph" w:styleId="Heading3">
+  <w:style w:type="paragraph" w:styleId="Ttulo3">
     <w:name w:val="heading 3"/>
     <w:basedOn w:val="Normal"/>
     <w:next w:val="Normal"/>
-    <w:link w:val="Heading3Char"/>
+    <w:link w:val="Ttulo3Char"/>
     <w:uiPriority w:val="9"/>
     <w:semiHidden/>
     <w:unhideWhenUsed/>
@@ -4452,11 +5443,11 @@
       <w:szCs w:val="28"/>
     </w:rPr>
   </w:style>
-  <w:style w:type="paragraph" w:styleId="Heading4">
+  <w:style w:type="paragraph" w:styleId="Ttulo4">
     <w:name w:val="heading 4"/>
     <w:basedOn w:val="Normal"/>
     <w:next w:val="Normal"/>
-    <w:link w:val="Heading4Char"/>
+    <w:link w:val="Ttulo4Char"/>
     <w:uiPriority w:val="9"/>
     <w:semiHidden/>
     <w:unhideWhenUsed/>
@@ -4475,11 +5466,11 @@
       <w:szCs w:val="24"/>
     </w:rPr>
   </w:style>
-  <w:style w:type="paragraph" w:styleId="Heading5">
+  <w:style w:type="paragraph" w:styleId="Ttulo5">
     <w:name w:val="heading 5"/>
     <w:basedOn w:val="Normal"/>
     <w:next w:val="Normal"/>
-    <w:link w:val="Heading5Char"/>
+    <w:link w:val="Ttulo5Char"/>
     <w:uiPriority w:val="9"/>
     <w:semiHidden/>
     <w:unhideWhenUsed/>
@@ -4497,11 +5488,11 @@
       <w:color w:val="2F5496" w:themeColor="accent1" w:themeShade="BF"/>
     </w:rPr>
   </w:style>
-  <w:style w:type="paragraph" w:styleId="Heading6">
+  <w:style w:type="paragraph" w:styleId="Ttulo6">
     <w:name w:val="heading 6"/>
     <w:basedOn w:val="Normal"/>
     <w:next w:val="Normal"/>
-    <w:link w:val="Heading6Char"/>
+    <w:link w:val="Ttulo6Char"/>
     <w:uiPriority w:val="9"/>
     <w:semiHidden/>
     <w:unhideWhenUsed/>
@@ -4521,11 +5512,11 @@
       <w:color w:val="1F3864" w:themeColor="accent1" w:themeShade="80"/>
     </w:rPr>
   </w:style>
-  <w:style w:type="paragraph" w:styleId="Heading7">
+  <w:style w:type="paragraph" w:styleId="Ttulo7">
     <w:name w:val="heading 7"/>
     <w:basedOn w:val="Normal"/>
     <w:next w:val="Normal"/>
-    <w:link w:val="Heading7Char"/>
+    <w:link w:val="Ttulo7Char"/>
     <w:uiPriority w:val="9"/>
     <w:semiHidden/>
     <w:unhideWhenUsed/>
@@ -4544,11 +5535,11 @@
       <w:color w:val="1F3864" w:themeColor="accent1" w:themeShade="80"/>
     </w:rPr>
   </w:style>
-  <w:style w:type="paragraph" w:styleId="Heading8">
+  <w:style w:type="paragraph" w:styleId="Ttulo8">
     <w:name w:val="heading 8"/>
     <w:basedOn w:val="Normal"/>
     <w:next w:val="Normal"/>
-    <w:link w:val="Heading8Char"/>
+    <w:link w:val="Ttulo8Char"/>
     <w:uiPriority w:val="9"/>
     <w:semiHidden/>
     <w:unhideWhenUsed/>
@@ -4569,11 +5560,11 @@
       <w:color w:val="1F3864" w:themeColor="accent1" w:themeShade="80"/>
     </w:rPr>
   </w:style>
-  <w:style w:type="paragraph" w:styleId="Heading9">
+  <w:style w:type="paragraph" w:styleId="Ttulo9">
     <w:name w:val="heading 9"/>
     <w:basedOn w:val="Normal"/>
     <w:next w:val="Normal"/>
-    <w:link w:val="Heading9Char"/>
+    <w:link w:val="Ttulo9Char"/>
     <w:uiPriority w:val="9"/>
     <w:semiHidden/>
     <w:unhideWhenUsed/>
@@ -4592,12 +5583,12 @@
       <w:color w:val="1F3864" w:themeColor="accent1" w:themeShade="80"/>
     </w:rPr>
   </w:style>
-  <w:style w:type="character" w:default="1" w:styleId="DefaultParagraphFont">
+  <w:style w:type="character" w:default="1" w:styleId="Fontepargpadro">
     <w:name w:val="Default Paragraph Font"/>
     <w:uiPriority w:val="1"/>
     <w:unhideWhenUsed/>
   </w:style>
-  <w:style w:type="table" w:default="1" w:styleId="TableNormal">
+  <w:style w:type="table" w:default="1" w:styleId="Tabelanormal">
     <w:name w:val="Normal Table"/>
     <w:uiPriority w:val="99"/>
     <w:semiHidden/>
@@ -4612,16 +5603,16 @@
       </w:tblCellMar>
     </w:tblPr>
   </w:style>
-  <w:style w:type="numbering" w:default="1" w:styleId="NoList">
+  <w:style w:type="numbering" w:default="1" w:styleId="Semlista">
     <w:name w:val="No List"/>
     <w:uiPriority w:val="99"/>
     <w:semiHidden/>
     <w:unhideWhenUsed/>
   </w:style>
-  <w:style w:type="character" w:customStyle="1" w:styleId="Heading1Char">
-    <w:name w:val="Heading 1 Char"/>
-    <w:basedOn w:val="DefaultParagraphFont"/>
-    <w:link w:val="Heading1"/>
+  <w:style w:type="character" w:customStyle="1" w:styleId="Ttulo1Char">
+    <w:name w:val="Título 1 Char"/>
+    <w:basedOn w:val="Fontepargpadro"/>
+    <w:link w:val="Ttulo1"/>
     <w:uiPriority w:val="9"/>
     <w:rsid w:val="0089594F"/>
     <w:rPr>
@@ -4631,10 +5622,10 @@
       <w:szCs w:val="36"/>
     </w:rPr>
   </w:style>
-  <w:style w:type="character" w:customStyle="1" w:styleId="Heading2Char">
-    <w:name w:val="Heading 2 Char"/>
-    <w:basedOn w:val="DefaultParagraphFont"/>
-    <w:link w:val="Heading2"/>
+  <w:style w:type="character" w:customStyle="1" w:styleId="Ttulo2Char">
+    <w:name w:val="Título 2 Char"/>
+    <w:basedOn w:val="Fontepargpadro"/>
+    <w:link w:val="Ttulo2"/>
     <w:uiPriority w:val="9"/>
     <w:semiHidden/>
     <w:rsid w:val="0089594F"/>
@@ -4645,10 +5636,10 @@
       <w:szCs w:val="32"/>
     </w:rPr>
   </w:style>
-  <w:style w:type="character" w:customStyle="1" w:styleId="Heading3Char">
-    <w:name w:val="Heading 3 Char"/>
-    <w:basedOn w:val="DefaultParagraphFont"/>
-    <w:link w:val="Heading3"/>
+  <w:style w:type="character" w:customStyle="1" w:styleId="Ttulo3Char">
+    <w:name w:val="Título 3 Char"/>
+    <w:basedOn w:val="Fontepargpadro"/>
+    <w:link w:val="Ttulo3"/>
     <w:uiPriority w:val="9"/>
     <w:semiHidden/>
     <w:rsid w:val="0089594F"/>
@@ -4659,10 +5650,10 @@
       <w:szCs w:val="28"/>
     </w:rPr>
   </w:style>
-  <w:style w:type="character" w:customStyle="1" w:styleId="Heading4Char">
-    <w:name w:val="Heading 4 Char"/>
-    <w:basedOn w:val="DefaultParagraphFont"/>
-    <w:link w:val="Heading4"/>
+  <w:style w:type="character" w:customStyle="1" w:styleId="Ttulo4Char">
+    <w:name w:val="Título 4 Char"/>
+    <w:basedOn w:val="Fontepargpadro"/>
+    <w:link w:val="Ttulo4"/>
     <w:uiPriority w:val="9"/>
     <w:semiHidden/>
     <w:rsid w:val="0089594F"/>
@@ -4673,10 +5664,10 @@
       <w:szCs w:val="24"/>
     </w:rPr>
   </w:style>
-  <w:style w:type="character" w:customStyle="1" w:styleId="Heading5Char">
-    <w:name w:val="Heading 5 Char"/>
-    <w:basedOn w:val="DefaultParagraphFont"/>
-    <w:link w:val="Heading5"/>
+  <w:style w:type="character" w:customStyle="1" w:styleId="Ttulo5Char">
+    <w:name w:val="Título 5 Char"/>
+    <w:basedOn w:val="Fontepargpadro"/>
+    <w:link w:val="Ttulo5"/>
     <w:uiPriority w:val="9"/>
     <w:semiHidden/>
     <w:rsid w:val="0089594F"/>
@@ -4686,10 +5677,10 @@
       <w:color w:val="2F5496" w:themeColor="accent1" w:themeShade="BF"/>
     </w:rPr>
   </w:style>
-  <w:style w:type="character" w:customStyle="1" w:styleId="Heading6Char">
-    <w:name w:val="Heading 6 Char"/>
-    <w:basedOn w:val="DefaultParagraphFont"/>
-    <w:link w:val="Heading6"/>
+  <w:style w:type="character" w:customStyle="1" w:styleId="Ttulo6Char">
+    <w:name w:val="Título 6 Char"/>
+    <w:basedOn w:val="Fontepargpadro"/>
+    <w:link w:val="Ttulo6"/>
     <w:uiPriority w:val="9"/>
     <w:semiHidden/>
     <w:rsid w:val="0089594F"/>
@@ -4701,10 +5692,10 @@
       <w:color w:val="1F3864" w:themeColor="accent1" w:themeShade="80"/>
     </w:rPr>
   </w:style>
-  <w:style w:type="character" w:customStyle="1" w:styleId="Heading7Char">
-    <w:name w:val="Heading 7 Char"/>
-    <w:basedOn w:val="DefaultParagraphFont"/>
-    <w:link w:val="Heading7"/>
+  <w:style w:type="character" w:customStyle="1" w:styleId="Ttulo7Char">
+    <w:name w:val="Título 7 Char"/>
+    <w:basedOn w:val="Fontepargpadro"/>
+    <w:link w:val="Ttulo7"/>
     <w:uiPriority w:val="9"/>
     <w:semiHidden/>
     <w:rsid w:val="0089594F"/>
@@ -4715,10 +5706,10 @@
       <w:color w:val="1F3864" w:themeColor="accent1" w:themeShade="80"/>
     </w:rPr>
   </w:style>
-  <w:style w:type="character" w:customStyle="1" w:styleId="Heading8Char">
-    <w:name w:val="Heading 8 Char"/>
-    <w:basedOn w:val="DefaultParagraphFont"/>
-    <w:link w:val="Heading8"/>
+  <w:style w:type="character" w:customStyle="1" w:styleId="Ttulo8Char">
+    <w:name w:val="Título 8 Char"/>
+    <w:basedOn w:val="Fontepargpadro"/>
+    <w:link w:val="Ttulo8"/>
     <w:uiPriority w:val="9"/>
     <w:semiHidden/>
     <w:rsid w:val="0089594F"/>
@@ -4731,10 +5722,10 @@
       <w:color w:val="1F3864" w:themeColor="accent1" w:themeShade="80"/>
     </w:rPr>
   </w:style>
-  <w:style w:type="character" w:customStyle="1" w:styleId="Heading9Char">
-    <w:name w:val="Heading 9 Char"/>
-    <w:basedOn w:val="DefaultParagraphFont"/>
-    <w:link w:val="Heading9"/>
+  <w:style w:type="character" w:customStyle="1" w:styleId="Ttulo9Char">
+    <w:name w:val="Título 9 Char"/>
+    <w:basedOn w:val="Fontepargpadro"/>
+    <w:link w:val="Ttulo9"/>
     <w:uiPriority w:val="9"/>
     <w:semiHidden/>
     <w:rsid w:val="0089594F"/>
@@ -4745,7 +5736,7 @@
       <w:color w:val="1F3864" w:themeColor="accent1" w:themeShade="80"/>
     </w:rPr>
   </w:style>
-  <w:style w:type="paragraph" w:styleId="Caption">
+  <w:style w:type="paragraph" w:styleId="Legenda">
     <w:name w:val="caption"/>
     <w:basedOn w:val="Normal"/>
     <w:next w:val="Normal"/>
@@ -4764,11 +5755,11 @@
       <w:color w:val="44546A" w:themeColor="text2"/>
     </w:rPr>
   </w:style>
-  <w:style w:type="paragraph" w:styleId="Title">
+  <w:style w:type="paragraph" w:styleId="Ttulo">
     <w:name w:val="Title"/>
     <w:basedOn w:val="Normal"/>
     <w:next w:val="Normal"/>
-    <w:link w:val="TitleChar"/>
+    <w:link w:val="TtuloChar"/>
     <w:uiPriority w:val="10"/>
     <w:qFormat/>
     <w:rsid w:val="0089594F"/>
@@ -4785,10 +5776,10 @@
       <w:szCs w:val="72"/>
     </w:rPr>
   </w:style>
-  <w:style w:type="character" w:customStyle="1" w:styleId="TitleChar">
-    <w:name w:val="Title Char"/>
-    <w:basedOn w:val="DefaultParagraphFont"/>
-    <w:link w:val="Title"/>
+  <w:style w:type="character" w:customStyle="1" w:styleId="TtuloChar">
+    <w:name w:val="Título Char"/>
+    <w:basedOn w:val="Fontepargpadro"/>
+    <w:link w:val="Ttulo"/>
     <w:uiPriority w:val="10"/>
     <w:rsid w:val="0089594F"/>
     <w:rPr>
@@ -4800,11 +5791,11 @@
       <w:szCs w:val="72"/>
     </w:rPr>
   </w:style>
-  <w:style w:type="paragraph" w:styleId="Subtitle">
+  <w:style w:type="paragraph" w:styleId="Subttulo">
     <w:name w:val="Subtitle"/>
     <w:basedOn w:val="Normal"/>
     <w:next w:val="Normal"/>
-    <w:link w:val="SubtitleChar"/>
+    <w:link w:val="SubttuloChar"/>
     <w:uiPriority w:val="11"/>
     <w:qFormat/>
     <w:rsid w:val="0089594F"/>
@@ -4821,10 +5812,10 @@
       <w:szCs w:val="28"/>
     </w:rPr>
   </w:style>
-  <w:style w:type="character" w:customStyle="1" w:styleId="SubtitleChar">
-    <w:name w:val="Subtitle Char"/>
-    <w:basedOn w:val="DefaultParagraphFont"/>
-    <w:link w:val="Subtitle"/>
+  <w:style w:type="character" w:customStyle="1" w:styleId="SubttuloChar">
+    <w:name w:val="Subtítulo Char"/>
+    <w:basedOn w:val="Fontepargpadro"/>
+    <w:link w:val="Subttulo"/>
     <w:uiPriority w:val="11"/>
     <w:rsid w:val="0089594F"/>
     <w:rPr>
@@ -4834,9 +5825,9 @@
       <w:szCs w:val="28"/>
     </w:rPr>
   </w:style>
-  <w:style w:type="character" w:styleId="Strong">
+  <w:style w:type="character" w:styleId="Forte">
     <w:name w:val="Strong"/>
-    <w:basedOn w:val="DefaultParagraphFont"/>
+    <w:basedOn w:val="Fontepargpadro"/>
     <w:uiPriority w:val="22"/>
     <w:qFormat/>
     <w:rsid w:val="0089594F"/>
@@ -4845,9 +5836,9 @@
       <w:bCs/>
     </w:rPr>
   </w:style>
-  <w:style w:type="character" w:styleId="Emphasis">
+  <w:style w:type="character" w:styleId="nfase">
     <w:name w:val="Emphasis"/>
-    <w:basedOn w:val="DefaultParagraphFont"/>
+    <w:basedOn w:val="Fontepargpadro"/>
     <w:uiPriority w:val="20"/>
     <w:qFormat/>
     <w:rsid w:val="0089594F"/>
@@ -4856,9 +5847,9 @@
       <w:iCs/>
     </w:rPr>
   </w:style>
-  <w:style w:type="paragraph" w:styleId="NoSpacing">
+  <w:style w:type="paragraph" w:styleId="SemEspaamento">
     <w:name w:val="No Spacing"/>
-    <w:link w:val="NoSpacingChar"/>
+    <w:link w:val="SemEspaamentoChar"/>
     <w:uiPriority w:val="1"/>
     <w:qFormat/>
     <w:rsid w:val="0089594F"/>
@@ -4866,14 +5857,14 @@
       <w:spacing w:after="0" w:line="240" w:lineRule="auto"/>
     </w:pPr>
   </w:style>
-  <w:style w:type="character" w:customStyle="1" w:styleId="NoSpacingChar">
-    <w:name w:val="No Spacing Char"/>
-    <w:basedOn w:val="DefaultParagraphFont"/>
-    <w:link w:val="NoSpacing"/>
+  <w:style w:type="character" w:customStyle="1" w:styleId="SemEspaamentoChar">
+    <w:name w:val="Sem Espaçamento Char"/>
+    <w:basedOn w:val="Fontepargpadro"/>
+    <w:link w:val="SemEspaamento"/>
     <w:uiPriority w:val="1"/>
     <w:rsid w:val="0089594F"/>
   </w:style>
-  <w:style w:type="paragraph" w:styleId="ListParagraph">
+  <w:style w:type="paragraph" w:styleId="PargrafodaLista">
     <w:name w:val="List Paragraph"/>
     <w:basedOn w:val="Normal"/>
     <w:uiPriority w:val="34"/>
@@ -4884,11 +5875,11 @@
       <w:contextualSpacing/>
     </w:pPr>
   </w:style>
-  <w:style w:type="paragraph" w:styleId="Quote">
+  <w:style w:type="paragraph" w:styleId="Citao">
     <w:name w:val="Quote"/>
     <w:basedOn w:val="Normal"/>
     <w:next w:val="Normal"/>
-    <w:link w:val="QuoteChar"/>
+    <w:link w:val="CitaoChar"/>
     <w:uiPriority w:val="29"/>
     <w:qFormat/>
     <w:rsid w:val="0089594F"/>
@@ -4902,10 +5893,10 @@
       <w:szCs w:val="24"/>
     </w:rPr>
   </w:style>
-  <w:style w:type="character" w:customStyle="1" w:styleId="QuoteChar">
-    <w:name w:val="Quote Char"/>
-    <w:basedOn w:val="DefaultParagraphFont"/>
-    <w:link w:val="Quote"/>
+  <w:style w:type="character" w:customStyle="1" w:styleId="CitaoChar">
+    <w:name w:val="Citação Char"/>
+    <w:basedOn w:val="Fontepargpadro"/>
+    <w:link w:val="Citao"/>
     <w:uiPriority w:val="29"/>
     <w:rsid w:val="0089594F"/>
     <w:rPr>
@@ -4914,11 +5905,11 @@
       <w:szCs w:val="24"/>
     </w:rPr>
   </w:style>
-  <w:style w:type="paragraph" w:styleId="IntenseQuote">
+  <w:style w:type="paragraph" w:styleId="CitaoIntensa">
     <w:name w:val="Intense Quote"/>
     <w:basedOn w:val="Normal"/>
     <w:next w:val="Normal"/>
-    <w:link w:val="IntenseQuoteChar"/>
+    <w:link w:val="CitaoIntensaChar"/>
     <w:uiPriority w:val="30"/>
     <w:qFormat/>
     <w:rsid w:val="0089594F"/>
@@ -4935,10 +5926,10 @@
       <w:szCs w:val="32"/>
     </w:rPr>
   </w:style>
-  <w:style w:type="character" w:customStyle="1" w:styleId="IntenseQuoteChar">
-    <w:name w:val="Intense Quote Char"/>
-    <w:basedOn w:val="DefaultParagraphFont"/>
-    <w:link w:val="IntenseQuote"/>
+  <w:style w:type="character" w:customStyle="1" w:styleId="CitaoIntensaChar">
+    <w:name w:val="Citação Intensa Char"/>
+    <w:basedOn w:val="Fontepargpadro"/>
+    <w:link w:val="CitaoIntensa"/>
     <w:uiPriority w:val="30"/>
     <w:rsid w:val="0089594F"/>
     <w:rPr>
@@ -4949,9 +5940,9 @@
       <w:szCs w:val="32"/>
     </w:rPr>
   </w:style>
-  <w:style w:type="character" w:styleId="SubtleEmphasis">
+  <w:style w:type="character" w:styleId="nfaseSutil">
     <w:name w:val="Subtle Emphasis"/>
-    <w:basedOn w:val="DefaultParagraphFont"/>
+    <w:basedOn w:val="Fontepargpadro"/>
     <w:uiPriority w:val="19"/>
     <w:qFormat/>
     <w:rsid w:val="0089594F"/>
@@ -4961,9 +5952,9 @@
       <w:color w:val="595959" w:themeColor="text1" w:themeTint="A6"/>
     </w:rPr>
   </w:style>
-  <w:style w:type="character" w:styleId="IntenseEmphasis">
+  <w:style w:type="character" w:styleId="nfaseIntensa">
     <w:name w:val="Intense Emphasis"/>
-    <w:basedOn w:val="DefaultParagraphFont"/>
+    <w:basedOn w:val="Fontepargpadro"/>
     <w:uiPriority w:val="21"/>
     <w:qFormat/>
     <w:rsid w:val="0089594F"/>
@@ -4974,9 +5965,9 @@
       <w:iCs/>
     </w:rPr>
   </w:style>
-  <w:style w:type="character" w:styleId="SubtleReference">
+  <w:style w:type="character" w:styleId="RefernciaSutil">
     <w:name w:val="Subtle Reference"/>
-    <w:basedOn w:val="DefaultParagraphFont"/>
+    <w:basedOn w:val="Fontepargpadro"/>
     <w:uiPriority w:val="31"/>
     <w:qFormat/>
     <w:rsid w:val="0089594F"/>
@@ -4987,9 +5978,9 @@
       <w:bdr w:val="none" w:sz="0" w:space="0" w:color="auto"/>
     </w:rPr>
   </w:style>
-  <w:style w:type="character" w:styleId="IntenseReference">
+  <w:style w:type="character" w:styleId="RefernciaIntensa">
     <w:name w:val="Intense Reference"/>
-    <w:basedOn w:val="DefaultParagraphFont"/>
+    <w:basedOn w:val="Fontepargpadro"/>
     <w:uiPriority w:val="32"/>
     <w:qFormat/>
     <w:rsid w:val="0089594F"/>
@@ -5001,9 +5992,9 @@
       <w:u w:val="single"/>
     </w:rPr>
   </w:style>
-  <w:style w:type="character" w:styleId="BookTitle">
+  <w:style w:type="character" w:styleId="TtulodoLivro">
     <w:name w:val="Book Title"/>
-    <w:basedOn w:val="DefaultParagraphFont"/>
+    <w:basedOn w:val="Fontepargpadro"/>
     <w:uiPriority w:val="33"/>
     <w:qFormat/>
     <w:rsid w:val="0089594F"/>
@@ -5014,9 +6005,9 @@
       <w:spacing w:val="10"/>
     </w:rPr>
   </w:style>
-  <w:style w:type="paragraph" w:styleId="TOCHeading">
+  <w:style w:type="paragraph" w:styleId="CabealhodoSumrio">
     <w:name w:val="TOC Heading"/>
-    <w:basedOn w:val="Heading1"/>
+    <w:basedOn w:val="Ttulo1"/>
     <w:next w:val="Normal"/>
     <w:uiPriority w:val="39"/>
     <w:semiHidden/>
@@ -5029,7 +6020,7 @@
   </w:style>
   <w:style w:type="character" w:styleId="Hyperlink">
     <w:name w:val="Hyperlink"/>
-    <w:basedOn w:val="DefaultParagraphFont"/>
+    <w:basedOn w:val="Fontepargpadro"/>
     <w:uiPriority w:val="99"/>
     <w:unhideWhenUsed/>
     <w:rsid w:val="0095727D"/>
@@ -5038,9 +6029,9 @@
       <w:u w:val="single"/>
     </w:rPr>
   </w:style>
-  <w:style w:type="character" w:styleId="UnresolvedMention">
+  <w:style w:type="character" w:styleId="MenoPendente">
     <w:name w:val="Unresolved Mention"/>
-    <w:basedOn w:val="DefaultParagraphFont"/>
+    <w:basedOn w:val="Fontepargpadro"/>
     <w:uiPriority w:val="99"/>
     <w:semiHidden/>
     <w:unhideWhenUsed/>
@@ -5050,10 +6041,10 @@
       <w:shd w:val="clear" w:color="auto" w:fill="E1DFDD"/>
     </w:rPr>
   </w:style>
-  <w:style w:type="paragraph" w:styleId="Header">
+  <w:style w:type="paragraph" w:styleId="Cabealho">
     <w:name w:val="header"/>
     <w:basedOn w:val="Normal"/>
-    <w:link w:val="HeaderChar"/>
+    <w:link w:val="CabealhoChar"/>
     <w:uiPriority w:val="99"/>
     <w:unhideWhenUsed/>
     <w:rsid w:val="00F81AD3"/>
@@ -5065,17 +6056,17 @@
       <w:spacing w:after="0" w:line="240" w:lineRule="auto"/>
     </w:pPr>
   </w:style>
-  <w:style w:type="character" w:customStyle="1" w:styleId="HeaderChar">
-    <w:name w:val="Header Char"/>
-    <w:basedOn w:val="DefaultParagraphFont"/>
-    <w:link w:val="Header"/>
+  <w:style w:type="character" w:customStyle="1" w:styleId="CabealhoChar">
+    <w:name w:val="Cabeçalho Char"/>
+    <w:basedOn w:val="Fontepargpadro"/>
+    <w:link w:val="Cabealho"/>
     <w:uiPriority w:val="99"/>
     <w:rsid w:val="00F81AD3"/>
   </w:style>
-  <w:style w:type="paragraph" w:styleId="Footer">
+  <w:style w:type="paragraph" w:styleId="Rodap">
     <w:name w:val="footer"/>
     <w:basedOn w:val="Normal"/>
-    <w:link w:val="FooterChar"/>
+    <w:link w:val="RodapChar"/>
     <w:uiPriority w:val="99"/>
     <w:unhideWhenUsed/>
     <w:rsid w:val="00F81AD3"/>
@@ -5087,10 +6078,10 @@
       <w:spacing w:after="0" w:line="240" w:lineRule="auto"/>
     </w:pPr>
   </w:style>
-  <w:style w:type="character" w:customStyle="1" w:styleId="FooterChar">
-    <w:name w:val="Footer Char"/>
-    <w:basedOn w:val="DefaultParagraphFont"/>
-    <w:link w:val="Footer"/>
+  <w:style w:type="character" w:customStyle="1" w:styleId="RodapChar">
+    <w:name w:val="Rodapé Char"/>
+    <w:basedOn w:val="Fontepargpadro"/>
+    <w:link w:val="Rodap"/>
     <w:uiPriority w:val="99"/>
     <w:rsid w:val="00F81AD3"/>
   </w:style>
@@ -5406,7 +6397,12 @@
 </file>
 
 <file path=customXml/item1.xml><?xml version="1.0" encoding="utf-8"?>
-<b:Sources xmlns:b="http://schemas.openxmlformats.org/officeDocument/2006/bibliography" xmlns="http://schemas.openxmlformats.org/officeDocument/2006/bibliography" SelectedStyle="\APASixthEditionOfficeOnline.xsl" StyleName="APA" Version="6"/>
+<?mso-contentType ?>
+<FormTemplates xmlns="http://schemas.microsoft.com/sharepoint/v3/contenttype/forms">
+  <Display>DocumentLibraryForm</Display>
+  <Edit>DocumentLibraryForm</Edit>
+  <New>DocumentLibraryForm</New>
+</FormTemplates>
 </file>
 
 <file path=customXml/item2.xml><?xml version="1.0" encoding="utf-8"?>
@@ -5680,12 +6676,7 @@
 </file>
 
 <file path=customXml/item3.xml><?xml version="1.0" encoding="utf-8"?>
-<?mso-contentType ?>
-<FormTemplates xmlns="http://schemas.microsoft.com/sharepoint/v3/contenttype/forms">
-  <Display>DocumentLibraryForm</Display>
-  <Edit>DocumentLibraryForm</Edit>
-  <New>DocumentLibraryForm</New>
-</FormTemplates>
+<b:Sources xmlns:b="http://schemas.openxmlformats.org/officeDocument/2006/bibliography" xmlns="http://schemas.openxmlformats.org/officeDocument/2006/bibliography" SelectedStyle="\APASixthEditionOfficeOnline.xsl" StyleName="APA" Version="6"/>
 </file>
 
 <file path=customXml/item4.xml><?xml version="1.0" encoding="utf-8"?>
@@ -5699,9 +6690,9 @@
 </file>
 
 <file path=customXml/itemProps1.xml><?xml version="1.0" encoding="utf-8"?>
-<ds:datastoreItem xmlns:ds="http://schemas.openxmlformats.org/officeDocument/2006/customXml" ds:itemID="{554BB03C-65C3-4259-9DA2-FF8F232B38FD}">
+<ds:datastoreItem xmlns:ds="http://schemas.openxmlformats.org/officeDocument/2006/customXml" ds:itemID="{91211594-2E9A-45CC-BBAA-7F64FE83DF07}">
   <ds:schemaRefs>
-    <ds:schemaRef ds:uri="http://schemas.openxmlformats.org/officeDocument/2006/bibliography"/>
+    <ds:schemaRef ds:uri="http://schemas.microsoft.com/sharepoint/v3/contenttype/forms"/>
   </ds:schemaRefs>
 </ds:datastoreItem>
 </file>
@@ -5727,9 +6718,9 @@
 </file>
 
 <file path=customXml/itemProps3.xml><?xml version="1.0" encoding="utf-8"?>
-<ds:datastoreItem xmlns:ds="http://schemas.openxmlformats.org/officeDocument/2006/customXml" ds:itemID="{91211594-2E9A-45CC-BBAA-7F64FE83DF07}">
+<ds:datastoreItem xmlns:ds="http://schemas.openxmlformats.org/officeDocument/2006/customXml" ds:itemID="{554BB03C-65C3-4259-9DA2-FF8F232B38FD}">
   <ds:schemaRefs>
-    <ds:schemaRef ds:uri="http://schemas.microsoft.com/sharepoint/v3/contenttype/forms"/>
+    <ds:schemaRef ds:uri="http://schemas.openxmlformats.org/officeDocument/2006/bibliography"/>
   </ds:schemaRefs>
 </ds:datastoreItem>
 </file>
